--- a/pdf2word/San_Pham/de-khao-sat-toan-12-nam-2026-2027-truong-thpt-bao-thang-3-lao-cai_HDG_0103.docx
+++ b/pdf2word/San_Pham/de-khao-sat-toan-12-nam-2026-2027-truong-thpt-bao-thang-3-lao-cai_HDG_0103.docx
@@ -24,7 +24,7 @@
       <w:tr>
         <w:tc>
           <w:tcPr>
-            <w:tcW w:type="dxa" w:w="5556"/>
+            <w:tcW w:type="dxa" w:w="4819"/>
             <w:vAlign w:val="center"/>
           </w:tcPr>
           <w:p>
@@ -57,7 +57,7 @@
         </w:tc>
         <w:tc>
           <w:tcPr>
-            <w:tcW w:type="dxa" w:w="4365"/>
+            <w:tcW w:type="dxa" w:w="5102"/>
             <w:gridSpan w:val="2"/>
             <w:vAlign w:val="center"/>
           </w:tcPr>
@@ -75,32 +75,30 @@
                 <w:rFonts w:ascii="Times New Roman" w:hAnsi="Times New Roman" w:cs="Times New Roman"/>
                 <w:rFonts w:ascii="Times New Roman" w:hAnsi="Times New Roman" w:cs="Times New Roman"/>
               </w:rPr>
+              <w:t>HƯỚNG DẪN GIẢI CHI TIẾT</w:t>
+              <w:br/>
+            </w:r>
+            <w:r>
+              <w:rPr>
+                <w:rFonts w:ascii="Times New Roman" w:hAnsi="Times New Roman"/>
+                <w:b/>
+                <w:color w:val="000000"/>
+                <w:sz w:val="24"/>
+                <w:rFonts w:ascii="Times New Roman" w:hAnsi="Times New Roman" w:cs="Times New Roman"/>
+                <w:rFonts w:ascii="Times New Roman" w:hAnsi="Times New Roman" w:cs="Times New Roman"/>
+              </w:rPr>
               <w:t>ĐỀ KHẢO SÁT CHẤT LƯỢNG TOÁN 12</w:t>
               <w:br/>
             </w:r>
             <w:r>
               <w:rPr>
                 <w:rFonts w:ascii="Times New Roman" w:hAnsi="Times New Roman"/>
-                <w:b/>
-                <w:color w:val="002060"/>
+                <w:i/>
                 <w:sz w:val="24"/>
                 <w:rFonts w:ascii="Times New Roman" w:hAnsi="Times New Roman" w:cs="Times New Roman"/>
                 <w:rFonts w:ascii="Times New Roman" w:hAnsi="Times New Roman" w:cs="Times New Roman"/>
               </w:rPr>
-              <w:t>Nguồn: THPT Số 3 Bảo Thắng (2026 - 2027)</w:t>
-              <w:br/>
-            </w:r>
-            <w:r>
-              <w:rPr>
-                <w:rFonts w:ascii="Times New Roman" w:hAnsi="Times New Roman"/>
-                <w:b/>
-                <w:i/>
-                <w:color w:val="C00000"/>
-                <w:sz w:val="24"/>
-                <w:rFonts w:ascii="Times New Roman" w:hAnsi="Times New Roman" w:cs="Times New Roman"/>
-                <w:rFonts w:ascii="Times New Roman" w:hAnsi="Times New Roman" w:cs="Times New Roman"/>
-              </w:rPr>
-              <w:t>HƯỚNG DẪN GIẢI CHI TIẾT</w:t>
+              <w:t>THPT Số 3 Bảo Thắng (Năm học 2026 - 2027)</w:t>
             </w:r>
           </w:p>
         </w:tc>
@@ -108,7 +106,8 @@
       <w:tr>
         <w:tc>
           <w:tcPr>
-            <w:tcW w:type="dxa" w:w="5783"/>
+            <w:tcW w:type="dxa" w:w="7937"/>
+            <w:gridSpan w:val="2"/>
             <w:vAlign w:val="center"/>
           </w:tcPr>
           <w:p>
@@ -118,8 +117,9 @@
             <w:r>
               <w:rPr>
                 <w:rFonts w:ascii="Times New Roman" w:hAnsi="Times New Roman"/>
-                <w:i/>
+                <w:b/>
                 <w:sz w:val="24"/>
+                <w:rFonts w:ascii="Times New Roman" w:hAnsi="Times New Roman" w:cs="Times New Roman"/>
                 <w:rFonts w:ascii="Times New Roman" w:hAnsi="Times New Roman" w:cs="Times New Roman"/>
               </w:rPr>
               <w:t>TÀI LIỆU DÀNH CHO GIÁO VIÊN / HỌC SINH THAM KHẢO</w:t>
@@ -128,18 +128,7 @@
         </w:tc>
         <w:tc>
           <w:tcPr>
-            <w:tcW w:type="dxa" w:w="2438"/>
-            <w:vAlign w:val="center"/>
-          </w:tcPr>
-          <w:p>
-            <w:pPr>
-              <w:spacing w:before="60" w:after="60"/>
-            </w:pPr>
-          </w:p>
-        </w:tc>
-        <w:tc>
-          <w:tcPr>
-            <w:tcW w:type="dxa" w:w="1701"/>
+            <w:tcW w:type="dxa" w:w="1984"/>
             <w:vAlign w:val="center"/>
           </w:tcPr>
           <w:p>
@@ -154,7 +143,7 @@
                 <w:sz w:val="24"/>
                 <w:rFonts w:ascii="Times New Roman" w:hAnsi="Times New Roman" w:cs="Times New Roman"/>
               </w:rPr>
-              <w:t>Mã đề 0103</w:t>
+              <w:t>Mã đề: 0103</w:t>
             </w:r>
           </w:p>
         </w:tc>
@@ -559,7 +548,7 @@
                 <w:sz w:val="24"/>
                 <w:rFonts w:ascii="Times New Roman" w:hAnsi="Times New Roman" w:cs="Times New Roman"/>
               </w:rPr>
-              <w:t xml:space="preserve">Đồ thị đi xuống từ trái sang phải trên khoảng</w:t>
+              <w:t xml:space="preserve">Dựa vào đồ thị hàm số, trên khoảng</w:t>
             </w:r>
             <w:r>
               <w:rPr>
@@ -615,7 +604,111 @@
                 <w:sz w:val="24"/>
                 <w:rFonts w:ascii="Times New Roman" w:hAnsi="Times New Roman" w:cs="Times New Roman"/>
               </w:rPr>
-              <w:t xml:space="preserve">nên hàm số nghịch biến trên</w:t>
+              <w:t xml:space="preserve">nét đồ thị đi xuống từ cực đại</w:t>
+            </w:r>
+            <w:r>
+              <w:rPr>
+                <w:rFonts w:ascii="Times New Roman" w:hAnsi="Times New Roman"/>
+                <w:sz w:val="24"/>
+                <w:rFonts w:ascii="Times New Roman" w:hAnsi="Times New Roman" w:cs="Times New Roman"/>
+              </w:rPr>
+              <w:t xml:space="preserve"> </w:t>
+            </w:r>
+            <m:oMath>
+              <m:r>
+                <m:rPr>
+                  <m:sty m:val="p"/>
+                </m:rPr>
+                <m:t>(</m:t>
+              </m:r>
+              <m:r>
+                <m:rPr>
+                  <m:sty m:val="p"/>
+                </m:rPr>
+                <m:t>−</m:t>
+              </m:r>
+              <m:r>
+                <m:t>1</m:t>
+              </m:r>
+              <m:r>
+                <m:rPr>
+                  <m:sty m:val="p"/>
+                </m:rPr>
+                <m:t>;</m:t>
+              </m:r>
+              <m:r>
+                <m:t>2</m:t>
+              </m:r>
+              <m:r>
+                <m:rPr>
+                  <m:sty m:val="p"/>
+                </m:rPr>
+                <m:t>)</m:t>
+              </m:r>
+            </m:oMath>
+            <w:r>
+              <w:rPr>
+                <w:rFonts w:ascii="Times New Roman" w:hAnsi="Times New Roman"/>
+                <w:sz w:val="24"/>
+                <w:rFonts w:ascii="Times New Roman" w:hAnsi="Times New Roman" w:cs="Times New Roman"/>
+              </w:rPr>
+              <w:t xml:space="preserve"> </w:t>
+            </w:r>
+            <w:r>
+              <w:rPr>
+                <w:rFonts w:ascii="Times New Roman" w:hAnsi="Times New Roman"/>
+                <w:sz w:val="24"/>
+                <w:rFonts w:ascii="Times New Roman" w:hAnsi="Times New Roman" w:cs="Times New Roman"/>
+              </w:rPr>
+              <w:t xml:space="preserve">đến cực tiểu</w:t>
+            </w:r>
+            <w:r>
+              <w:rPr>
+                <w:rFonts w:ascii="Times New Roman" w:hAnsi="Times New Roman"/>
+                <w:sz w:val="24"/>
+                <w:rFonts w:ascii="Times New Roman" w:hAnsi="Times New Roman" w:cs="Times New Roman"/>
+              </w:rPr>
+              <w:t xml:space="preserve"> </w:t>
+            </w:r>
+            <m:oMath>
+              <m:r>
+                <m:rPr>
+                  <m:sty m:val="p"/>
+                </m:rPr>
+                <m:t>(</m:t>
+              </m:r>
+              <m:r>
+                <m:t>1</m:t>
+              </m:r>
+              <m:r>
+                <m:rPr>
+                  <m:sty m:val="p"/>
+                </m:rPr>
+                <m:t>;</m:t>
+              </m:r>
+              <m:r>
+                <m:rPr>
+                  <m:sty m:val="p"/>
+                </m:rPr>
+                <m:t>−</m:t>
+              </m:r>
+              <m:r>
+                <m:t>2</m:t>
+              </m:r>
+              <m:r>
+                <m:rPr>
+                  <m:sty m:val="p"/>
+                </m:rPr>
+                <m:t>)</m:t>
+              </m:r>
+            </m:oMath>
+            <w:r>
+              <w:rPr>
+                <w:rFonts w:ascii="Times New Roman" w:hAnsi="Times New Roman"/>
+                <w:sz w:val="24"/>
+                <w:rFonts w:ascii="Times New Roman" w:hAnsi="Times New Roman" w:cs="Times New Roman"/>
+              </w:rPr>
+              <w:t xml:space="preserve">, do đó hàm số nghịch biến trên khoảng</w:t>
             </w:r>
             <w:r>
               <w:rPr>
@@ -707,7 +800,7 @@
               </w:rPr>
               <w:drawing>
                 <wp:inline>
-                  <wp:extent cx="1800000" cy="678032"/>
+                  <wp:extent cx="1728000" cy="1578424"/>
                   <wp:docPr id="1" name="Picture 1"/>
                   <wp:cNvGraphicFramePr>
                     <a:graphicFrameLocks noChangeAspect="1"/>
@@ -728,7 +821,7 @@
                         <pic:spPr>
                           <a:xfrm>
                             <a:off x="0" y="0"/>
-                            <a:ext cx="1800000" cy="678032"/>
+                            <a:ext cx="1728000" cy="1578424"/>
                           </a:xfrm>
                           <a:prstGeom prst="rect"/>
                         </pic:spPr>
@@ -825,7 +918,7 @@
           <w:sz w:val="24"/>
           <w:rFonts w:ascii="Times New Roman" w:hAnsi="Times New Roman" w:cs="Times New Roman"/>
         </w:rPr>
-        <w:t xml:space="preserve">có bảng biến thiên như dưới đây.</w:t>
+        <w:t xml:space="preserve">có bảng biến thiên như dưới đây:</w:t>
       </w:r>
     </w:p>
     <w:p>
@@ -849,7 +942,7 @@
         </w:rPr>
         <w:drawing>
           <wp:inline>
-            <wp:extent cx="3420000" cy="818182"/>
+            <wp:extent cx="3420000" cy="948516"/>
             <wp:docPr id="4" name="Picture 4"/>
             <wp:cNvGraphicFramePr>
               <a:graphicFrameLocks noChangeAspect="1"/>
@@ -870,7 +963,7 @@
                   <pic:spPr>
                     <a:xfrm>
                       <a:off x="0" y="0"/>
-                      <a:ext cx="3420000" cy="818182"/>
+                      <a:ext cx="3420000" cy="948516"/>
                     </a:xfrm>
                     <a:prstGeom prst="rect"/>
                   </pic:spPr>
@@ -1030,7 +1123,7 @@
           <w:sz w:val="24"/>
           <w:rFonts w:ascii="Times New Roman" w:hAnsi="Times New Roman" w:cs="Times New Roman"/>
         </w:rPr>
-        <w:t xml:space="preserve">Theo bảng biến thiên, hàm số đạt cực tiểu tại</w:t>
+        <w:t xml:space="preserve">Từ bảng biến thiên, khi qua</w:t>
       </w:r>
       <w:r>
         <w:rPr>
@@ -1066,28 +1159,133 @@
           <w:sz w:val="24"/>
           <w:rFonts w:ascii="Times New Roman" w:hAnsi="Times New Roman" w:cs="Times New Roman"/>
         </w:rPr>
-        <w:t xml:space="preserve"> </w:t>
-      </w:r>
-      <w:r>
-        <w:rPr>
-          <w:rFonts w:ascii="Times New Roman" w:hAnsi="Times New Roman"/>
-          <w:sz w:val="24"/>
-          <w:rFonts w:ascii="Times New Roman" w:hAnsi="Times New Roman" w:cs="Times New Roman"/>
-        </w:rPr>
-        <w:t xml:space="preserve">với giá trị cực tiểu là</w:t>
-      </w:r>
-      <w:r>
-        <w:rPr>
-          <w:rFonts w:ascii="Times New Roman" w:hAnsi="Times New Roman"/>
-          <w:sz w:val="24"/>
-          <w:rFonts w:ascii="Times New Roman" w:hAnsi="Times New Roman" w:cs="Times New Roman"/>
-        </w:rPr>
-        <w:t xml:space="preserve"> </w:t>
-      </w:r>
-      <m:oMath>
-        <m:r>
-          <m:t>y</m:t>
-        </m:r>
+        <w:t xml:space="preserve">, đạo hàm</w:t>
+      </w:r>
+      <w:r>
+        <w:rPr>
+          <w:rFonts w:ascii="Times New Roman" w:hAnsi="Times New Roman"/>
+          <w:sz w:val="24"/>
+          <w:rFonts w:ascii="Times New Roman" w:hAnsi="Times New Roman" w:cs="Times New Roman"/>
+        </w:rPr>
+        <w:t xml:space="preserve"> </w:t>
+      </w:r>
+      <m:oMath>
+        <m:sSup>
+          <m:e>
+            <m:r>
+              <m:t>f</m:t>
+            </m:r>
+          </m:e>
+          <m:sup>
+            <m:r>
+              <m:rPr>
+                <m:sty m:val="p"/>
+              </m:rPr>
+              <m:t>′</m:t>
+            </m:r>
+          </m:sup>
+        </m:sSup>
+        <m:r>
+          <m:rPr>
+            <m:sty m:val="p"/>
+          </m:rPr>
+          <m:t>(</m:t>
+        </m:r>
+        <m:r>
+          <m:t>x</m:t>
+        </m:r>
+        <m:r>
+          <m:rPr>
+            <m:sty m:val="p"/>
+          </m:rPr>
+          <m:t>)</m:t>
+        </m:r>
+      </m:oMath>
+      <w:r>
+        <w:rPr>
+          <w:rFonts w:ascii="Times New Roman" w:hAnsi="Times New Roman"/>
+          <w:sz w:val="24"/>
+          <w:rFonts w:ascii="Times New Roman" w:hAnsi="Times New Roman" w:cs="Times New Roman"/>
+        </w:rPr>
+        <w:t xml:space="preserve"> </w:t>
+      </w:r>
+      <w:r>
+        <w:rPr>
+          <w:rFonts w:ascii="Times New Roman" w:hAnsi="Times New Roman"/>
+          <w:sz w:val="24"/>
+          <w:rFonts w:ascii="Times New Roman" w:hAnsi="Times New Roman" w:cs="Times New Roman"/>
+        </w:rPr>
+        <w:t xml:space="preserve">đổi dấu từ âm sang dương nên hàm số đạt cực tiểu tại</w:t>
+      </w:r>
+      <w:r>
+        <w:rPr>
+          <w:rFonts w:ascii="Times New Roman" w:hAnsi="Times New Roman"/>
+          <w:sz w:val="24"/>
+          <w:rFonts w:ascii="Times New Roman" w:hAnsi="Times New Roman" w:cs="Times New Roman"/>
+        </w:rPr>
+        <w:t xml:space="preserve"> </w:t>
+      </w:r>
+      <m:oMath>
+        <m:r>
+          <m:t>x</m:t>
+        </m:r>
+        <m:r>
+          <m:rPr>
+            <m:sty m:val="p"/>
+          </m:rPr>
+          <m:t>=</m:t>
+        </m:r>
+        <m:r>
+          <m:rPr>
+            <m:sty m:val="p"/>
+          </m:rPr>
+          <m:t>−</m:t>
+        </m:r>
+        <m:r>
+          <m:t>1</m:t>
+        </m:r>
+      </m:oMath>
+      <w:r>
+        <w:rPr>
+          <w:rFonts w:ascii="Times New Roman" w:hAnsi="Times New Roman"/>
+          <w:sz w:val="24"/>
+          <w:rFonts w:ascii="Times New Roman" w:hAnsi="Times New Roman" w:cs="Times New Roman"/>
+        </w:rPr>
+        <w:t xml:space="preserve"> </w:t>
+      </w:r>
+      <w:r>
+        <w:rPr>
+          <w:rFonts w:ascii="Times New Roman" w:hAnsi="Times New Roman"/>
+          <w:sz w:val="24"/>
+          <w:rFonts w:ascii="Times New Roman" w:hAnsi="Times New Roman" w:cs="Times New Roman"/>
+        </w:rPr>
+        <w:t xml:space="preserve">và giá trị cực tiểu của hàm số là</w:t>
+      </w:r>
+      <w:r>
+        <w:rPr>
+          <w:rFonts w:ascii="Times New Roman" w:hAnsi="Times New Roman"/>
+          <w:sz w:val="24"/>
+          <w:rFonts w:ascii="Times New Roman" w:hAnsi="Times New Roman" w:cs="Times New Roman"/>
+        </w:rPr>
+        <w:t xml:space="preserve"> </w:t>
+      </w:r>
+      <m:oMath>
+        <m:sSub>
+          <m:e>
+            <m:r>
+              <m:t>y</m:t>
+            </m:r>
+          </m:e>
+          <m:sub>
+            <m:r>
+              <m:rPr>
+                <m:nor/>
+                <m:sty m:val="p"/>
+              </m:rPr>
+              <m:t>CT</m:t>
+            </m:r>
+          </m:sub>
+        </m:sSub>
         <m:r>
           <m:rPr>
             <m:sty m:val="p"/>
@@ -1536,7 +1734,7 @@
           <w:sz w:val="24"/>
           <w:rFonts w:ascii="Times New Roman" w:hAnsi="Times New Roman" w:cs="Times New Roman"/>
         </w:rPr>
-        <w:t xml:space="preserve">Tiệm cận đứng</w:t>
+        <w:t xml:space="preserve">Đồ thị hàm số phân thức bậc nhất trên bậc nhất có tiệm cận đứng</w:t>
       </w:r>
       <w:r>
         <w:rPr>
@@ -1584,7 +1782,15 @@
           <w:sz w:val="24"/>
           <w:rFonts w:ascii="Times New Roman" w:hAnsi="Times New Roman" w:cs="Times New Roman"/>
         </w:rPr>
-        <w:t xml:space="preserve">, tiệm cận ngang</w:t>
+        <w:t xml:space="preserve"> </w:t>
+      </w:r>
+      <w:r>
+        <w:rPr>
+          <w:rFonts w:ascii="Times New Roman" w:hAnsi="Times New Roman"/>
+          <w:sz w:val="24"/>
+          <w:rFonts w:ascii="Times New Roman" w:hAnsi="Times New Roman" w:cs="Times New Roman"/>
+        </w:rPr>
+        <w:t xml:space="preserve">và tiệm cận ngang</w:t>
       </w:r>
       <w:r>
         <w:rPr>
@@ -1626,7 +1832,7 @@
           <w:sz w:val="24"/>
           <w:rFonts w:ascii="Times New Roman" w:hAnsi="Times New Roman" w:cs="Times New Roman"/>
         </w:rPr>
-        <w:t xml:space="preserve">. Giao điểm là</w:t>
+        <w:t xml:space="preserve">. Tâm đối xứng của đồ thị là giao điểm hai tiệm cận:</w:t>
       </w:r>
       <w:r>
         <w:rPr>
@@ -1959,7 +2165,7 @@
           <w:sz w:val="24"/>
           <w:rFonts w:ascii="Times New Roman" w:hAnsi="Times New Roman" w:cs="Times New Roman"/>
         </w:rPr>
-        <w:t xml:space="preserve">Đạo hàm</w:t>
+        <w:t xml:space="preserve">Ta có</w:t>
       </w:r>
       <w:r>
         <w:rPr>
@@ -1997,46 +2203,13 @@
           </m:fPr>
           <m:num>
             <m:r>
-              <m:t>2</m:t>
-            </m:r>
-            <m:r>
-              <m:rPr>
-                <m:sty m:val="p"/>
-              </m:rPr>
-              <m:t>(</m:t>
-            </m:r>
-            <m:r>
-              <m:t>1</m:t>
-            </m:r>
-            <m:r>
-              <m:rPr>
-                <m:sty m:val="p"/>
-              </m:rPr>
-              <m:t>)</m:t>
-            </m:r>
-            <m:r>
               <m:rPr>
                 <m:sty m:val="p"/>
               </m:rPr>
               <m:t>−</m:t>
             </m:r>
             <m:r>
-              <m:t>5</m:t>
-            </m:r>
-            <m:r>
-              <m:rPr>
-                <m:sty m:val="p"/>
-              </m:rPr>
-              <m:t>(</m:t>
-            </m:r>
-            <m:r>
-              <m:t>1</m:t>
-            </m:r>
-            <m:r>
-              <m:rPr>
-                <m:sty m:val="p"/>
-              </m:rPr>
-              <m:t>)</m:t>
+              <m:t>3</m:t>
             </m:r>
           </m:num>
           <m:den>
@@ -2079,63 +2252,6 @@
           <m:rPr>
             <m:sty m:val="p"/>
           </m:rPr>
-          <m:t>=</m:t>
-        </m:r>
-        <m:f>
-          <m:fPr>
-            <m:type m:val="bar"/>
-          </m:fPr>
-          <m:num>
-            <m:r>
-              <m:rPr>
-                <m:sty m:val="p"/>
-              </m:rPr>
-              <m:t>−</m:t>
-            </m:r>
-            <m:r>
-              <m:t>3</m:t>
-            </m:r>
-          </m:num>
-          <m:den>
-            <m:r>
-              <m:rPr>
-                <m:sty m:val="p"/>
-              </m:rPr>
-              <m:t>(</m:t>
-            </m:r>
-            <m:r>
-              <m:t>x</m:t>
-            </m:r>
-            <m:r>
-              <m:rPr>
-                <m:sty m:val="p"/>
-              </m:rPr>
-              <m:t>+</m:t>
-            </m:r>
-            <m:r>
-              <m:t>1</m:t>
-            </m:r>
-            <m:sSup>
-              <m:e>
-                <m:r>
-                  <m:rPr>
-                    <m:sty m:val="p"/>
-                  </m:rPr>
-                  <m:t>)</m:t>
-                </m:r>
-              </m:e>
-              <m:sup>
-                <m:r>
-                  <m:t>2</m:t>
-                </m:r>
-              </m:sup>
-            </m:sSup>
-          </m:den>
-        </m:f>
-        <m:r>
-          <m:rPr>
-            <m:sty m:val="p"/>
-          </m:rPr>
           <m:t>&lt;</m:t>
         </m:r>
         <m:r>
@@ -2145,24 +2261,165 @@
           <m:rPr>
             <m:sty m:val="p"/>
           </m:rPr>
-          <m:t>⟹</m:t>
-        </m:r>
-      </m:oMath>
-      <w:r>
-        <w:rPr>
-          <w:rFonts w:ascii="Times New Roman" w:hAnsi="Times New Roman"/>
-          <w:sz w:val="24"/>
-          <w:rFonts w:ascii="Times New Roman" w:hAnsi="Times New Roman" w:cs="Times New Roman"/>
-        </w:rPr>
-        <w:t xml:space="preserve"> </w:t>
-      </w:r>
-      <w:r>
-        <w:rPr>
-          <w:rFonts w:ascii="Times New Roman" w:hAnsi="Times New Roman"/>
-          <w:sz w:val="24"/>
-          <w:rFonts w:ascii="Times New Roman" w:hAnsi="Times New Roman" w:cs="Times New Roman"/>
-        </w:rPr>
-        <w:t xml:space="preserve">hàm số nghịch biến trên từng khoảng xác định.</w:t>
+          <m:t>,</m:t>
+        </m:r>
+        <m:r>
+          <m:t> </m:t>
+        </m:r>
+        <m:r>
+          <m:rPr>
+            <m:sty m:val="p"/>
+          </m:rPr>
+          <m:t>∀</m:t>
+        </m:r>
+        <m:r>
+          <m:t>x</m:t>
+        </m:r>
+        <m:r>
+          <m:rPr>
+            <m:sty m:val="p"/>
+          </m:rPr>
+          <m:t>≠</m:t>
+        </m:r>
+        <m:r>
+          <m:rPr>
+            <m:sty m:val="p"/>
+          </m:rPr>
+          <m:t>−</m:t>
+        </m:r>
+        <m:r>
+          <m:t>1</m:t>
+        </m:r>
+      </m:oMath>
+      <w:r>
+        <w:rPr>
+          <w:rFonts w:ascii="Times New Roman" w:hAnsi="Times New Roman"/>
+          <w:sz w:val="24"/>
+          <w:rFonts w:ascii="Times New Roman" w:hAnsi="Times New Roman" w:cs="Times New Roman"/>
+        </w:rPr>
+        <w:t xml:space="preserve">. Do đó hàm số nghịch biến trên từng khoảng xác định</w:t>
+      </w:r>
+      <w:r>
+        <w:rPr>
+          <w:rFonts w:ascii="Times New Roman" w:hAnsi="Times New Roman"/>
+          <w:sz w:val="24"/>
+          <w:rFonts w:ascii="Times New Roman" w:hAnsi="Times New Roman" w:cs="Times New Roman"/>
+        </w:rPr>
+        <w:t xml:space="preserve"> </w:t>
+      </w:r>
+      <m:oMath>
+        <m:r>
+          <m:rPr>
+            <m:sty m:val="p"/>
+          </m:rPr>
+          <m:t>(</m:t>
+        </m:r>
+        <m:r>
+          <m:rPr>
+            <m:sty m:val="p"/>
+          </m:rPr>
+          <m:t>−</m:t>
+        </m:r>
+        <m:r>
+          <m:rPr>
+            <m:sty m:val="p"/>
+          </m:rPr>
+          <m:t>∞</m:t>
+        </m:r>
+        <m:r>
+          <m:rPr>
+            <m:sty m:val="p"/>
+          </m:rPr>
+          <m:t>;</m:t>
+        </m:r>
+        <m:r>
+          <m:rPr>
+            <m:sty m:val="p"/>
+          </m:rPr>
+          <m:t>−</m:t>
+        </m:r>
+        <m:r>
+          <m:t>1</m:t>
+        </m:r>
+        <m:r>
+          <m:rPr>
+            <m:sty m:val="p"/>
+          </m:rPr>
+          <m:t>)</m:t>
+        </m:r>
+      </m:oMath>
+      <w:r>
+        <w:rPr>
+          <w:rFonts w:ascii="Times New Roman" w:hAnsi="Times New Roman"/>
+          <w:sz w:val="24"/>
+          <w:rFonts w:ascii="Times New Roman" w:hAnsi="Times New Roman" w:cs="Times New Roman"/>
+        </w:rPr>
+        <w:t xml:space="preserve"> </w:t>
+      </w:r>
+      <w:r>
+        <w:rPr>
+          <w:rFonts w:ascii="Times New Roman" w:hAnsi="Times New Roman"/>
+          <w:sz w:val="24"/>
+          <w:rFonts w:ascii="Times New Roman" w:hAnsi="Times New Roman" w:cs="Times New Roman"/>
+        </w:rPr>
+        <w:t xml:space="preserve">và</w:t>
+      </w:r>
+      <w:r>
+        <w:rPr>
+          <w:rFonts w:ascii="Times New Roman" w:hAnsi="Times New Roman"/>
+          <w:sz w:val="24"/>
+          <w:rFonts w:ascii="Times New Roman" w:hAnsi="Times New Roman" w:cs="Times New Roman"/>
+        </w:rPr>
+        <w:t xml:space="preserve"> </w:t>
+      </w:r>
+      <m:oMath>
+        <m:r>
+          <m:rPr>
+            <m:sty m:val="p"/>
+          </m:rPr>
+          <m:t>(</m:t>
+        </m:r>
+        <m:r>
+          <m:rPr>
+            <m:sty m:val="p"/>
+          </m:rPr>
+          <m:t>−</m:t>
+        </m:r>
+        <m:r>
+          <m:t>1</m:t>
+        </m:r>
+        <m:r>
+          <m:rPr>
+            <m:sty m:val="p"/>
+          </m:rPr>
+          <m:t>;</m:t>
+        </m:r>
+        <m:r>
+          <m:rPr>
+            <m:sty m:val="p"/>
+          </m:rPr>
+          <m:t>+</m:t>
+        </m:r>
+        <m:r>
+          <m:rPr>
+            <m:sty m:val="p"/>
+          </m:rPr>
+          <m:t>∞</m:t>
+        </m:r>
+        <m:r>
+          <m:rPr>
+            <m:sty m:val="p"/>
+          </m:rPr>
+          <m:t>)</m:t>
+        </m:r>
+      </m:oMath>
+      <w:r>
+        <w:rPr>
+          <w:rFonts w:ascii="Times New Roman" w:hAnsi="Times New Roman"/>
+          <w:sz w:val="24"/>
+          <w:rFonts w:ascii="Times New Roman" w:hAnsi="Times New Roman" w:cs="Times New Roman"/>
+        </w:rPr>
+        <w:t xml:space="preserve">.</w:t>
       </w:r>
     </w:p>
     <w:p>
@@ -2438,8 +2695,24 @@
         </w:rPr>
         <w:t xml:space="preserve"> </w:t>
       </w:r>
-      <m:oMath>
-        <m:sSub>
+      <w:r>
+        <w:rPr>
+          <w:rFonts w:ascii="Times New Roman" w:hAnsi="Times New Roman"/>
+          <w:sz w:val="24"/>
+          <w:rFonts w:ascii="Times New Roman" w:hAnsi="Times New Roman" w:cs="Times New Roman"/>
+        </w:rPr>
+        <w:t xml:space="preserve">Ta có</w:t>
+      </w:r>
+      <w:r>
+        <w:rPr>
+          <w:rFonts w:ascii="Times New Roman" w:hAnsi="Times New Roman"/>
+          <w:sz w:val="24"/>
+          <w:rFonts w:ascii="Times New Roman" w:hAnsi="Times New Roman" w:cs="Times New Roman"/>
+        </w:rPr>
+        <w:t xml:space="preserve"> </w:t>
+      </w:r>
+      <m:oMath>
+        <m:limLow>
           <m:e>
             <m:r>
               <m:rPr>
@@ -2448,7 +2721,7 @@
               <m:t>lim</m:t>
             </m:r>
           </m:e>
-          <m:sub>
+          <m:lim>
             <m:r>
               <m:t>x</m:t>
             </m:r>
@@ -2470,8 +2743,8 @@
               </m:rPr>
               <m:t>∞</m:t>
             </m:r>
-          </m:sub>
-        </m:sSub>
+          </m:lim>
+        </m:limLow>
         <m:r>
           <m:rPr>
             <m:sty m:val="p"/>
@@ -2502,7 +2775,7 @@
           </m:rPr>
           <m:t>=</m:t>
         </m:r>
-        <m:sSub>
+        <m:limLow>
           <m:e>
             <m:r>
               <m:rPr>
@@ -2511,7 +2784,7 @@
               <m:t>lim</m:t>
             </m:r>
           </m:e>
-          <m:sub>
+          <m:lim>
             <m:r>
               <m:t>x</m:t>
             </m:r>
@@ -2533,8 +2806,8 @@
               </m:rPr>
               <m:t>∞</m:t>
             </m:r>
-          </m:sub>
-        </m:sSub>
+          </m:lim>
+        </m:limLow>
         <m:f>
           <m:fPr>
             <m:type m:val="bar"/>
@@ -2559,28 +2832,14 @@
         <m:r>
           <m:t>0</m:t>
         </m:r>
-        <m:r>
-          <m:rPr>
-            <m:sty m:val="p"/>
-          </m:rPr>
-          <m:t>⟹</m:t>
-        </m:r>
-      </m:oMath>
-      <w:r>
-        <w:rPr>
-          <w:rFonts w:ascii="Times New Roman" w:hAnsi="Times New Roman"/>
-          <w:sz w:val="24"/>
-          <w:rFonts w:ascii="Times New Roman" w:hAnsi="Times New Roman" w:cs="Times New Roman"/>
-        </w:rPr>
-        <w:t xml:space="preserve"> </w:t>
-      </w:r>
-      <w:r>
-        <w:rPr>
-          <w:rFonts w:ascii="Times New Roman" w:hAnsi="Times New Roman"/>
-          <w:sz w:val="24"/>
-          <w:rFonts w:ascii="Times New Roman" w:hAnsi="Times New Roman" w:cs="Times New Roman"/>
-        </w:rPr>
-        <w:t xml:space="preserve">tiệm cận xiên là</w:t>
+      </m:oMath>
+      <w:r>
+        <w:rPr>
+          <w:rFonts w:ascii="Times New Roman" w:hAnsi="Times New Roman"/>
+          <w:sz w:val="24"/>
+          <w:rFonts w:ascii="Times New Roman" w:hAnsi="Times New Roman" w:cs="Times New Roman"/>
+        </w:rPr>
+        <w:t xml:space="preserve">, do đó đường thẳng</w:t>
       </w:r>
       <w:r>
         <w:rPr>
@@ -2610,7 +2869,15 @@
           <w:sz w:val="24"/>
           <w:rFonts w:ascii="Times New Roman" w:hAnsi="Times New Roman" w:cs="Times New Roman"/>
         </w:rPr>
-        <w:t xml:space="preserve">.</w:t>
+        <w:t xml:space="preserve"> </w:t>
+      </w:r>
+      <w:r>
+        <w:rPr>
+          <w:rFonts w:ascii="Times New Roman" w:hAnsi="Times New Roman"/>
+          <w:sz w:val="24"/>
+          <w:rFonts w:ascii="Times New Roman" w:hAnsi="Times New Roman" w:cs="Times New Roman"/>
+        </w:rPr>
+        <w:t xml:space="preserve">là đường tiệm cận xiên của đồ thị hàm số.</w:t>
       </w:r>
     </w:p>
     <w:p>
@@ -2970,7 +3237,7 @@
           <w:sz w:val="24"/>
           <w:rFonts w:ascii="Times New Roman" w:hAnsi="Times New Roman" w:cs="Times New Roman"/>
         </w:rPr>
-        <w:t xml:space="preserve">Tiệm cận đứng</w:t>
+        <w:t xml:space="preserve">Đồ thị hàm số có tiệm cận đứng</w:t>
       </w:r>
       <w:r>
         <w:rPr>
@@ -3006,7 +3273,15 @@
           <w:sz w:val="24"/>
           <w:rFonts w:ascii="Times New Roman" w:hAnsi="Times New Roman" w:cs="Times New Roman"/>
         </w:rPr>
-        <w:t xml:space="preserve">, tiệm cận xiên</w:t>
+        <w:t xml:space="preserve"> </w:t>
+      </w:r>
+      <w:r>
+        <w:rPr>
+          <w:rFonts w:ascii="Times New Roman" w:hAnsi="Times New Roman"/>
+          <w:sz w:val="24"/>
+          <w:rFonts w:ascii="Times New Roman" w:hAnsi="Times New Roman" w:cs="Times New Roman"/>
+        </w:rPr>
+        <w:t xml:space="preserve">và tiệm cận xiên</w:t>
       </w:r>
       <w:r>
         <w:rPr>
@@ -3045,7 +3320,7 @@
           <w:sz w:val="24"/>
           <w:rFonts w:ascii="Times New Roman" w:hAnsi="Times New Roman" w:cs="Times New Roman"/>
         </w:rPr>
-        <w:t xml:space="preserve">. Với</w:t>
+        <w:t xml:space="preserve">. Thay</w:t>
       </w:r>
       <w:r>
         <w:rPr>
@@ -3074,12 +3349,32 @@
         <m:r>
           <m:t>1</m:t>
         </m:r>
-        <m:r>
-          <m:rPr>
-            <m:sty m:val="p"/>
-          </m:rPr>
-          <m:t>⟹</m:t>
-        </m:r>
+      </m:oMath>
+      <w:r>
+        <w:rPr>
+          <w:rFonts w:ascii="Times New Roman" w:hAnsi="Times New Roman"/>
+          <w:sz w:val="24"/>
+          <w:rFonts w:ascii="Times New Roman" w:hAnsi="Times New Roman" w:cs="Times New Roman"/>
+        </w:rPr>
+        <w:t xml:space="preserve"> </w:t>
+      </w:r>
+      <w:r>
+        <w:rPr>
+          <w:rFonts w:ascii="Times New Roman" w:hAnsi="Times New Roman"/>
+          <w:sz w:val="24"/>
+          <w:rFonts w:ascii="Times New Roman" w:hAnsi="Times New Roman" w:cs="Times New Roman"/>
+        </w:rPr>
+        <w:t xml:space="preserve">vào phương trình tiệm cận xiên ta được</w:t>
+      </w:r>
+      <w:r>
+        <w:rPr>
+          <w:rFonts w:ascii="Times New Roman" w:hAnsi="Times New Roman"/>
+          <w:sz w:val="24"/>
+          <w:rFonts w:ascii="Times New Roman" w:hAnsi="Times New Roman" w:cs="Times New Roman"/>
+        </w:rPr>
+        <w:t xml:space="preserve"> </w:t>
+      </w:r>
+      <m:oMath>
         <m:r>
           <m:t>y</m:t>
         </m:r>
@@ -3090,6 +3385,30 @@
           <m:t>=</m:t>
         </m:r>
         <m:r>
+          <m:rPr>
+            <m:sty m:val="p"/>
+          </m:rPr>
+          <m:t>−</m:t>
+        </m:r>
+        <m:r>
+          <m:t>1</m:t>
+        </m:r>
+        <m:r>
+          <m:rPr>
+            <m:sty m:val="p"/>
+          </m:rPr>
+          <m:t>+</m:t>
+        </m:r>
+        <m:r>
+          <m:t>1</m:t>
+        </m:r>
+        <m:r>
+          <m:rPr>
+            <m:sty m:val="p"/>
+          </m:rPr>
+          <m:t>=</m:t>
+        </m:r>
+        <m:r>
           <m:t>0</m:t>
         </m:r>
       </m:oMath>
@@ -3099,7 +3418,7 @@
           <w:sz w:val="24"/>
           <w:rFonts w:ascii="Times New Roman" w:hAnsi="Times New Roman" w:cs="Times New Roman"/>
         </w:rPr>
-        <w:t xml:space="preserve">. Giao điểm là</w:t>
+        <w:t xml:space="preserve">. Vậy giao điểm hai tiệm cận là</w:t>
       </w:r>
       <w:r>
         <w:rPr>
@@ -3569,6 +3888,22 @@
         </w:rPr>
         <w:t xml:space="preserve"> </w:t>
       </w:r>
+      <w:r>
+        <w:rPr>
+          <w:rFonts w:ascii="Times New Roman" w:hAnsi="Times New Roman"/>
+          <w:sz w:val="24"/>
+          <w:rFonts w:ascii="Times New Roman" w:hAnsi="Times New Roman" w:cs="Times New Roman"/>
+        </w:rPr>
+        <w:t xml:space="preserve">Phương trình</w:t>
+      </w:r>
+      <w:r>
+        <w:rPr>
+          <w:rFonts w:ascii="Times New Roman" w:hAnsi="Times New Roman"/>
+          <w:sz w:val="24"/>
+          <w:rFonts w:ascii="Times New Roman" w:hAnsi="Times New Roman" w:cs="Times New Roman"/>
+        </w:rPr>
+        <w:t xml:space="preserve"> </w:t>
+      </w:r>
       <m:oMath>
         <m:sSup>
           <m:e>
@@ -3678,81 +4013,74 @@
           <w:sz w:val="24"/>
           <w:rFonts w:ascii="Times New Roman" w:hAnsi="Times New Roman" w:cs="Times New Roman"/>
         </w:rPr>
-        <w:t xml:space="preserve">. Đạo hàm đổi dấu từ</w:t>
-      </w:r>
-      <w:r>
-        <w:rPr>
-          <w:rFonts w:ascii="Times New Roman" w:hAnsi="Times New Roman"/>
-          <w:sz w:val="24"/>
-          <w:rFonts w:ascii="Times New Roman" w:hAnsi="Times New Roman" w:cs="Times New Roman"/>
-        </w:rPr>
-        <w:t xml:space="preserve"> </w:t>
-      </w:r>
-      <m:oMath>
-        <m:r>
-          <m:rPr>
-            <m:sty m:val="p"/>
-          </m:rPr>
-          <m:t>+</m:t>
-        </m:r>
-      </m:oMath>
-      <w:r>
-        <w:rPr>
-          <w:rFonts w:ascii="Times New Roman" w:hAnsi="Times New Roman"/>
-          <w:sz w:val="24"/>
-          <w:rFonts w:ascii="Times New Roman" w:hAnsi="Times New Roman" w:cs="Times New Roman"/>
-        </w:rPr>
-        <w:t xml:space="preserve"> </w:t>
-      </w:r>
-      <w:r>
-        <w:rPr>
-          <w:rFonts w:ascii="Times New Roman" w:hAnsi="Times New Roman"/>
-          <w:sz w:val="24"/>
-          <w:rFonts w:ascii="Times New Roman" w:hAnsi="Times New Roman" w:cs="Times New Roman"/>
-        </w:rPr>
-        <w:t xml:space="preserve">sang</w:t>
-      </w:r>
-      <w:r>
-        <w:rPr>
-          <w:rFonts w:ascii="Times New Roman" w:hAnsi="Times New Roman"/>
-          <w:sz w:val="24"/>
-          <w:rFonts w:ascii="Times New Roman" w:hAnsi="Times New Roman" w:cs="Times New Roman"/>
-        </w:rPr>
-        <w:t xml:space="preserve"> </w:t>
-      </w:r>
-      <m:oMath>
+        <w:t xml:space="preserve">. Qua</w:t>
+      </w:r>
+      <w:r>
+        <w:rPr>
+          <w:rFonts w:ascii="Times New Roman" w:hAnsi="Times New Roman"/>
+          <w:sz w:val="24"/>
+          <w:rFonts w:ascii="Times New Roman" w:hAnsi="Times New Roman" w:cs="Times New Roman"/>
+        </w:rPr>
+        <w:t xml:space="preserve"> </w:t>
+      </w:r>
+      <m:oMath>
+        <m:r>
+          <m:t>x</m:t>
+        </m:r>
+        <m:r>
+          <m:rPr>
+            <m:sty m:val="p"/>
+          </m:rPr>
+          <m:t>=</m:t>
+        </m:r>
         <m:r>
           <m:rPr>
             <m:sty m:val="p"/>
           </m:rPr>
           <m:t>−</m:t>
         </m:r>
-      </m:oMath>
-      <w:r>
-        <w:rPr>
-          <w:rFonts w:ascii="Times New Roman" w:hAnsi="Times New Roman"/>
-          <w:sz w:val="24"/>
-          <w:rFonts w:ascii="Times New Roman" w:hAnsi="Times New Roman" w:cs="Times New Roman"/>
-        </w:rPr>
-        <w:t xml:space="preserve"> </w:t>
-      </w:r>
-      <w:r>
-        <w:rPr>
-          <w:rFonts w:ascii="Times New Roman" w:hAnsi="Times New Roman"/>
-          <w:sz w:val="24"/>
-          <w:rFonts w:ascii="Times New Roman" w:hAnsi="Times New Roman" w:cs="Times New Roman"/>
-        </w:rPr>
-        <w:t xml:space="preserve">qua</w:t>
-      </w:r>
-      <w:r>
-        <w:rPr>
-          <w:rFonts w:ascii="Times New Roman" w:hAnsi="Times New Roman"/>
-          <w:sz w:val="24"/>
-          <w:rFonts w:ascii="Times New Roman" w:hAnsi="Times New Roman" w:cs="Times New Roman"/>
-        </w:rPr>
-        <w:t xml:space="preserve"> </w:t>
-      </w:r>
-      <m:oMath>
+        <m:r>
+          <m:t>3</m:t>
+        </m:r>
+      </m:oMath>
+      <w:r>
+        <w:rPr>
+          <w:rFonts w:ascii="Times New Roman" w:hAnsi="Times New Roman"/>
+          <w:sz w:val="24"/>
+          <w:rFonts w:ascii="Times New Roman" w:hAnsi="Times New Roman" w:cs="Times New Roman"/>
+        </w:rPr>
+        <w:t xml:space="preserve">, đạo hàm</w:t>
+      </w:r>
+      <w:r>
+        <w:rPr>
+          <w:rFonts w:ascii="Times New Roman" w:hAnsi="Times New Roman"/>
+          <w:sz w:val="24"/>
+          <w:rFonts w:ascii="Times New Roman" w:hAnsi="Times New Roman" w:cs="Times New Roman"/>
+        </w:rPr>
+        <w:t xml:space="preserve"> </w:t>
+      </w:r>
+      <m:oMath>
+        <m:sSup>
+          <m:e>
+            <m:r>
+              <m:t>f</m:t>
+            </m:r>
+          </m:e>
+          <m:sup>
+            <m:r>
+              <m:rPr>
+                <m:sty m:val="p"/>
+              </m:rPr>
+              <m:t>′</m:t>
+            </m:r>
+          </m:sup>
+        </m:sSup>
+        <m:r>
+          <m:rPr>
+            <m:sty m:val="p"/>
+          </m:rPr>
+          <m:t>(</m:t>
+        </m:r>
         <m:r>
           <m:t>x</m:t>
         </m:r>
@@ -3760,33 +4088,24 @@
           <m:rPr>
             <m:sty m:val="p"/>
           </m:rPr>
-          <m:t>=</m:t>
-        </m:r>
-        <m:r>
-          <m:rPr>
-            <m:sty m:val="p"/>
-          </m:rPr>
-          <m:t>−</m:t>
-        </m:r>
-        <m:r>
-          <m:t>3</m:t>
-        </m:r>
-      </m:oMath>
-      <w:r>
-        <w:rPr>
-          <w:rFonts w:ascii="Times New Roman" w:hAnsi="Times New Roman"/>
-          <w:sz w:val="24"/>
-          <w:rFonts w:ascii="Times New Roman" w:hAnsi="Times New Roman" w:cs="Times New Roman"/>
-        </w:rPr>
-        <w:t xml:space="preserve"> </w:t>
-      </w:r>
-      <w:r>
-        <w:rPr>
-          <w:rFonts w:ascii="Times New Roman" w:hAnsi="Times New Roman"/>
-          <w:sz w:val="24"/>
-          <w:rFonts w:ascii="Times New Roman" w:hAnsi="Times New Roman" w:cs="Times New Roman"/>
-        </w:rPr>
-        <w:t xml:space="preserve">nên hàm số đạt cực đại tại</w:t>
+          <m:t>)</m:t>
+        </m:r>
+      </m:oMath>
+      <w:r>
+        <w:rPr>
+          <w:rFonts w:ascii="Times New Roman" w:hAnsi="Times New Roman"/>
+          <w:sz w:val="24"/>
+          <w:rFonts w:ascii="Times New Roman" w:hAnsi="Times New Roman" w:cs="Times New Roman"/>
+        </w:rPr>
+        <w:t xml:space="preserve"> </w:t>
+      </w:r>
+      <w:r>
+        <w:rPr>
+          <w:rFonts w:ascii="Times New Roman" w:hAnsi="Times New Roman"/>
+          <w:sz w:val="24"/>
+          <w:rFonts w:ascii="Times New Roman" w:hAnsi="Times New Roman" w:cs="Times New Roman"/>
+        </w:rPr>
+        <w:t xml:space="preserve">đổi dấu từ dương sang âm, do đó hàm số đạt cực đại tại</w:t>
       </w:r>
       <w:r>
         <w:rPr>
@@ -4215,6 +4534,22 @@
         </w:rPr>
         <w:t xml:space="preserve"> </w:t>
       </w:r>
+      <w:r>
+        <w:rPr>
+          <w:rFonts w:ascii="Times New Roman" w:hAnsi="Times New Roman"/>
+          <w:sz w:val="24"/>
+          <w:rFonts w:ascii="Times New Roman" w:hAnsi="Times New Roman" w:cs="Times New Roman"/>
+        </w:rPr>
+        <w:t xml:space="preserve">Ta có</w:t>
+      </w:r>
+      <w:r>
+        <w:rPr>
+          <w:rFonts w:ascii="Times New Roman" w:hAnsi="Times New Roman"/>
+          <w:sz w:val="24"/>
+          <w:rFonts w:ascii="Times New Roman" w:hAnsi="Times New Roman" w:cs="Times New Roman"/>
+        </w:rPr>
+        <w:t xml:space="preserve"> </w:t>
+      </w:r>
       <m:oMath>
         <m:sSup>
           <m:e>
@@ -4273,24 +4608,12 @@
         <m:r>
           <m:t>9</m:t>
         </m:r>
-      </m:oMath>
-      <w:r>
-        <w:rPr>
-          <w:rFonts w:ascii="Times New Roman" w:hAnsi="Times New Roman"/>
-          <w:sz w:val="24"/>
-          <w:rFonts w:ascii="Times New Roman" w:hAnsi="Times New Roman" w:cs="Times New Roman"/>
-        </w:rPr>
-        <w:t xml:space="preserve">,</w:t>
-      </w:r>
-      <w:r>
-        <w:rPr>
-          <w:rFonts w:ascii="Times New Roman" w:hAnsi="Times New Roman"/>
-          <w:sz w:val="24"/>
-          <w:rFonts w:ascii="Times New Roman" w:hAnsi="Times New Roman" w:cs="Times New Roman"/>
-        </w:rPr>
-        <w:t xml:space="preserve"> </w:t>
-      </w:r>
-      <m:oMath>
+        <m:r>
+          <m:rPr>
+            <m:sty m:val="p"/>
+          </m:rPr>
+          <m:t>⟹</m:t>
+        </m:r>
         <m:sSup>
           <m:e>
             <m:r>
@@ -4360,26 +4683,35 @@
         <m:r>
           <m:t>2</m:t>
         </m:r>
-      </m:oMath>
-      <w:r>
-        <w:rPr>
-          <w:rFonts w:ascii="Times New Roman" w:hAnsi="Times New Roman"/>
-          <w:sz w:val="24"/>
-          <w:rFonts w:ascii="Times New Roman" w:hAnsi="Times New Roman" w:cs="Times New Roman"/>
-        </w:rPr>
-        <w:t xml:space="preserve">. Khi</w:t>
-      </w:r>
-      <w:r>
-        <w:rPr>
-          <w:rFonts w:ascii="Times New Roman" w:hAnsi="Times New Roman"/>
-          <w:sz w:val="24"/>
-          <w:rFonts w:ascii="Times New Roman" w:hAnsi="Times New Roman" w:cs="Times New Roman"/>
-        </w:rPr>
-        <w:t xml:space="preserve"> </w:t>
-      </w:r>
-      <m:oMath>
-        <m:r>
-          <m:t>x</m:t>
+        <m:r>
+          <m:rPr>
+            <m:sty m:val="p"/>
+          </m:rPr>
+          <m:t>⟹</m:t>
+        </m:r>
+        <m:r>
+          <m:t>y</m:t>
+        </m:r>
+        <m:r>
+          <m:rPr>
+            <m:sty m:val="p"/>
+          </m:rPr>
+          <m:t>(</m:t>
+        </m:r>
+        <m:r>
+          <m:rPr>
+            <m:sty m:val="p"/>
+          </m:rPr>
+          <m:t>−</m:t>
+        </m:r>
+        <m:r>
+          <m:t>2</m:t>
+        </m:r>
+        <m:r>
+          <m:rPr>
+            <m:sty m:val="p"/>
+          </m:rPr>
+          <m:t>)</m:t>
         </m:r>
         <m:r>
           <m:rPr>
@@ -4396,143 +4728,14 @@
         <m:r>
           <m:t>2</m:t>
         </m:r>
-        <m:r>
-          <m:rPr>
-            <m:sty m:val="p"/>
-          </m:rPr>
-          <m:t>⟹</m:t>
-        </m:r>
-        <m:r>
-          <m:t>y</m:t>
-        </m:r>
-        <m:r>
-          <m:rPr>
-            <m:sty m:val="p"/>
-          </m:rPr>
-          <m:t>=</m:t>
-        </m:r>
-        <m:r>
-          <m:rPr>
-            <m:sty m:val="p"/>
-          </m:rPr>
-          <m:t>(</m:t>
-        </m:r>
-        <m:r>
-          <m:rPr>
-            <m:sty m:val="p"/>
-          </m:rPr>
-          <m:t>−</m:t>
-        </m:r>
-        <m:r>
-          <m:t>2</m:t>
-        </m:r>
-        <m:sSup>
-          <m:e>
-            <m:r>
-              <m:rPr>
-                <m:sty m:val="p"/>
-              </m:rPr>
-              <m:t>)</m:t>
-            </m:r>
-          </m:e>
-          <m:sup>
-            <m:r>
-              <m:t>3</m:t>
-            </m:r>
-          </m:sup>
-        </m:sSup>
-        <m:r>
-          <m:rPr>
-            <m:sty m:val="p"/>
-          </m:rPr>
-          <m:t>+</m:t>
-        </m:r>
-        <m:r>
-          <m:t>6</m:t>
-        </m:r>
-        <m:r>
-          <m:rPr>
-            <m:sty m:val="p"/>
-          </m:rPr>
-          <m:t>(</m:t>
-        </m:r>
-        <m:r>
-          <m:rPr>
-            <m:sty m:val="p"/>
-          </m:rPr>
-          <m:t>−</m:t>
-        </m:r>
-        <m:r>
-          <m:t>2</m:t>
-        </m:r>
-        <m:sSup>
-          <m:e>
-            <m:r>
-              <m:rPr>
-                <m:sty m:val="p"/>
-              </m:rPr>
-              <m:t>)</m:t>
-            </m:r>
-          </m:e>
-          <m:sup>
-            <m:r>
-              <m:t>2</m:t>
-            </m:r>
-          </m:sup>
-        </m:sSup>
-        <m:r>
-          <m:rPr>
-            <m:sty m:val="p"/>
-          </m:rPr>
-          <m:t>+</m:t>
-        </m:r>
-        <m:r>
-          <m:t>9</m:t>
-        </m:r>
-        <m:r>
-          <m:rPr>
-            <m:sty m:val="p"/>
-          </m:rPr>
-          <m:t>(</m:t>
-        </m:r>
-        <m:r>
-          <m:rPr>
-            <m:sty m:val="p"/>
-          </m:rPr>
-          <m:t>−</m:t>
-        </m:r>
-        <m:r>
-          <m:t>2</m:t>
-        </m:r>
-        <m:r>
-          <m:rPr>
-            <m:sty m:val="p"/>
-          </m:rPr>
-          <m:t>)</m:t>
-        </m:r>
-        <m:r>
-          <m:rPr>
-            <m:sty m:val="p"/>
-          </m:rPr>
-          <m:t>=</m:t>
-        </m:r>
-        <m:r>
-          <m:rPr>
-            <m:sty m:val="p"/>
-          </m:rPr>
-          <m:t>−</m:t>
-        </m:r>
-        <m:r>
-          <m:t>2</m:t>
-        </m:r>
-      </m:oMath>
-      <w:r>
-        <w:rPr>
-          <w:rFonts w:ascii="Times New Roman" w:hAnsi="Times New Roman"/>
-          <w:sz w:val="24"/>
-          <w:rFonts w:ascii="Times New Roman" w:hAnsi="Times New Roman" w:cs="Times New Roman"/>
-        </w:rPr>
-        <w:t xml:space="preserve">. Tâm đối xứng là</w:t>
+      </m:oMath>
+      <w:r>
+        <w:rPr>
+          <w:rFonts w:ascii="Times New Roman" w:hAnsi="Times New Roman"/>
+          <w:sz w:val="24"/>
+          <w:rFonts w:ascii="Times New Roman" w:hAnsi="Times New Roman" w:cs="Times New Roman"/>
+        </w:rPr>
+        <w:t xml:space="preserve">. Tâm đối xứng của đồ thị hàm số bậc ba là điểm uốn</w:t>
       </w:r>
       <w:r>
         <w:rPr>
@@ -4966,7 +5169,7 @@
           <w:sz w:val="24"/>
           <w:rFonts w:ascii="Times New Roman" w:hAnsi="Times New Roman" w:cs="Times New Roman"/>
         </w:rPr>
-        <w:t xml:space="preserve">Bảng xét dấu</w:t>
+        <w:t xml:space="preserve">Phương trình</w:t>
       </w:r>
       <w:r>
         <w:rPr>
@@ -5007,87 +5210,282 @@
           </m:rPr>
           <m:t>)</m:t>
         </m:r>
-      </m:oMath>
-      <w:r>
-        <w:rPr>
-          <w:rFonts w:ascii="Times New Roman" w:hAnsi="Times New Roman"/>
-          <w:sz w:val="24"/>
-          <w:rFonts w:ascii="Times New Roman" w:hAnsi="Times New Roman" w:cs="Times New Roman"/>
-        </w:rPr>
-        <w:t xml:space="preserve"> </w:t>
-      </w:r>
-      <w:r>
-        <w:rPr>
-          <w:rFonts w:ascii="Times New Roman" w:hAnsi="Times New Roman"/>
-          <w:sz w:val="24"/>
-          <w:rFonts w:ascii="Times New Roman" w:hAnsi="Times New Roman" w:cs="Times New Roman"/>
-        </w:rPr>
-        <w:t xml:space="preserve">cho dấu</w:t>
-      </w:r>
-      <w:r>
-        <w:rPr>
-          <w:rFonts w:ascii="Times New Roman" w:hAnsi="Times New Roman"/>
-          <w:sz w:val="24"/>
-          <w:rFonts w:ascii="Times New Roman" w:hAnsi="Times New Roman" w:cs="Times New Roman"/>
-        </w:rPr>
-        <w:t xml:space="preserve"> </w:t>
-      </w:r>
-      <m:oMath>
+        <m:r>
+          <m:rPr>
+            <m:sty m:val="p"/>
+          </m:rPr>
+          <m:t>=</m:t>
+        </m:r>
+        <m:r>
+          <m:t>0</m:t>
+        </m:r>
+        <m:r>
+          <m:rPr>
+            <m:sty m:val="p"/>
+          </m:rPr>
+          <m:t>⇔</m:t>
+        </m:r>
+        <m:r>
+          <m:t>x</m:t>
+        </m:r>
+        <m:r>
+          <m:rPr>
+            <m:sty m:val="p"/>
+          </m:rPr>
+          <m:t>∈</m:t>
+        </m:r>
+        <m:r>
+          <m:rPr>
+            <m:sty m:val="p"/>
+          </m:rPr>
+          <m:t>{</m:t>
+        </m:r>
+        <m:r>
+          <m:rPr>
+            <m:sty m:val="p"/>
+          </m:rPr>
+          <m:t>−</m:t>
+        </m:r>
+        <m:r>
+          <m:t>2</m:t>
+        </m:r>
+        <m:r>
+          <m:rPr>
+            <m:sty m:val="p"/>
+          </m:rPr>
+          <m:t>;</m:t>
+        </m:r>
+        <m:r>
+          <m:t>0</m:t>
+        </m:r>
+        <m:r>
+          <m:rPr>
+            <m:sty m:val="p"/>
+          </m:rPr>
+          <m:t>;</m:t>
+        </m:r>
+        <m:r>
+          <m:t>1</m:t>
+        </m:r>
+        <m:r>
+          <m:rPr>
+            <m:sty m:val="p"/>
+          </m:rPr>
+          <m:t>}</m:t>
+        </m:r>
+      </m:oMath>
+      <w:r>
+        <w:rPr>
+          <w:rFonts w:ascii="Times New Roman" w:hAnsi="Times New Roman"/>
+          <w:sz w:val="24"/>
+          <w:rFonts w:ascii="Times New Roman" w:hAnsi="Times New Roman" w:cs="Times New Roman"/>
+        </w:rPr>
+        <w:t xml:space="preserve">. Xét dấu</w:t>
+      </w:r>
+      <w:r>
+        <w:rPr>
+          <w:rFonts w:ascii="Times New Roman" w:hAnsi="Times New Roman"/>
+          <w:sz w:val="24"/>
+          <w:rFonts w:ascii="Times New Roman" w:hAnsi="Times New Roman" w:cs="Times New Roman"/>
+        </w:rPr>
+        <w:t xml:space="preserve"> </w:t>
+      </w:r>
+      <m:oMath>
+        <m:sSup>
+          <m:e>
+            <m:r>
+              <m:t>f</m:t>
+            </m:r>
+          </m:e>
+          <m:sup>
+            <m:r>
+              <m:rPr>
+                <m:sty m:val="p"/>
+              </m:rPr>
+              <m:t>′</m:t>
+            </m:r>
+          </m:sup>
+        </m:sSup>
+        <m:r>
+          <m:rPr>
+            <m:sty m:val="p"/>
+          </m:rPr>
+          <m:t>(</m:t>
+        </m:r>
+        <m:r>
+          <m:t>x</m:t>
+        </m:r>
+        <m:r>
+          <m:rPr>
+            <m:sty m:val="p"/>
+          </m:rPr>
+          <m:t>)</m:t>
+        </m:r>
+      </m:oMath>
+      <w:r>
+        <w:rPr>
+          <w:rFonts w:ascii="Times New Roman" w:hAnsi="Times New Roman"/>
+          <w:sz w:val="24"/>
+          <w:rFonts w:ascii="Times New Roman" w:hAnsi="Times New Roman" w:cs="Times New Roman"/>
+        </w:rPr>
+        <w:t xml:space="preserve">, ta thấy</w:t>
+      </w:r>
+      <w:r>
+        <w:rPr>
+          <w:rFonts w:ascii="Times New Roman" w:hAnsi="Times New Roman"/>
+          <w:sz w:val="24"/>
+          <w:rFonts w:ascii="Times New Roman" w:hAnsi="Times New Roman" w:cs="Times New Roman"/>
+        </w:rPr>
+        <w:t xml:space="preserve"> </w:t>
+      </w:r>
+      <m:oMath>
+        <m:sSup>
+          <m:e>
+            <m:r>
+              <m:t>f</m:t>
+            </m:r>
+          </m:e>
+          <m:sup>
+            <m:r>
+              <m:rPr>
+                <m:sty m:val="p"/>
+              </m:rPr>
+              <m:t>′</m:t>
+            </m:r>
+          </m:sup>
+        </m:sSup>
+        <m:r>
+          <m:rPr>
+            <m:sty m:val="p"/>
+          </m:rPr>
+          <m:t>(</m:t>
+        </m:r>
+        <m:r>
+          <m:t>x</m:t>
+        </m:r>
+        <m:r>
+          <m:rPr>
+            <m:sty m:val="p"/>
+          </m:rPr>
+          <m:t>)</m:t>
+        </m:r>
+        <m:r>
+          <m:rPr>
+            <m:sty m:val="p"/>
+          </m:rPr>
+          <m:t>&gt;</m:t>
+        </m:r>
+        <m:r>
+          <m:t>0</m:t>
+        </m:r>
+      </m:oMath>
+      <w:r>
+        <w:rPr>
+          <w:rFonts w:ascii="Times New Roman" w:hAnsi="Times New Roman"/>
+          <w:sz w:val="24"/>
+          <w:rFonts w:ascii="Times New Roman" w:hAnsi="Times New Roman" w:cs="Times New Roman"/>
+        </w:rPr>
+        <w:t xml:space="preserve"> </w:t>
+      </w:r>
+      <w:r>
+        <w:rPr>
+          <w:rFonts w:ascii="Times New Roman" w:hAnsi="Times New Roman"/>
+          <w:sz w:val="24"/>
+          <w:rFonts w:ascii="Times New Roman" w:hAnsi="Times New Roman" w:cs="Times New Roman"/>
+        </w:rPr>
+        <w:t xml:space="preserve">trên</w:t>
+      </w:r>
+      <w:r>
+        <w:rPr>
+          <w:rFonts w:ascii="Times New Roman" w:hAnsi="Times New Roman"/>
+          <w:sz w:val="24"/>
+          <w:rFonts w:ascii="Times New Roman" w:hAnsi="Times New Roman" w:cs="Times New Roman"/>
+        </w:rPr>
+        <w:t xml:space="preserve"> </w:t>
+      </w:r>
+      <m:oMath>
+        <m:r>
+          <m:rPr>
+            <m:sty m:val="p"/>
+          </m:rPr>
+          <m:t>(</m:t>
+        </m:r>
+        <m:r>
+          <m:rPr>
+            <m:sty m:val="p"/>
+          </m:rPr>
+          <m:t>−</m:t>
+        </m:r>
+        <m:r>
+          <m:t>2</m:t>
+        </m:r>
+        <m:r>
+          <m:rPr>
+            <m:sty m:val="p"/>
+          </m:rPr>
+          <m:t>;</m:t>
+        </m:r>
+        <m:r>
+          <m:t>0</m:t>
+        </m:r>
+        <m:r>
+          <m:rPr>
+            <m:sty m:val="p"/>
+          </m:rPr>
+          <m:t>)</m:t>
+        </m:r>
+      </m:oMath>
+      <w:r>
+        <w:rPr>
+          <w:rFonts w:ascii="Times New Roman" w:hAnsi="Times New Roman"/>
+          <w:sz w:val="24"/>
+          <w:rFonts w:ascii="Times New Roman" w:hAnsi="Times New Roman" w:cs="Times New Roman"/>
+        </w:rPr>
+        <w:t xml:space="preserve"> </w:t>
+      </w:r>
+      <w:r>
+        <w:rPr>
+          <w:rFonts w:ascii="Times New Roman" w:hAnsi="Times New Roman"/>
+          <w:sz w:val="24"/>
+          <w:rFonts w:ascii="Times New Roman" w:hAnsi="Times New Roman" w:cs="Times New Roman"/>
+        </w:rPr>
+        <w:t xml:space="preserve">và</w:t>
+      </w:r>
+      <w:r>
+        <w:rPr>
+          <w:rFonts w:ascii="Times New Roman" w:hAnsi="Times New Roman"/>
+          <w:sz w:val="24"/>
+          <w:rFonts w:ascii="Times New Roman" w:hAnsi="Times New Roman" w:cs="Times New Roman"/>
+        </w:rPr>
+        <w:t xml:space="preserve"> </w:t>
+      </w:r>
+      <m:oMath>
+        <m:r>
+          <m:rPr>
+            <m:sty m:val="p"/>
+          </m:rPr>
+          <m:t>(</m:t>
+        </m:r>
+        <m:r>
+          <m:t>1</m:t>
+        </m:r>
+        <m:r>
+          <m:rPr>
+            <m:sty m:val="p"/>
+          </m:rPr>
+          <m:t>;</m:t>
+        </m:r>
         <m:r>
           <m:rPr>
             <m:sty m:val="p"/>
           </m:rPr>
           <m:t>+</m:t>
         </m:r>
-      </m:oMath>
-      <w:r>
-        <w:rPr>
-          <w:rFonts w:ascii="Times New Roman" w:hAnsi="Times New Roman"/>
-          <w:sz w:val="24"/>
-          <w:rFonts w:ascii="Times New Roman" w:hAnsi="Times New Roman" w:cs="Times New Roman"/>
-        </w:rPr>
-        <w:t xml:space="preserve"> </w:t>
-      </w:r>
-      <w:r>
-        <w:rPr>
-          <w:rFonts w:ascii="Times New Roman" w:hAnsi="Times New Roman"/>
-          <w:sz w:val="24"/>
-          <w:rFonts w:ascii="Times New Roman" w:hAnsi="Times New Roman" w:cs="Times New Roman"/>
-        </w:rPr>
-        <w:t xml:space="preserve">trên</w:t>
-      </w:r>
-      <w:r>
-        <w:rPr>
-          <w:rFonts w:ascii="Times New Roman" w:hAnsi="Times New Roman"/>
-          <w:sz w:val="24"/>
-          <w:rFonts w:ascii="Times New Roman" w:hAnsi="Times New Roman" w:cs="Times New Roman"/>
-        </w:rPr>
-        <w:t xml:space="preserve"> </w:t>
-      </w:r>
-      <m:oMath>
-        <m:r>
-          <m:rPr>
-            <m:sty m:val="p"/>
-          </m:rPr>
-          <m:t>(</m:t>
-        </m:r>
-        <m:r>
-          <m:rPr>
-            <m:sty m:val="p"/>
-          </m:rPr>
-          <m:t>−</m:t>
-        </m:r>
-        <m:r>
-          <m:t>2</m:t>
-        </m:r>
-        <m:r>
-          <m:rPr>
-            <m:sty m:val="p"/>
-          </m:rPr>
-          <m:t>;</m:t>
-        </m:r>
-        <m:r>
-          <m:t>0</m:t>
+        <m:r>
+          <m:rPr>
+            <m:sty m:val="p"/>
+          </m:rPr>
+          <m:t>∞</m:t>
         </m:r>
         <m:r>
           <m:rPr>
@@ -5102,66 +5500,7 @@
           <w:sz w:val="24"/>
           <w:rFonts w:ascii="Times New Roman" w:hAnsi="Times New Roman" w:cs="Times New Roman"/>
         </w:rPr>
-        <w:t xml:space="preserve"> </w:t>
-      </w:r>
-      <w:r>
-        <w:rPr>
-          <w:rFonts w:ascii="Times New Roman" w:hAnsi="Times New Roman"/>
-          <w:sz w:val="24"/>
-          <w:rFonts w:ascii="Times New Roman" w:hAnsi="Times New Roman" w:cs="Times New Roman"/>
-        </w:rPr>
-        <w:t xml:space="preserve">và</w:t>
-      </w:r>
-      <w:r>
-        <w:rPr>
-          <w:rFonts w:ascii="Times New Roman" w:hAnsi="Times New Roman"/>
-          <w:sz w:val="24"/>
-          <w:rFonts w:ascii="Times New Roman" w:hAnsi="Times New Roman" w:cs="Times New Roman"/>
-        </w:rPr>
-        <w:t xml:space="preserve"> </w:t>
-      </w:r>
-      <m:oMath>
-        <m:r>
-          <m:rPr>
-            <m:sty m:val="p"/>
-          </m:rPr>
-          <m:t>(</m:t>
-        </m:r>
-        <m:r>
-          <m:t>1</m:t>
-        </m:r>
-        <m:r>
-          <m:rPr>
-            <m:sty m:val="p"/>
-          </m:rPr>
-          <m:t>;</m:t>
-        </m:r>
-        <m:r>
-          <m:rPr>
-            <m:sty m:val="p"/>
-          </m:rPr>
-          <m:t>+</m:t>
-        </m:r>
-        <m:r>
-          <m:rPr>
-            <m:sty m:val="p"/>
-          </m:rPr>
-          <m:t>∞</m:t>
-        </m:r>
-        <m:r>
-          <m:rPr>
-            <m:sty m:val="p"/>
-          </m:rPr>
-          <m:t>)</m:t>
-        </m:r>
-      </m:oMath>
-      <w:r>
-        <w:rPr>
-          <w:rFonts w:ascii="Times New Roman" w:hAnsi="Times New Roman"/>
-          <w:sz w:val="24"/>
-          <w:rFonts w:ascii="Times New Roman" w:hAnsi="Times New Roman" w:cs="Times New Roman"/>
-        </w:rPr>
-        <w:t xml:space="preserve">. Vậy có 2 khoảng đồng biến.</w:t>
+        <w:t xml:space="preserve">. Vậy hàm số có đúng 2 khoảng đồng biến.</w:t>
       </w:r>
     </w:p>
     <w:p>
@@ -5355,7 +5694,7 @@
         </w:rPr>
         <w:drawing>
           <wp:inline>
-            <wp:extent cx="3420000" cy="880612"/>
+            <wp:extent cx="3420000" cy="864933"/>
             <wp:docPr id="5" name="Picture 5"/>
             <wp:cNvGraphicFramePr>
               <a:graphicFrameLocks noChangeAspect="1"/>
@@ -5376,7 +5715,7 @@
                   <pic:spPr>
                     <a:xfrm>
                       <a:off x="0" y="0"/>
-                      <a:ext cx="3420000" cy="880612"/>
+                      <a:ext cx="3420000" cy="864933"/>
                     </a:xfrm>
                     <a:prstGeom prst="rect"/>
                   </pic:spPr>
@@ -5689,7 +6028,7 @@
           <w:sz w:val="24"/>
           <w:rFonts w:ascii="Times New Roman" w:hAnsi="Times New Roman" w:cs="Times New Roman"/>
         </w:rPr>
-        <w:t xml:space="preserve">TCĐ là</w:t>
+        <w:t xml:space="preserve">Từ bảng biến thiên, đồ thị có tiệm cận đứng</w:t>
       </w:r>
       <w:r>
         <w:rPr>
@@ -5719,7 +6058,7 @@
           <w:sz w:val="24"/>
           <w:rFonts w:ascii="Times New Roman" w:hAnsi="Times New Roman" w:cs="Times New Roman"/>
         </w:rPr>
-        <w:t xml:space="preserve">, hai điểm cực trị là</w:t>
+        <w:t xml:space="preserve">, điểm cực đại</w:t>
       </w:r>
       <w:r>
         <w:rPr>
@@ -5781,7 +6120,7 @@
           <w:sz w:val="24"/>
           <w:rFonts w:ascii="Times New Roman" w:hAnsi="Times New Roman" w:cs="Times New Roman"/>
         </w:rPr>
-        <w:t xml:space="preserve">và</w:t>
+        <w:t xml:space="preserve">và cực tiểu</w:t>
       </w:r>
       <w:r>
         <w:rPr>
@@ -5823,7 +6162,7 @@
           <w:sz w:val="24"/>
           <w:rFonts w:ascii="Times New Roman" w:hAnsi="Times New Roman" w:cs="Times New Roman"/>
         </w:rPr>
-        <w:t xml:space="preserve">. Hàm số phù hợp là</w:t>
+        <w:t xml:space="preserve">. Hàm số</w:t>
       </w:r>
       <w:r>
         <w:rPr>
@@ -5876,14 +6215,300 @@
             </m:r>
           </m:den>
         </m:f>
-      </m:oMath>
-      <w:r>
-        <w:rPr>
-          <w:rFonts w:ascii="Times New Roman" w:hAnsi="Times New Roman"/>
-          <w:sz w:val="24"/>
-          <w:rFonts w:ascii="Times New Roman" w:hAnsi="Times New Roman" w:cs="Times New Roman"/>
-        </w:rPr>
-        <w:t xml:space="preserve">.</w:t>
+        <m:r>
+          <m:rPr>
+            <m:sty m:val="p"/>
+          </m:rPr>
+          <m:t>=</m:t>
+        </m:r>
+        <m:r>
+          <m:t>x</m:t>
+        </m:r>
+        <m:r>
+          <m:rPr>
+            <m:sty m:val="p"/>
+          </m:rPr>
+          <m:t>+</m:t>
+        </m:r>
+        <m:f>
+          <m:fPr>
+            <m:type m:val="bar"/>
+          </m:fPr>
+          <m:num>
+            <m:r>
+              <m:t>1</m:t>
+            </m:r>
+          </m:num>
+          <m:den>
+            <m:r>
+              <m:t>x</m:t>
+            </m:r>
+          </m:den>
+        </m:f>
+      </m:oMath>
+      <w:r>
+        <w:rPr>
+          <w:rFonts w:ascii="Times New Roman" w:hAnsi="Times New Roman"/>
+          <w:sz w:val="24"/>
+          <w:rFonts w:ascii="Times New Roman" w:hAnsi="Times New Roman" w:cs="Times New Roman"/>
+        </w:rPr>
+        <w:t xml:space="preserve"> </w:t>
+      </w:r>
+      <w:r>
+        <w:rPr>
+          <w:rFonts w:ascii="Times New Roman" w:hAnsi="Times New Roman"/>
+          <w:sz w:val="24"/>
+          <w:rFonts w:ascii="Times New Roman" w:hAnsi="Times New Roman" w:cs="Times New Roman"/>
+        </w:rPr>
+        <w:t xml:space="preserve">có tiệm cận đứng</w:t>
+      </w:r>
+      <w:r>
+        <w:rPr>
+          <w:rFonts w:ascii="Times New Roman" w:hAnsi="Times New Roman"/>
+          <w:sz w:val="24"/>
+          <w:rFonts w:ascii="Times New Roman" w:hAnsi="Times New Roman" w:cs="Times New Roman"/>
+        </w:rPr>
+        <w:t xml:space="preserve"> </w:t>
+      </w:r>
+      <m:oMath>
+        <m:r>
+          <m:t>x</m:t>
+        </m:r>
+        <m:r>
+          <m:rPr>
+            <m:sty m:val="p"/>
+          </m:rPr>
+          <m:t>=</m:t>
+        </m:r>
+        <m:r>
+          <m:t>0</m:t>
+        </m:r>
+      </m:oMath>
+      <w:r>
+        <w:rPr>
+          <w:rFonts w:ascii="Times New Roman" w:hAnsi="Times New Roman"/>
+          <w:sz w:val="24"/>
+          <w:rFonts w:ascii="Times New Roman" w:hAnsi="Times New Roman" w:cs="Times New Roman"/>
+        </w:rPr>
+        <w:t xml:space="preserve">, đạo hàm</w:t>
+      </w:r>
+      <w:r>
+        <w:rPr>
+          <w:rFonts w:ascii="Times New Roman" w:hAnsi="Times New Roman"/>
+          <w:sz w:val="24"/>
+          <w:rFonts w:ascii="Times New Roman" w:hAnsi="Times New Roman" w:cs="Times New Roman"/>
+        </w:rPr>
+        <w:t xml:space="preserve"> </w:t>
+      </w:r>
+      <m:oMath>
+        <m:sSup>
+          <m:e>
+            <m:r>
+              <m:t>y</m:t>
+            </m:r>
+          </m:e>
+          <m:sup>
+            <m:r>
+              <m:rPr>
+                <m:sty m:val="p"/>
+              </m:rPr>
+              <m:t>′</m:t>
+            </m:r>
+          </m:sup>
+        </m:sSup>
+        <m:r>
+          <m:rPr>
+            <m:sty m:val="p"/>
+          </m:rPr>
+          <m:t>=</m:t>
+        </m:r>
+        <m:f>
+          <m:fPr>
+            <m:type m:val="bar"/>
+          </m:fPr>
+          <m:num>
+            <m:sSup>
+              <m:e>
+                <m:r>
+                  <m:t>x</m:t>
+                </m:r>
+              </m:e>
+              <m:sup>
+                <m:r>
+                  <m:t>2</m:t>
+                </m:r>
+              </m:sup>
+            </m:sSup>
+            <m:r>
+              <m:rPr>
+                <m:sty m:val="p"/>
+              </m:rPr>
+              <m:t>−</m:t>
+            </m:r>
+            <m:r>
+              <m:t>1</m:t>
+            </m:r>
+          </m:num>
+          <m:den>
+            <m:sSup>
+              <m:e>
+                <m:r>
+                  <m:t>x</m:t>
+                </m:r>
+              </m:e>
+              <m:sup>
+                <m:r>
+                  <m:t>2</m:t>
+                </m:r>
+              </m:sup>
+            </m:sSup>
+          </m:den>
+        </m:f>
+        <m:r>
+          <m:rPr>
+            <m:sty m:val="p"/>
+          </m:rPr>
+          <m:t>=</m:t>
+        </m:r>
+        <m:r>
+          <m:t>0</m:t>
+        </m:r>
+        <m:r>
+          <m:rPr>
+            <m:sty m:val="p"/>
+          </m:rPr>
+          <m:t>⇔</m:t>
+        </m:r>
+        <m:r>
+          <m:t>x</m:t>
+        </m:r>
+        <m:r>
+          <m:rPr>
+            <m:sty m:val="p"/>
+          </m:rPr>
+          <m:t>=</m:t>
+        </m:r>
+        <m:r>
+          <m:rPr>
+            <m:sty m:val="p"/>
+          </m:rPr>
+          <m:t>±</m:t>
+        </m:r>
+        <m:r>
+          <m:t>1</m:t>
+        </m:r>
+      </m:oMath>
+      <w:r>
+        <w:rPr>
+          <w:rFonts w:ascii="Times New Roman" w:hAnsi="Times New Roman"/>
+          <w:sz w:val="24"/>
+          <w:rFonts w:ascii="Times New Roman" w:hAnsi="Times New Roman" w:cs="Times New Roman"/>
+        </w:rPr>
+        <w:t xml:space="preserve">, cực đại</w:t>
+      </w:r>
+      <w:r>
+        <w:rPr>
+          <w:rFonts w:ascii="Times New Roman" w:hAnsi="Times New Roman"/>
+          <w:sz w:val="24"/>
+          <w:rFonts w:ascii="Times New Roman" w:hAnsi="Times New Roman" w:cs="Times New Roman"/>
+        </w:rPr>
+        <w:t xml:space="preserve"> </w:t>
+      </w:r>
+      <m:oMath>
+        <m:r>
+          <m:rPr>
+            <m:sty m:val="p"/>
+          </m:rPr>
+          <m:t>(</m:t>
+        </m:r>
+        <m:r>
+          <m:rPr>
+            <m:sty m:val="p"/>
+          </m:rPr>
+          <m:t>−</m:t>
+        </m:r>
+        <m:r>
+          <m:t>1</m:t>
+        </m:r>
+        <m:r>
+          <m:rPr>
+            <m:sty m:val="p"/>
+          </m:rPr>
+          <m:t>;</m:t>
+        </m:r>
+        <m:r>
+          <m:rPr>
+            <m:sty m:val="p"/>
+          </m:rPr>
+          <m:t>−</m:t>
+        </m:r>
+        <m:r>
+          <m:t>2</m:t>
+        </m:r>
+        <m:r>
+          <m:rPr>
+            <m:sty m:val="p"/>
+          </m:rPr>
+          <m:t>)</m:t>
+        </m:r>
+      </m:oMath>
+      <w:r>
+        <w:rPr>
+          <w:rFonts w:ascii="Times New Roman" w:hAnsi="Times New Roman"/>
+          <w:sz w:val="24"/>
+          <w:rFonts w:ascii="Times New Roman" w:hAnsi="Times New Roman" w:cs="Times New Roman"/>
+        </w:rPr>
+        <w:t xml:space="preserve"> </w:t>
+      </w:r>
+      <w:r>
+        <w:rPr>
+          <w:rFonts w:ascii="Times New Roman" w:hAnsi="Times New Roman"/>
+          <w:sz w:val="24"/>
+          <w:rFonts w:ascii="Times New Roman" w:hAnsi="Times New Roman" w:cs="Times New Roman"/>
+        </w:rPr>
+        <w:t xml:space="preserve">và cực tiểu</w:t>
+      </w:r>
+      <w:r>
+        <w:rPr>
+          <w:rFonts w:ascii="Times New Roman" w:hAnsi="Times New Roman"/>
+          <w:sz w:val="24"/>
+          <w:rFonts w:ascii="Times New Roman" w:hAnsi="Times New Roman" w:cs="Times New Roman"/>
+        </w:rPr>
+        <w:t xml:space="preserve"> </w:t>
+      </w:r>
+      <m:oMath>
+        <m:r>
+          <m:rPr>
+            <m:sty m:val="p"/>
+          </m:rPr>
+          <m:t>(</m:t>
+        </m:r>
+        <m:r>
+          <m:t>1</m:t>
+        </m:r>
+        <m:r>
+          <m:rPr>
+            <m:sty m:val="p"/>
+          </m:rPr>
+          <m:t>;</m:t>
+        </m:r>
+        <m:r>
+          <m:t>2</m:t>
+        </m:r>
+        <m:r>
+          <m:rPr>
+            <m:sty m:val="p"/>
+          </m:rPr>
+          <m:t>)</m:t>
+        </m:r>
+      </m:oMath>
+      <w:r>
+        <w:rPr>
+          <w:rFonts w:ascii="Times New Roman" w:hAnsi="Times New Roman"/>
+          <w:sz w:val="24"/>
+          <w:rFonts w:ascii="Times New Roman" w:hAnsi="Times New Roman" w:cs="Times New Roman"/>
+        </w:rPr>
+        <w:t xml:space="preserve">, hoàn toàn phù hợp.</w:t>
       </w:r>
     </w:p>
     <w:p>
@@ -6177,8 +6802,24 @@
         </w:rPr>
         <w:t xml:space="preserve"> </w:t>
       </w:r>
-      <m:oMath>
-        <m:sSub>
+      <w:r>
+        <w:rPr>
+          <w:rFonts w:ascii="Times New Roman" w:hAnsi="Times New Roman"/>
+          <w:sz w:val="24"/>
+          <w:rFonts w:ascii="Times New Roman" w:hAnsi="Times New Roman" w:cs="Times New Roman"/>
+        </w:rPr>
+        <w:t xml:space="preserve">Vì</w:t>
+      </w:r>
+      <w:r>
+        <w:rPr>
+          <w:rFonts w:ascii="Times New Roman" w:hAnsi="Times New Roman"/>
+          <w:sz w:val="24"/>
+          <w:rFonts w:ascii="Times New Roman" w:hAnsi="Times New Roman" w:cs="Times New Roman"/>
+        </w:rPr>
+        <w:t xml:space="preserve"> </w:t>
+      </w:r>
+      <m:oMath>
+        <m:limLow>
           <m:e>
             <m:r>
               <m:rPr>
@@ -6187,7 +6828,7 @@
               <m:t>lim</m:t>
             </m:r>
           </m:e>
-          <m:sub>
+          <m:lim>
             <m:r>
               <m:t>x</m:t>
             </m:r>
@@ -6209,8 +6850,8 @@
               </m:rPr>
               <m:t>∞</m:t>
             </m:r>
-          </m:sub>
-        </m:sSub>
+          </m:lim>
+        </m:limLow>
         <m:r>
           <m:rPr>
             <m:sty m:val="p"/>
@@ -6262,31 +6903,80 @@
           </m:rPr>
           <m:t>=</m:t>
         </m:r>
+        <m:limLow>
+          <m:e>
+            <m:r>
+              <m:rPr>
+                <m:sty m:val="p"/>
+              </m:rPr>
+              <m:t>lim</m:t>
+            </m:r>
+          </m:e>
+          <m:lim>
+            <m:r>
+              <m:t>x</m:t>
+            </m:r>
+            <m:r>
+              <m:rPr>
+                <m:sty m:val="p"/>
+              </m:rPr>
+              <m:t>→</m:t>
+            </m:r>
+            <m:r>
+              <m:rPr>
+                <m:sty m:val="p"/>
+              </m:rPr>
+              <m:t>±</m:t>
+            </m:r>
+            <m:r>
+              <m:rPr>
+                <m:sty m:val="p"/>
+              </m:rPr>
+              <m:t>∞</m:t>
+            </m:r>
+          </m:lim>
+        </m:limLow>
+        <m:f>
+          <m:fPr>
+            <m:type m:val="bar"/>
+          </m:fPr>
+          <m:num>
+            <m:r>
+              <m:t>3</m:t>
+            </m:r>
+          </m:num>
+          <m:den>
+            <m:r>
+              <m:t>x</m:t>
+            </m:r>
+            <m:r>
+              <m:rPr>
+                <m:sty m:val="p"/>
+              </m:rPr>
+              <m:t>−</m:t>
+            </m:r>
+            <m:r>
+              <m:t>2</m:t>
+            </m:r>
+          </m:den>
+        </m:f>
+        <m:r>
+          <m:rPr>
+            <m:sty m:val="p"/>
+          </m:rPr>
+          <m:t>=</m:t>
+        </m:r>
         <m:r>
           <m:t>0</m:t>
         </m:r>
-        <m:r>
-          <m:rPr>
-            <m:sty m:val="p"/>
-          </m:rPr>
-          <m:t>⟹</m:t>
-        </m:r>
-      </m:oMath>
-      <w:r>
-        <w:rPr>
-          <w:rFonts w:ascii="Times New Roman" w:hAnsi="Times New Roman"/>
-          <w:sz w:val="24"/>
-          <w:rFonts w:ascii="Times New Roman" w:hAnsi="Times New Roman" w:cs="Times New Roman"/>
-        </w:rPr>
-        <w:t xml:space="preserve"> </w:t>
-      </w:r>
-      <w:r>
-        <w:rPr>
-          <w:rFonts w:ascii="Times New Roman" w:hAnsi="Times New Roman"/>
-          <w:sz w:val="24"/>
-          <w:rFonts w:ascii="Times New Roman" w:hAnsi="Times New Roman" w:cs="Times New Roman"/>
-        </w:rPr>
-        <w:t xml:space="preserve">tiệm cận xiên là</w:t>
+      </m:oMath>
+      <w:r>
+        <w:rPr>
+          <w:rFonts w:ascii="Times New Roman" w:hAnsi="Times New Roman"/>
+          <w:sz w:val="24"/>
+          <w:rFonts w:ascii="Times New Roman" w:hAnsi="Times New Roman" w:cs="Times New Roman"/>
+        </w:rPr>
+        <w:t xml:space="preserve">, nên đường thẳng</w:t>
       </w:r>
       <w:r>
         <w:rPr>
@@ -6325,7 +7015,15 @@
           <w:sz w:val="24"/>
           <w:rFonts w:ascii="Times New Roman" w:hAnsi="Times New Roman" w:cs="Times New Roman"/>
         </w:rPr>
-        <w:t xml:space="preserve">.</w:t>
+        <w:t xml:space="preserve"> </w:t>
+      </w:r>
+      <w:r>
+        <w:rPr>
+          <w:rFonts w:ascii="Times New Roman" w:hAnsi="Times New Roman"/>
+          <w:sz w:val="24"/>
+          <w:rFonts w:ascii="Times New Roman" w:hAnsi="Times New Roman" w:cs="Times New Roman"/>
+        </w:rPr>
+        <w:t xml:space="preserve">là đường tiệm cận xiên của đồ thị hàm số.</w:t>
       </w:r>
     </w:p>
     <w:p>
@@ -6780,6 +7478,134 @@
         </w:rPr>
         <w:t xml:space="preserve"> </w:t>
       </w:r>
+      <w:r>
+        <w:rPr>
+          <w:rFonts w:ascii="Times New Roman" w:hAnsi="Times New Roman"/>
+          <w:sz w:val="24"/>
+          <w:rFonts w:ascii="Times New Roman" w:hAnsi="Times New Roman" w:cs="Times New Roman"/>
+        </w:rPr>
+        <w:t xml:space="preserve">Vì</w:t>
+      </w:r>
+      <w:r>
+        <w:rPr>
+          <w:rFonts w:ascii="Times New Roman" w:hAnsi="Times New Roman"/>
+          <w:sz w:val="24"/>
+          <w:rFonts w:ascii="Times New Roman" w:hAnsi="Times New Roman" w:cs="Times New Roman"/>
+        </w:rPr>
+        <w:t xml:space="preserve"> </w:t>
+      </w:r>
+      <m:oMath>
+        <m:r>
+          <m:rPr>
+            <m:sty m:val="p"/>
+          </m:rPr>
+          <m:t>(</m:t>
+        </m:r>
+        <m:r>
+          <m:t>x</m:t>
+        </m:r>
+        <m:r>
+          <m:rPr>
+            <m:sty m:val="p"/>
+          </m:rPr>
+          <m:t>+</m:t>
+        </m:r>
+        <m:r>
+          <m:t>1</m:t>
+        </m:r>
+        <m:sSup>
+          <m:e>
+            <m:r>
+              <m:rPr>
+                <m:sty m:val="p"/>
+              </m:rPr>
+              <m:t>)</m:t>
+            </m:r>
+          </m:e>
+          <m:sup>
+            <m:r>
+              <m:t>2</m:t>
+            </m:r>
+          </m:sup>
+        </m:sSup>
+        <m:r>
+          <m:rPr>
+            <m:sty m:val="p"/>
+          </m:rPr>
+          <m:t>&gt;</m:t>
+        </m:r>
+        <m:r>
+          <m:t>0</m:t>
+        </m:r>
+      </m:oMath>
+      <w:r>
+        <w:rPr>
+          <w:rFonts w:ascii="Times New Roman" w:hAnsi="Times New Roman"/>
+          <w:sz w:val="24"/>
+          <w:rFonts w:ascii="Times New Roman" w:hAnsi="Times New Roman" w:cs="Times New Roman"/>
+        </w:rPr>
+        <w:t xml:space="preserve"> </w:t>
+      </w:r>
+      <w:r>
+        <w:rPr>
+          <w:rFonts w:ascii="Times New Roman" w:hAnsi="Times New Roman"/>
+          <w:sz w:val="24"/>
+          <w:rFonts w:ascii="Times New Roman" w:hAnsi="Times New Roman" w:cs="Times New Roman"/>
+        </w:rPr>
+        <w:t xml:space="preserve">với mọi</w:t>
+      </w:r>
+      <w:r>
+        <w:rPr>
+          <w:rFonts w:ascii="Times New Roman" w:hAnsi="Times New Roman"/>
+          <w:sz w:val="24"/>
+          <w:rFonts w:ascii="Times New Roman" w:hAnsi="Times New Roman" w:cs="Times New Roman"/>
+        </w:rPr>
+        <w:t xml:space="preserve"> </w:t>
+      </w:r>
+      <m:oMath>
+        <m:r>
+          <m:t>x</m:t>
+        </m:r>
+        <m:r>
+          <m:rPr>
+            <m:sty m:val="p"/>
+          </m:rPr>
+          <m:t>≠</m:t>
+        </m:r>
+        <m:r>
+          <m:rPr>
+            <m:sty m:val="p"/>
+          </m:rPr>
+          <m:t>−</m:t>
+        </m:r>
+        <m:r>
+          <m:t>1</m:t>
+        </m:r>
+      </m:oMath>
+      <w:r>
+        <w:rPr>
+          <w:rFonts w:ascii="Times New Roman" w:hAnsi="Times New Roman"/>
+          <w:sz w:val="24"/>
+          <w:rFonts w:ascii="Times New Roman" w:hAnsi="Times New Roman" w:cs="Times New Roman"/>
+        </w:rPr>
+        <w:t xml:space="preserve"> </w:t>
+      </w:r>
+      <w:r>
+        <w:rPr>
+          <w:rFonts w:ascii="Times New Roman" w:hAnsi="Times New Roman"/>
+          <w:sz w:val="24"/>
+          <w:rFonts w:ascii="Times New Roman" w:hAnsi="Times New Roman" w:cs="Times New Roman"/>
+        </w:rPr>
+        <w:t xml:space="preserve">nên dấu của</w:t>
+      </w:r>
+      <w:r>
+        <w:rPr>
+          <w:rFonts w:ascii="Times New Roman" w:hAnsi="Times New Roman"/>
+          <w:sz w:val="24"/>
+          <w:rFonts w:ascii="Times New Roman" w:hAnsi="Times New Roman" w:cs="Times New Roman"/>
+        </w:rPr>
+        <w:t xml:space="preserve"> </w:t>
+      </w:r>
       <m:oMath>
         <m:sSup>
           <m:e>
@@ -6811,6 +7637,80 @@
           </m:rPr>
           <m:t>)</m:t>
         </m:r>
+      </m:oMath>
+      <w:r>
+        <w:rPr>
+          <w:rFonts w:ascii="Times New Roman" w:hAnsi="Times New Roman"/>
+          <w:sz w:val="24"/>
+          <w:rFonts w:ascii="Times New Roman" w:hAnsi="Times New Roman" w:cs="Times New Roman"/>
+        </w:rPr>
+        <w:t xml:space="preserve"> </w:t>
+      </w:r>
+      <w:r>
+        <w:rPr>
+          <w:rFonts w:ascii="Times New Roman" w:hAnsi="Times New Roman"/>
+          <w:sz w:val="24"/>
+          <w:rFonts w:ascii="Times New Roman" w:hAnsi="Times New Roman" w:cs="Times New Roman"/>
+        </w:rPr>
+        <w:t xml:space="preserve">cùng dấu với</w:t>
+      </w:r>
+      <w:r>
+        <w:rPr>
+          <w:rFonts w:ascii="Times New Roman" w:hAnsi="Times New Roman"/>
+          <w:sz w:val="24"/>
+          <w:rFonts w:ascii="Times New Roman" w:hAnsi="Times New Roman" w:cs="Times New Roman"/>
+        </w:rPr>
+        <w:t xml:space="preserve"> </w:t>
+      </w:r>
+      <m:oMath>
+        <m:r>
+          <m:t>x</m:t>
+        </m:r>
+        <m:r>
+          <m:rPr>
+            <m:sty m:val="p"/>
+          </m:rPr>
+          <m:t>(</m:t>
+        </m:r>
+        <m:r>
+          <m:t>x</m:t>
+        </m:r>
+        <m:r>
+          <m:rPr>
+            <m:sty m:val="p"/>
+          </m:rPr>
+          <m:t>+</m:t>
+        </m:r>
+        <m:r>
+          <m:t>2</m:t>
+        </m:r>
+        <m:r>
+          <m:rPr>
+            <m:sty m:val="p"/>
+          </m:rPr>
+          <m:t>)</m:t>
+        </m:r>
+      </m:oMath>
+      <w:r>
+        <w:rPr>
+          <w:rFonts w:ascii="Times New Roman" w:hAnsi="Times New Roman"/>
+          <w:sz w:val="24"/>
+          <w:rFonts w:ascii="Times New Roman" w:hAnsi="Times New Roman" w:cs="Times New Roman"/>
+        </w:rPr>
+        <w:t xml:space="preserve">. Khi qua</w:t>
+      </w:r>
+      <w:r>
+        <w:rPr>
+          <w:rFonts w:ascii="Times New Roman" w:hAnsi="Times New Roman"/>
+          <w:sz w:val="24"/>
+          <w:rFonts w:ascii="Times New Roman" w:hAnsi="Times New Roman" w:cs="Times New Roman"/>
+        </w:rPr>
+        <w:t xml:space="preserve"> </w:t>
+      </w:r>
+      <m:oMath>
+        <m:r>
+          <m:t>x</m:t>
+        </m:r>
         <m:r>
           <m:rPr>
             <m:sty m:val="p"/>
@@ -6818,13 +7718,52 @@
           <m:t>=</m:t>
         </m:r>
         <m:r>
-          <m:t>0</m:t>
-        </m:r>
-        <m:r>
-          <m:rPr>
-            <m:sty m:val="p"/>
-          </m:rPr>
-          <m:t>⇔</m:t>
+          <m:rPr>
+            <m:sty m:val="p"/>
+          </m:rPr>
+          <m:t>−</m:t>
+        </m:r>
+        <m:r>
+          <m:t>2</m:t>
+        </m:r>
+      </m:oMath>
+      <w:r>
+        <w:rPr>
+          <w:rFonts w:ascii="Times New Roman" w:hAnsi="Times New Roman"/>
+          <w:sz w:val="24"/>
+          <w:rFonts w:ascii="Times New Roman" w:hAnsi="Times New Roman" w:cs="Times New Roman"/>
+        </w:rPr>
+        <w:t xml:space="preserve">,</w:t>
+      </w:r>
+      <w:r>
+        <w:rPr>
+          <w:rFonts w:ascii="Times New Roman" w:hAnsi="Times New Roman"/>
+          <w:sz w:val="24"/>
+          <w:rFonts w:ascii="Times New Roman" w:hAnsi="Times New Roman" w:cs="Times New Roman"/>
+        </w:rPr>
+        <w:t xml:space="preserve"> </w:t>
+      </w:r>
+      <m:oMath>
+        <m:sSup>
+          <m:e>
+            <m:r>
+              <m:t>f</m:t>
+            </m:r>
+          </m:e>
+          <m:sup>
+            <m:r>
+              <m:rPr>
+                <m:sty m:val="p"/>
+              </m:rPr>
+              <m:t>′</m:t>
+            </m:r>
+          </m:sup>
+        </m:sSup>
+        <m:r>
+          <m:rPr>
+            <m:sty m:val="p"/>
+          </m:rPr>
+          <m:t>(</m:t>
         </m:r>
         <m:r>
           <m:t>x</m:t>
@@ -6833,171 +7772,24 @@
           <m:rPr>
             <m:sty m:val="p"/>
           </m:rPr>
-          <m:t>=</m:t>
-        </m:r>
-        <m:r>
-          <m:t>0</m:t>
-        </m:r>
-      </m:oMath>
-      <w:r>
-        <w:rPr>
-          <w:rFonts w:ascii="Times New Roman" w:hAnsi="Times New Roman"/>
-          <w:sz w:val="24"/>
-          <w:rFonts w:ascii="Times New Roman" w:hAnsi="Times New Roman" w:cs="Times New Roman"/>
-        </w:rPr>
-        <w:t xml:space="preserve"> </w:t>
-      </w:r>
-      <w:r>
-        <w:rPr>
-          <w:rFonts w:ascii="Times New Roman" w:hAnsi="Times New Roman"/>
-          <w:sz w:val="24"/>
-          <w:rFonts w:ascii="Times New Roman" w:hAnsi="Times New Roman" w:cs="Times New Roman"/>
-        </w:rPr>
-        <w:t xml:space="preserve">hoặc</w:t>
-      </w:r>
-      <w:r>
-        <w:rPr>
-          <w:rFonts w:ascii="Times New Roman" w:hAnsi="Times New Roman"/>
-          <w:sz w:val="24"/>
-          <w:rFonts w:ascii="Times New Roman" w:hAnsi="Times New Roman" w:cs="Times New Roman"/>
-        </w:rPr>
-        <w:t xml:space="preserve"> </w:t>
-      </w:r>
-      <m:oMath>
-        <m:r>
-          <m:t>x</m:t>
-        </m:r>
-        <m:r>
-          <m:rPr>
-            <m:sty m:val="p"/>
-          </m:rPr>
-          <m:t>=</m:t>
-        </m:r>
-        <m:r>
-          <m:rPr>
-            <m:sty m:val="p"/>
-          </m:rPr>
-          <m:t>−</m:t>
-        </m:r>
-        <m:r>
-          <m:t>2</m:t>
-        </m:r>
-      </m:oMath>
-      <w:r>
-        <w:rPr>
-          <w:rFonts w:ascii="Times New Roman" w:hAnsi="Times New Roman"/>
-          <w:sz w:val="24"/>
-          <w:rFonts w:ascii="Times New Roman" w:hAnsi="Times New Roman" w:cs="Times New Roman"/>
-        </w:rPr>
-        <w:t xml:space="preserve">. Đạo hàm đổi dấu từ</w:t>
-      </w:r>
-      <w:r>
-        <w:rPr>
-          <w:rFonts w:ascii="Times New Roman" w:hAnsi="Times New Roman"/>
-          <w:sz w:val="24"/>
-          <w:rFonts w:ascii="Times New Roman" w:hAnsi="Times New Roman" w:cs="Times New Roman"/>
-        </w:rPr>
-        <w:t xml:space="preserve"> </w:t>
-      </w:r>
-      <m:oMath>
-        <m:r>
-          <m:rPr>
-            <m:sty m:val="p"/>
-          </m:rPr>
-          <m:t>+</m:t>
-        </m:r>
-      </m:oMath>
-      <w:r>
-        <w:rPr>
-          <w:rFonts w:ascii="Times New Roman" w:hAnsi="Times New Roman"/>
-          <w:sz w:val="24"/>
-          <w:rFonts w:ascii="Times New Roman" w:hAnsi="Times New Roman" w:cs="Times New Roman"/>
-        </w:rPr>
-        <w:t xml:space="preserve"> </w:t>
-      </w:r>
-      <w:r>
-        <w:rPr>
-          <w:rFonts w:ascii="Times New Roman" w:hAnsi="Times New Roman"/>
-          <w:sz w:val="24"/>
-          <w:rFonts w:ascii="Times New Roman" w:hAnsi="Times New Roman" w:cs="Times New Roman"/>
-        </w:rPr>
-        <w:t xml:space="preserve">sang</w:t>
-      </w:r>
-      <w:r>
-        <w:rPr>
-          <w:rFonts w:ascii="Times New Roman" w:hAnsi="Times New Roman"/>
-          <w:sz w:val="24"/>
-          <w:rFonts w:ascii="Times New Roman" w:hAnsi="Times New Roman" w:cs="Times New Roman"/>
-        </w:rPr>
-        <w:t xml:space="preserve"> </w:t>
-      </w:r>
-      <m:oMath>
-        <m:r>
-          <m:rPr>
-            <m:sty m:val="p"/>
-          </m:rPr>
-          <m:t>−</m:t>
-        </m:r>
-      </m:oMath>
-      <w:r>
-        <w:rPr>
-          <w:rFonts w:ascii="Times New Roman" w:hAnsi="Times New Roman"/>
-          <w:sz w:val="24"/>
-          <w:rFonts w:ascii="Times New Roman" w:hAnsi="Times New Roman" w:cs="Times New Roman"/>
-        </w:rPr>
-        <w:t xml:space="preserve"> </w:t>
-      </w:r>
-      <w:r>
-        <w:rPr>
-          <w:rFonts w:ascii="Times New Roman" w:hAnsi="Times New Roman"/>
-          <w:sz w:val="24"/>
-          <w:rFonts w:ascii="Times New Roman" w:hAnsi="Times New Roman" w:cs="Times New Roman"/>
-        </w:rPr>
-        <w:t xml:space="preserve">khi qua</w:t>
-      </w:r>
-      <w:r>
-        <w:rPr>
-          <w:rFonts w:ascii="Times New Roman" w:hAnsi="Times New Roman"/>
-          <w:sz w:val="24"/>
-          <w:rFonts w:ascii="Times New Roman" w:hAnsi="Times New Roman" w:cs="Times New Roman"/>
-        </w:rPr>
-        <w:t xml:space="preserve"> </w:t>
-      </w:r>
-      <m:oMath>
-        <m:r>
-          <m:t>x</m:t>
-        </m:r>
-        <m:r>
-          <m:rPr>
-            <m:sty m:val="p"/>
-          </m:rPr>
-          <m:t>=</m:t>
-        </m:r>
-        <m:r>
-          <m:rPr>
-            <m:sty m:val="p"/>
-          </m:rPr>
-          <m:t>−</m:t>
-        </m:r>
-        <m:r>
-          <m:t>2</m:t>
-        </m:r>
-      </m:oMath>
-      <w:r>
-        <w:rPr>
-          <w:rFonts w:ascii="Times New Roman" w:hAnsi="Times New Roman"/>
-          <w:sz w:val="24"/>
-          <w:rFonts w:ascii="Times New Roman" w:hAnsi="Times New Roman" w:cs="Times New Roman"/>
-        </w:rPr>
-        <w:t xml:space="preserve"> </w:t>
-      </w:r>
-      <w:r>
-        <w:rPr>
-          <w:rFonts w:ascii="Times New Roman" w:hAnsi="Times New Roman"/>
-          <w:sz w:val="24"/>
-          <w:rFonts w:ascii="Times New Roman" w:hAnsi="Times New Roman" w:cs="Times New Roman"/>
-        </w:rPr>
-        <w:t xml:space="preserve">nên điểm cực đại là</w:t>
+          <m:t>)</m:t>
+        </m:r>
+      </m:oMath>
+      <w:r>
+        <w:rPr>
+          <w:rFonts w:ascii="Times New Roman" w:hAnsi="Times New Roman"/>
+          <w:sz w:val="24"/>
+          <w:rFonts w:ascii="Times New Roman" w:hAnsi="Times New Roman" w:cs="Times New Roman"/>
+        </w:rPr>
+        <w:t xml:space="preserve"> </w:t>
+      </w:r>
+      <w:r>
+        <w:rPr>
+          <w:rFonts w:ascii="Times New Roman" w:hAnsi="Times New Roman"/>
+          <w:sz w:val="24"/>
+          <w:rFonts w:ascii="Times New Roman" w:hAnsi="Times New Roman" w:cs="Times New Roman"/>
+        </w:rPr>
+        <w:t xml:space="preserve">đổi dấu từ dương sang âm, do đó hàm số đạt cực đại tại</w:t>
       </w:r>
       <w:r>
         <w:rPr>
@@ -7229,7 +8021,7 @@
               <w:t xml:space="preserve"> </w:t>
             </w:r>
             <w:r>
-              <w:t xml:space="preserve">Đạo hàm là</w:t>
+              <w:t xml:space="preserve">Đạo hàm của hàm số là</w:t>
             </w:r>
             <w:r>
               <w:t xml:space="preserve"> </w:t>
@@ -7664,6 +8456,42 @@
                   </m:sSup>
                 </m:den>
               </m:f>
+              <m:r>
+                <m:rPr>
+                  <m:sty m:val="p"/>
+                </m:rPr>
+                <m:t>&lt;</m:t>
+              </m:r>
+              <m:r>
+                <m:t>0</m:t>
+              </m:r>
+              <m:r>
+                <m:rPr>
+                  <m:sty m:val="p"/>
+                </m:rPr>
+                <m:t>,</m:t>
+              </m:r>
+              <m:r>
+                <m:t> </m:t>
+              </m:r>
+              <m:r>
+                <m:rPr>
+                  <m:sty m:val="p"/>
+                </m:rPr>
+                <m:t>∀</m:t>
+              </m:r>
+              <m:r>
+                <m:t>x</m:t>
+              </m:r>
+              <m:r>
+                <m:rPr>
+                  <m:sty m:val="p"/>
+                </m:rPr>
+                <m:t>≠</m:t>
+              </m:r>
+              <m:r>
+                <m:t>1</m:t>
+              </m:r>
             </m:oMath>
             <w:r>
               <w:rPr>
@@ -7684,7 +8512,7 @@
                 <w:sz w:val="24"/>
                 <w:rFonts w:ascii="Times New Roman" w:hAnsi="Times New Roman" w:cs="Times New Roman"/>
               </w:rPr>
-              <w:t xml:space="preserve">- Ý b) Sai:</w:t>
+              <w:t xml:space="preserve">- Ý b) Sai: Vì</w:t>
             </w:r>
             <w:r>
               <w:rPr>
@@ -7734,7 +8562,66 @@
                 <w:sz w:val="24"/>
                 <w:rFonts w:ascii="Times New Roman" w:hAnsi="Times New Roman" w:cs="Times New Roman"/>
               </w:rPr>
-              <w:t xml:space="preserve">nên hàm số nghịch biến trên</w:t>
+              <w:t xml:space="preserve">trên</w:t>
+            </w:r>
+            <w:r>
+              <w:rPr>
+                <w:rFonts w:ascii="Times New Roman" w:hAnsi="Times New Roman"/>
+                <w:sz w:val="24"/>
+                <w:rFonts w:ascii="Times New Roman" w:hAnsi="Times New Roman" w:cs="Times New Roman"/>
+              </w:rPr>
+              <w:t xml:space="preserve"> </w:t>
+            </w:r>
+            <m:oMath>
+              <m:r>
+                <m:rPr>
+                  <m:sty m:val="p"/>
+                </m:rPr>
+                <m:t>(</m:t>
+              </m:r>
+              <m:r>
+                <m:t>1</m:t>
+              </m:r>
+              <m:r>
+                <m:rPr>
+                  <m:sty m:val="p"/>
+                </m:rPr>
+                <m:t>;</m:t>
+              </m:r>
+              <m:r>
+                <m:rPr>
+                  <m:sty m:val="p"/>
+                </m:rPr>
+                <m:t>+</m:t>
+              </m:r>
+              <m:r>
+                <m:rPr>
+                  <m:sty m:val="p"/>
+                </m:rPr>
+                <m:t>∞</m:t>
+              </m:r>
+              <m:r>
+                <m:rPr>
+                  <m:sty m:val="p"/>
+                </m:rPr>
+                <m:t>)</m:t>
+              </m:r>
+            </m:oMath>
+            <w:r>
+              <w:rPr>
+                <w:rFonts w:ascii="Times New Roman" w:hAnsi="Times New Roman"/>
+                <w:sz w:val="24"/>
+                <w:rFonts w:ascii="Times New Roman" w:hAnsi="Times New Roman" w:cs="Times New Roman"/>
+              </w:rPr>
+              <w:t xml:space="preserve"> </w:t>
+            </w:r>
+            <w:r>
+              <w:rPr>
+                <w:rFonts w:ascii="Times New Roman" w:hAnsi="Times New Roman"/>
+                <w:sz w:val="24"/>
+                <w:rFonts w:ascii="Times New Roman" w:hAnsi="Times New Roman" w:cs="Times New Roman"/>
+              </w:rPr>
+              <w:t xml:space="preserve">nên hàm số nghịch biến trên khoảng</w:t>
             </w:r>
             <w:r>
               <w:rPr>
@@ -7798,7 +8685,78 @@
                 <w:sz w:val="24"/>
                 <w:rFonts w:ascii="Times New Roman" w:hAnsi="Times New Roman" w:cs="Times New Roman"/>
               </w:rPr>
-              <w:t xml:space="preserve">- Ý c) Đúng: Tiệm cận ngang là</w:t>
+              <w:t xml:space="preserve">- Ý c) Đúng:</w:t>
+            </w:r>
+            <w:r>
+              <w:rPr>
+                <w:rFonts w:ascii="Times New Roman" w:hAnsi="Times New Roman"/>
+                <w:sz w:val="24"/>
+                <w:rFonts w:ascii="Times New Roman" w:hAnsi="Times New Roman" w:cs="Times New Roman"/>
+              </w:rPr>
+              <w:t xml:space="preserve"> </w:t>
+            </w:r>
+            <m:oMath>
+              <m:limLow>
+                <m:e>
+                  <m:r>
+                    <m:rPr>
+                      <m:sty m:val="p"/>
+                    </m:rPr>
+                    <m:t>lim</m:t>
+                  </m:r>
+                </m:e>
+                <m:lim>
+                  <m:r>
+                    <m:t>x</m:t>
+                  </m:r>
+                  <m:r>
+                    <m:rPr>
+                      <m:sty m:val="p"/>
+                    </m:rPr>
+                    <m:t>→</m:t>
+                  </m:r>
+                  <m:r>
+                    <m:rPr>
+                      <m:sty m:val="p"/>
+                    </m:rPr>
+                    <m:t>±</m:t>
+                  </m:r>
+                  <m:r>
+                    <m:rPr>
+                      <m:sty m:val="p"/>
+                    </m:rPr>
+                    <m:t>∞</m:t>
+                  </m:r>
+                </m:lim>
+              </m:limLow>
+              <m:r>
+                <m:t>y</m:t>
+              </m:r>
+              <m:r>
+                <m:rPr>
+                  <m:sty m:val="p"/>
+                </m:rPr>
+                <m:t>=</m:t>
+              </m:r>
+              <m:r>
+                <m:t>2</m:t>
+              </m:r>
+            </m:oMath>
+            <w:r>
+              <w:rPr>
+                <w:rFonts w:ascii="Times New Roman" w:hAnsi="Times New Roman"/>
+                <w:sz w:val="24"/>
+                <w:rFonts w:ascii="Times New Roman" w:hAnsi="Times New Roman" w:cs="Times New Roman"/>
+              </w:rPr>
+              <w:t xml:space="preserve"> </w:t>
+            </w:r>
+            <w:r>
+              <w:rPr>
+                <w:rFonts w:ascii="Times New Roman" w:hAnsi="Times New Roman"/>
+                <w:sz w:val="24"/>
+                <w:rFonts w:ascii="Times New Roman" w:hAnsi="Times New Roman" w:cs="Times New Roman"/>
+              </w:rPr>
+              <w:t xml:space="preserve">nên tiệm cận ngang là</w:t>
             </w:r>
             <w:r>
               <w:rPr>
@@ -7841,7 +8799,7 @@
                 <w:sz w:val="24"/>
                 <w:rFonts w:ascii="Times New Roman" w:hAnsi="Times New Roman" w:cs="Times New Roman"/>
               </w:rPr>
-              <w:t xml:space="preserve">- Ý d) Đúng: Đồ thị hyperbol có tiệm cận đứng</w:t>
+              <w:t xml:space="preserve">- Ý d) Sai: Với</w:t>
             </w:r>
             <w:r>
               <w:rPr>
@@ -7859,7 +8817,7 @@
                 <m:rPr>
                   <m:sty m:val="p"/>
                 </m:rPr>
-                <m:t>=</m:t>
+                <m:t>&gt;</m:t>
               </m:r>
               <m:r>
                 <m:t>1</m:t>
@@ -7871,7 +8829,114 @@
                 <w:sz w:val="24"/>
                 <w:rFonts w:ascii="Times New Roman" w:hAnsi="Times New Roman" w:cs="Times New Roman"/>
               </w:rPr>
-              <w:t xml:space="preserve">, ngang</w:t>
+              <w:t xml:space="preserve"> </w:t>
+            </w:r>
+            <w:r>
+              <w:rPr>
+                <w:rFonts w:ascii="Times New Roman" w:hAnsi="Times New Roman"/>
+                <w:sz w:val="24"/>
+                <w:rFonts w:ascii="Times New Roman" w:hAnsi="Times New Roman" w:cs="Times New Roman"/>
+              </w:rPr>
+              <w:t xml:space="preserve">thì</w:t>
+            </w:r>
+            <w:r>
+              <w:rPr>
+                <w:rFonts w:ascii="Times New Roman" w:hAnsi="Times New Roman"/>
+                <w:sz w:val="24"/>
+                <w:rFonts w:ascii="Times New Roman" w:hAnsi="Times New Roman" w:cs="Times New Roman"/>
+              </w:rPr>
+              <w:t xml:space="preserve"> </w:t>
+            </w:r>
+            <m:oMath>
+              <m:r>
+                <m:t>y</m:t>
+              </m:r>
+              <m:r>
+                <m:rPr>
+                  <m:sty m:val="p"/>
+                </m:rPr>
+                <m:t>=</m:t>
+              </m:r>
+              <m:r>
+                <m:t>2</m:t>
+              </m:r>
+              <m:r>
+                <m:rPr>
+                  <m:sty m:val="p"/>
+                </m:rPr>
+                <m:t>+</m:t>
+              </m:r>
+              <m:f>
+                <m:fPr>
+                  <m:type m:val="bar"/>
+                </m:fPr>
+                <m:num>
+                  <m:r>
+                    <m:t>3</m:t>
+                  </m:r>
+                </m:num>
+                <m:den>
+                  <m:r>
+                    <m:t>x</m:t>
+                  </m:r>
+                  <m:r>
+                    <m:rPr>
+                      <m:sty m:val="p"/>
+                    </m:rPr>
+                    <m:t>−</m:t>
+                  </m:r>
+                  <m:r>
+                    <m:t>1</m:t>
+                  </m:r>
+                </m:den>
+              </m:f>
+              <m:r>
+                <m:rPr>
+                  <m:sty m:val="p"/>
+                </m:rPr>
+                <m:t>&gt;</m:t>
+              </m:r>
+              <m:r>
+                <m:t>2</m:t>
+              </m:r>
+            </m:oMath>
+            <w:r>
+              <w:rPr>
+                <w:rFonts w:ascii="Times New Roman" w:hAnsi="Times New Roman"/>
+                <w:sz w:val="24"/>
+                <w:rFonts w:ascii="Times New Roman" w:hAnsi="Times New Roman" w:cs="Times New Roman"/>
+              </w:rPr>
+              <w:t xml:space="preserve">, nhánh đồ thị bên phải phải nằm trên đường</w:t>
+            </w:r>
+            <w:r>
+              <w:rPr>
+                <w:rFonts w:ascii="Times New Roman" w:hAnsi="Times New Roman"/>
+                <w:sz w:val="24"/>
+                <w:rFonts w:ascii="Times New Roman" w:hAnsi="Times New Roman" w:cs="Times New Roman"/>
+              </w:rPr>
+              <w:t xml:space="preserve"> </w:t>
+            </w:r>
+            <m:oMath>
+              <m:r>
+                <m:t>y</m:t>
+              </m:r>
+              <m:r>
+                <m:rPr>
+                  <m:sty m:val="p"/>
+                </m:rPr>
+                <m:t>=</m:t>
+              </m:r>
+              <m:r>
+                <m:t>2</m:t>
+              </m:r>
+            </m:oMath>
+            <w:r>
+              <w:rPr>
+                <w:rFonts w:ascii="Times New Roman" w:hAnsi="Times New Roman"/>
+                <w:sz w:val="24"/>
+                <w:rFonts w:ascii="Times New Roman" w:hAnsi="Times New Roman" w:cs="Times New Roman"/>
+              </w:rPr>
+              <w:t xml:space="preserve">, trong khi hình vẽ hiển thị nhánh bên phải nằm dưới đường</w:t>
             </w:r>
             <w:r>
               <w:rPr>
@@ -7917,7 +8982,7 @@
                 <w:sz w:val="24"/>
                 <w:rFonts w:ascii="Times New Roman" w:hAnsi="Times New Roman" w:cs="Times New Roman"/>
               </w:rPr>
-              <w:t xml:space="preserve">==&gt; Đáp án: a) Đúng | b) Sai | c) Đúng | d) Đúng.</w:t>
+              <w:t xml:space="preserve">==&gt; Đáp án: a) Đúng | b) Sai | c) Đúng | d) Sai.</w:t>
             </w:r>
           </w:p>
         </w:tc>
@@ -7945,7 +9010,7 @@
               </w:rPr>
               <w:drawing>
                 <wp:inline>
-                  <wp:extent cx="1800000" cy="797469"/>
+                  <wp:extent cx="1800000" cy="1675862"/>
                   <wp:docPr id="2" name="Picture 2"/>
                   <wp:cNvGraphicFramePr>
                     <a:graphicFrameLocks noChangeAspect="1"/>
@@ -7966,7 +9031,7 @@
                         <pic:spPr>
                           <a:xfrm>
                             <a:off x="0" y="0"/>
-                            <a:ext cx="1800000" cy="797469"/>
+                            <a:ext cx="1800000" cy="1675862"/>
                           </a:xfrm>
                           <a:prstGeom prst="rect"/>
                         </pic:spPr>
@@ -8379,7 +9444,7 @@
                 <w:sz w:val="24"/>
                 <w:rFonts w:ascii="Times New Roman" w:hAnsi="Times New Roman" w:cs="Times New Roman"/>
               </w:rPr>
-              <w:t xml:space="preserve">- Ý a) Sai: Tiệm cận đứng trên hình là</w:t>
+              <w:t xml:space="preserve">- Ý a) Đúng: Đồ thị có đường tiệm cận đứng là</w:t>
             </w:r>
             <w:r>
               <w:rPr>
@@ -8398,12 +9463,6 @@
                   <m:sty m:val="p"/>
                 </m:rPr>
                 <m:t>=</m:t>
-              </m:r>
-              <m:r>
-                <m:rPr>
-                  <m:sty m:val="p"/>
-                </m:rPr>
-                <m:t>−</m:t>
               </m:r>
               <m:r>
                 <m:t>1</m:t>
@@ -8428,7 +9487,105 @@
                 <w:sz w:val="24"/>
                 <w:rFonts w:ascii="Times New Roman" w:hAnsi="Times New Roman" w:cs="Times New Roman"/>
               </w:rPr>
-              <w:t xml:space="preserve">- Ý b) Đúng: Tiệm cận xiên là</w:t>
+              <w:t xml:space="preserve">- Ý b) Đúng: Tiệm cận xiên đi qua</w:t>
+            </w:r>
+            <w:r>
+              <w:rPr>
+                <w:rFonts w:ascii="Times New Roman" w:hAnsi="Times New Roman"/>
+                <w:sz w:val="24"/>
+                <w:rFonts w:ascii="Times New Roman" w:hAnsi="Times New Roman" w:cs="Times New Roman"/>
+              </w:rPr>
+              <w:t xml:space="preserve"> </w:t>
+            </w:r>
+            <m:oMath>
+              <m:r>
+                <m:rPr>
+                  <m:sty m:val="p"/>
+                </m:rPr>
+                <m:t>(</m:t>
+              </m:r>
+              <m:r>
+                <m:t>0</m:t>
+              </m:r>
+              <m:r>
+                <m:rPr>
+                  <m:sty m:val="p"/>
+                </m:rPr>
+                <m:t>;</m:t>
+              </m:r>
+              <m:r>
+                <m:t>2</m:t>
+              </m:r>
+              <m:r>
+                <m:rPr>
+                  <m:sty m:val="p"/>
+                </m:rPr>
+                <m:t>)</m:t>
+              </m:r>
+            </m:oMath>
+            <w:r>
+              <w:rPr>
+                <w:rFonts w:ascii="Times New Roman" w:hAnsi="Times New Roman"/>
+                <w:sz w:val="24"/>
+                <w:rFonts w:ascii="Times New Roman" w:hAnsi="Times New Roman" w:cs="Times New Roman"/>
+              </w:rPr>
+              <w:t xml:space="preserve"> </w:t>
+            </w:r>
+            <w:r>
+              <w:rPr>
+                <w:rFonts w:ascii="Times New Roman" w:hAnsi="Times New Roman"/>
+                <w:sz w:val="24"/>
+                <w:rFonts w:ascii="Times New Roman" w:hAnsi="Times New Roman" w:cs="Times New Roman"/>
+              </w:rPr>
+              <w:t xml:space="preserve">và</w:t>
+            </w:r>
+            <w:r>
+              <w:rPr>
+                <w:rFonts w:ascii="Times New Roman" w:hAnsi="Times New Roman"/>
+                <w:sz w:val="24"/>
+                <w:rFonts w:ascii="Times New Roman" w:hAnsi="Times New Roman" w:cs="Times New Roman"/>
+              </w:rPr>
+              <w:t xml:space="preserve"> </w:t>
+            </w:r>
+            <m:oMath>
+              <m:r>
+                <m:rPr>
+                  <m:sty m:val="p"/>
+                </m:rPr>
+                <m:t>(</m:t>
+              </m:r>
+              <m:r>
+                <m:rPr>
+                  <m:sty m:val="p"/>
+                </m:rPr>
+                <m:t>−</m:t>
+              </m:r>
+              <m:r>
+                <m:t>2</m:t>
+              </m:r>
+              <m:r>
+                <m:rPr>
+                  <m:sty m:val="p"/>
+                </m:rPr>
+                <m:t>;</m:t>
+              </m:r>
+              <m:r>
+                <m:t>0</m:t>
+              </m:r>
+              <m:r>
+                <m:rPr>
+                  <m:sty m:val="p"/>
+                </m:rPr>
+                <m:t>)</m:t>
+              </m:r>
+            </m:oMath>
+            <w:r>
+              <w:rPr>
+                <w:rFonts w:ascii="Times New Roman" w:hAnsi="Times New Roman"/>
+                <w:sz w:val="24"/>
+                <w:rFonts w:ascii="Times New Roman" w:hAnsi="Times New Roman" w:cs="Times New Roman"/>
+              </w:rPr>
+              <w:t xml:space="preserve">, có phương trình</w:t>
             </w:r>
             <w:r>
               <w:rPr>
@@ -8480,7 +9637,7 @@
                 <w:sz w:val="24"/>
                 <w:rFonts w:ascii="Times New Roman" w:hAnsi="Times New Roman" w:cs="Times New Roman"/>
               </w:rPr>
-              <w:t xml:space="preserve">- Ý c) Sai: Đồ thị không cắt trục tung tại</w:t>
+              <w:t xml:space="preserve">- Ý c) Sai: Đồ thị cắt trục tung tại điểm cực đại</w:t>
             </w:r>
             <w:r>
               <w:rPr>
@@ -8507,13 +9664,43 @@
                 <m:t>;</m:t>
               </m:r>
               <m:r>
-                <m:t>2</m:t>
+                <m:t>1</m:t>
               </m:r>
               <m:r>
                 <m:rPr>
                   <m:sty m:val="p"/>
                 </m:rPr>
                 <m:t>)</m:t>
+              </m:r>
+            </m:oMath>
+            <w:r>
+              <w:rPr>
+                <w:rFonts w:ascii="Times New Roman" w:hAnsi="Times New Roman"/>
+                <w:sz w:val="24"/>
+                <w:rFonts w:ascii="Times New Roman" w:hAnsi="Times New Roman" w:cs="Times New Roman"/>
+              </w:rPr>
+              <w:t xml:space="preserve">, tung độ bằng</w:t>
+            </w:r>
+            <w:r>
+              <w:rPr>
+                <w:rFonts w:ascii="Times New Roman" w:hAnsi="Times New Roman"/>
+                <w:sz w:val="24"/>
+                <w:rFonts w:ascii="Times New Roman" w:hAnsi="Times New Roman" w:cs="Times New Roman"/>
+              </w:rPr>
+              <w:t xml:space="preserve"> </w:t>
+            </w:r>
+            <m:oMath>
+              <m:r>
+                <m:t>1</m:t>
+              </m:r>
+              <m:r>
+                <m:rPr>
+                  <m:sty m:val="p"/>
+                </m:rPr>
+                <m:t>≠</m:t>
+              </m:r>
+              <m:r>
+                <m:t>2</m:t>
               </m:r>
             </m:oMath>
             <w:r>
@@ -8535,7 +9722,37 @@
                 <w:sz w:val="24"/>
                 <w:rFonts w:ascii="Times New Roman" w:hAnsi="Times New Roman" w:cs="Times New Roman"/>
               </w:rPr>
-              <w:t xml:space="preserve">- Ý d) Sai: Hàm số phân thức không xác định tại tiệm cận đứng, không thể nghịch biến trên toàn bộ</w:t>
+              <w:t xml:space="preserve">- Ý d) Sai: Hàm số không xác định tại</w:t>
+            </w:r>
+            <w:r>
+              <w:rPr>
+                <w:rFonts w:ascii="Times New Roman" w:hAnsi="Times New Roman"/>
+                <w:sz w:val="24"/>
+                <w:rFonts w:ascii="Times New Roman" w:hAnsi="Times New Roman" w:cs="Times New Roman"/>
+              </w:rPr>
+              <w:t xml:space="preserve"> </w:t>
+            </w:r>
+            <m:oMath>
+              <m:r>
+                <m:t>x</m:t>
+              </m:r>
+              <m:r>
+                <m:rPr>
+                  <m:sty m:val="p"/>
+                </m:rPr>
+                <m:t>=</m:t>
+              </m:r>
+              <m:r>
+                <m:t>1</m:t>
+              </m:r>
+            </m:oMath>
+            <w:r>
+              <w:rPr>
+                <w:rFonts w:ascii="Times New Roman" w:hAnsi="Times New Roman"/>
+                <w:sz w:val="24"/>
+                <w:rFonts w:ascii="Times New Roman" w:hAnsi="Times New Roman" w:cs="Times New Roman"/>
+              </w:rPr>
+              <w:t xml:space="preserve">, không thể nghịch biến trên toàn bộ</w:t>
             </w:r>
             <w:r>
               <w:rPr>
@@ -8576,7 +9793,7 @@
                 <w:sz w:val="24"/>
                 <w:rFonts w:ascii="Times New Roman" w:hAnsi="Times New Roman" w:cs="Times New Roman"/>
               </w:rPr>
-              <w:t xml:space="preserve">==&gt; Đáp án: a) Sai | b) Đúng | c) Sai | d) Sai.</w:t>
+              <w:t xml:space="preserve">==&gt; Đáp án: a) Đúng | b) Đúng | c) Sai | d) Sai.</w:t>
             </w:r>
           </w:p>
         </w:tc>
@@ -8604,7 +9821,7 @@
               </w:rPr>
               <w:drawing>
                 <wp:inline>
-                  <wp:extent cx="1800000" cy="776498"/>
+                  <wp:extent cx="1728000" cy="1710933"/>
                   <wp:docPr id="3" name="Picture 3"/>
                   <wp:cNvGraphicFramePr>
                     <a:graphicFrameLocks noChangeAspect="1"/>
@@ -8625,7 +9842,7 @@
                         <pic:spPr>
                           <a:xfrm>
                             <a:off x="0" y="0"/>
-                            <a:ext cx="1800000" cy="776498"/>
+                            <a:ext cx="1728000" cy="1710933"/>
                           </a:xfrm>
                           <a:prstGeom prst="rect"/>
                         </pic:spPr>
@@ -9020,66 +10237,7 @@
           <w:sz w:val="24"/>
           <w:rFonts w:ascii="Times New Roman" w:hAnsi="Times New Roman" w:cs="Times New Roman"/>
         </w:rPr>
-        <w:t xml:space="preserve">- Ý a) Đúng: TXĐ là</w:t>
-      </w:r>
-      <w:r>
-        <w:rPr>
-          <w:rFonts w:ascii="Times New Roman" w:hAnsi="Times New Roman"/>
-          <w:sz w:val="24"/>
-          <w:rFonts w:ascii="Times New Roman" w:hAnsi="Times New Roman" w:cs="Times New Roman"/>
-        </w:rPr>
-        <w:t xml:space="preserve"> </w:t>
-      </w:r>
-      <m:oMath>
-        <m:r>
-          <m:rPr>
-            <m:scr m:val="double-struck"/>
-            <m:sty m:val="p"/>
-          </m:rPr>
-          <m:t>R</m:t>
-        </m:r>
-        <m:r>
-          <m:rPr>
-            <m:sty m:val="p"/>
-          </m:rPr>
-          <m:t>\</m:t>
-        </m:r>
-        <m:r>
-          <m:rPr>
-            <m:sty m:val="p"/>
-          </m:rPr>
-          <m:t>{</m:t>
-        </m:r>
-        <m:r>
-          <m:t>1</m:t>
-        </m:r>
-        <m:r>
-          <m:rPr>
-            <m:sty m:val="p"/>
-          </m:rPr>
-          <m:t>}</m:t>
-        </m:r>
-      </m:oMath>
-      <w:r>
-        <w:rPr>
-          <w:rFonts w:ascii="Times New Roman" w:hAnsi="Times New Roman"/>
-          <w:sz w:val="24"/>
-          <w:rFonts w:ascii="Times New Roman" w:hAnsi="Times New Roman" w:cs="Times New Roman"/>
-        </w:rPr>
-        <w:t xml:space="preserve">.</w:t>
-      </w:r>
-    </w:p>
-    <w:p>
-      <w:pPr>
-        <w:pStyle w:val="BodyText"/>
-      </w:pPr>
-      <w:r>
-        <w:rPr>
-          <w:rFonts w:ascii="Times New Roman" w:hAnsi="Times New Roman"/>
-          <w:sz w:val="24"/>
-          <w:rFonts w:ascii="Times New Roman" w:hAnsi="Times New Roman" w:cs="Times New Roman"/>
-        </w:rPr>
-        <w:t xml:space="preserve">- Ý b) Sai:</w:t>
+        <w:t xml:space="preserve">Ta có</w:t>
       </w:r>
       <w:r>
         <w:rPr>
@@ -9208,7 +10366,15 @@
           <w:sz w:val="24"/>
           <w:rFonts w:ascii="Times New Roman" w:hAnsi="Times New Roman" w:cs="Times New Roman"/>
         </w:rPr>
-        <w:t xml:space="preserve">.</w:t>
+        <w:t xml:space="preserve"> </w:t>
+      </w:r>
+      <w:r>
+        <w:rPr>
+          <w:rFonts w:ascii="Times New Roman" w:hAnsi="Times New Roman"/>
+          <w:sz w:val="24"/>
+          <w:rFonts w:ascii="Times New Roman" w:hAnsi="Times New Roman" w:cs="Times New Roman"/>
+        </w:rPr>
+        <w:t xml:space="preserve">và</w:t>
       </w:r>
       <w:r>
         <w:rPr>
@@ -9239,15 +10405,6 @@
             <m:sty m:val="p"/>
           </m:rPr>
           <m:t>=</m:t>
-        </m:r>
-        <m:r>
-          <m:t>1</m:t>
-        </m:r>
-        <m:r>
-          <m:rPr>
-            <m:sty m:val="p"/>
-          </m:rPr>
-          <m:t>−</m:t>
         </m:r>
         <m:f>
           <m:fPr>
@@ -9255,7 +10412,31 @@
           </m:fPr>
           <m:num>
             <m:r>
-              <m:t>1</m:t>
+              <m:t>x</m:t>
+            </m:r>
+            <m:r>
+              <m:rPr>
+                <m:sty m:val="p"/>
+              </m:rPr>
+              <m:t>(</m:t>
+            </m:r>
+            <m:r>
+              <m:t>x</m:t>
+            </m:r>
+            <m:r>
+              <m:rPr>
+                <m:sty m:val="p"/>
+              </m:rPr>
+              <m:t>−</m:t>
+            </m:r>
+            <m:r>
+              <m:t>2</m:t>
+            </m:r>
+            <m:r>
+              <m:rPr>
+                <m:sty m:val="p"/>
+              </m:rPr>
+              <m:t>)</m:t>
             </m:r>
           </m:num>
           <m:den>
@@ -9294,165 +10475,14 @@
             </m:sSup>
           </m:den>
         </m:f>
-        <m:r>
-          <m:rPr>
-            <m:sty m:val="p"/>
-          </m:rPr>
-          <m:t>=</m:t>
-        </m:r>
-        <m:f>
-          <m:fPr>
-            <m:type m:val="bar"/>
-          </m:fPr>
-          <m:num>
-            <m:r>
-              <m:t>x</m:t>
-            </m:r>
-            <m:r>
-              <m:rPr>
-                <m:sty m:val="p"/>
-              </m:rPr>
-              <m:t>(</m:t>
-            </m:r>
-            <m:r>
-              <m:t>x</m:t>
-            </m:r>
-            <m:r>
-              <m:rPr>
-                <m:sty m:val="p"/>
-              </m:rPr>
-              <m:t>−</m:t>
-            </m:r>
-            <m:r>
-              <m:t>2</m:t>
-            </m:r>
-            <m:r>
-              <m:rPr>
-                <m:sty m:val="p"/>
-              </m:rPr>
-              <m:t>)</m:t>
-            </m:r>
-          </m:num>
-          <m:den>
-            <m:r>
-              <m:rPr>
-                <m:sty m:val="p"/>
-              </m:rPr>
-              <m:t>(</m:t>
-            </m:r>
-            <m:r>
-              <m:t>x</m:t>
-            </m:r>
-            <m:r>
-              <m:rPr>
-                <m:sty m:val="p"/>
-              </m:rPr>
-              <m:t>−</m:t>
-            </m:r>
-            <m:r>
-              <m:t>1</m:t>
-            </m:r>
-            <m:sSup>
-              <m:e>
-                <m:r>
-                  <m:rPr>
-                    <m:sty m:val="p"/>
-                  </m:rPr>
-                  <m:t>)</m:t>
-                </m:r>
-              </m:e>
-              <m:sup>
-                <m:r>
-                  <m:t>2</m:t>
-                </m:r>
-              </m:sup>
-            </m:sSup>
-          </m:den>
-        </m:f>
-        <m:r>
-          <m:rPr>
-            <m:sty m:val="p"/>
-          </m:rPr>
-          <m:t>&gt;</m:t>
-        </m:r>
-        <m:r>
-          <m:t>0</m:t>
-        </m:r>
-      </m:oMath>
-      <w:r>
-        <w:rPr>
-          <w:rFonts w:ascii="Times New Roman" w:hAnsi="Times New Roman"/>
-          <w:sz w:val="24"/>
-          <w:rFonts w:ascii="Times New Roman" w:hAnsi="Times New Roman" w:cs="Times New Roman"/>
-        </w:rPr>
-        <w:t xml:space="preserve"> </w:t>
-      </w:r>
-      <w:r>
-        <w:rPr>
-          <w:rFonts w:ascii="Times New Roman" w:hAnsi="Times New Roman"/>
-          <w:sz w:val="24"/>
-          <w:rFonts w:ascii="Times New Roman" w:hAnsi="Times New Roman" w:cs="Times New Roman"/>
-        </w:rPr>
-        <w:t xml:space="preserve">trên</w:t>
-      </w:r>
-      <w:r>
-        <w:rPr>
-          <w:rFonts w:ascii="Times New Roman" w:hAnsi="Times New Roman"/>
-          <w:sz w:val="24"/>
-          <w:rFonts w:ascii="Times New Roman" w:hAnsi="Times New Roman" w:cs="Times New Roman"/>
-        </w:rPr>
-        <w:t xml:space="preserve"> </w:t>
-      </w:r>
-      <m:oMath>
-        <m:r>
-          <m:rPr>
-            <m:sty m:val="p"/>
-          </m:rPr>
-          <m:t>(</m:t>
-        </m:r>
-        <m:r>
-          <m:rPr>
-            <m:sty m:val="p"/>
-          </m:rPr>
-          <m:t>−</m:t>
-        </m:r>
-        <m:r>
-          <m:rPr>
-            <m:sty m:val="p"/>
-          </m:rPr>
-          <m:t>∞</m:t>
-        </m:r>
-        <m:r>
-          <m:rPr>
-            <m:sty m:val="p"/>
-          </m:rPr>
-          <m:t>;</m:t>
-        </m:r>
-        <m:r>
-          <m:t>0</m:t>
-        </m:r>
-        <m:r>
-          <m:rPr>
-            <m:sty m:val="p"/>
-          </m:rPr>
-          <m:t>)</m:t>
-        </m:r>
-      </m:oMath>
-      <w:r>
-        <w:rPr>
-          <w:rFonts w:ascii="Times New Roman" w:hAnsi="Times New Roman"/>
-          <w:sz w:val="24"/>
-          <w:rFonts w:ascii="Times New Roman" w:hAnsi="Times New Roman" w:cs="Times New Roman"/>
-        </w:rPr>
-        <w:t xml:space="preserve"> </w:t>
-      </w:r>
-      <w:r>
-        <w:rPr>
-          <w:rFonts w:ascii="Times New Roman" w:hAnsi="Times New Roman"/>
-          <w:sz w:val="24"/>
-          <w:rFonts w:ascii="Times New Roman" w:hAnsi="Times New Roman" w:cs="Times New Roman"/>
-        </w:rPr>
-        <w:t xml:space="preserve">nên hàm đồng biến.</w:t>
+      </m:oMath>
+      <w:r>
+        <w:rPr>
+          <w:rFonts w:ascii="Times New Roman" w:hAnsi="Times New Roman"/>
+          <w:sz w:val="24"/>
+          <w:rFonts w:ascii="Times New Roman" w:hAnsi="Times New Roman" w:cs="Times New Roman"/>
+        </w:rPr>
+        <w:t xml:space="preserve">.</w:t>
       </w:r>
     </w:p>
     <w:p>
@@ -9465,7 +10495,7 @@
           <w:sz w:val="24"/>
           <w:rFonts w:ascii="Times New Roman" w:hAnsi="Times New Roman" w:cs="Times New Roman"/>
         </w:rPr>
-        <w:t xml:space="preserve">- Ý c) Sai:</w:t>
+        <w:t xml:space="preserve">- Ý a) Đúng: Điều kiện xác định</w:t>
       </w:r>
       <w:r>
         <w:rPr>
@@ -9483,27 +10513,62 @@
           <m:rPr>
             <m:sty m:val="p"/>
           </m:rPr>
+          <m:t>≠</m:t>
+        </m:r>
+        <m:r>
+          <m:t>1</m:t>
+        </m:r>
+        <m:r>
+          <m:rPr>
+            <m:sty m:val="p"/>
+          </m:rPr>
+          <m:t>⟹</m:t>
+        </m:r>
+        <m:r>
+          <m:t>D</m:t>
+        </m:r>
+        <m:r>
+          <m:rPr>
+            <m:sty m:val="p"/>
+          </m:rPr>
           <m:t>=</m:t>
         </m:r>
         <m:r>
-          <m:t>0</m:t>
-        </m:r>
-      </m:oMath>
-      <w:r>
-        <w:rPr>
-          <w:rFonts w:ascii="Times New Roman" w:hAnsi="Times New Roman"/>
-          <w:sz w:val="24"/>
-          <w:rFonts w:ascii="Times New Roman" w:hAnsi="Times New Roman" w:cs="Times New Roman"/>
-        </w:rPr>
-        <w:t xml:space="preserve"> </w:t>
-      </w:r>
-      <w:r>
-        <w:rPr>
-          <w:rFonts w:ascii="Times New Roman" w:hAnsi="Times New Roman"/>
-          <w:sz w:val="24"/>
-          <w:rFonts w:ascii="Times New Roman" w:hAnsi="Times New Roman" w:cs="Times New Roman"/>
-        </w:rPr>
-        <w:t xml:space="preserve">là điểm cực đại.</w:t>
+          <m:rPr>
+            <m:scr m:val="double-struck"/>
+            <m:sty m:val="p"/>
+          </m:rPr>
+          <m:t>R</m:t>
+        </m:r>
+        <m:r>
+          <m:rPr>
+            <m:sty m:val="p"/>
+          </m:rPr>
+          <m:t>\</m:t>
+        </m:r>
+        <m:r>
+          <m:rPr>
+            <m:sty m:val="p"/>
+          </m:rPr>
+          <m:t>{</m:t>
+        </m:r>
+        <m:r>
+          <m:t>1</m:t>
+        </m:r>
+        <m:r>
+          <m:rPr>
+            <m:sty m:val="p"/>
+          </m:rPr>
+          <m:t>}</m:t>
+        </m:r>
+      </m:oMath>
+      <w:r>
+        <w:rPr>
+          <w:rFonts w:ascii="Times New Roman" w:hAnsi="Times New Roman"/>
+          <w:sz w:val="24"/>
+          <w:rFonts w:ascii="Times New Roman" w:hAnsi="Times New Roman" w:cs="Times New Roman"/>
+        </w:rPr>
+        <w:t xml:space="preserve">.</w:t>
       </w:r>
     </w:p>
     <w:p>
@@ -9516,7 +10581,456 @@
           <w:sz w:val="24"/>
           <w:rFonts w:ascii="Times New Roman" w:hAnsi="Times New Roman" w:cs="Times New Roman"/>
         </w:rPr>
-        <w:t xml:space="preserve">- Ý d) Đúng: Tiệm cận xiên là</w:t>
+        <w:t xml:space="preserve">- Ý b) Sai: Với</w:t>
+      </w:r>
+      <w:r>
+        <w:rPr>
+          <w:rFonts w:ascii="Times New Roman" w:hAnsi="Times New Roman"/>
+          <w:sz w:val="24"/>
+          <w:rFonts w:ascii="Times New Roman" w:hAnsi="Times New Roman" w:cs="Times New Roman"/>
+        </w:rPr>
+        <w:t xml:space="preserve"> </w:t>
+      </w:r>
+      <m:oMath>
+        <m:r>
+          <m:t>x</m:t>
+        </m:r>
+        <m:r>
+          <m:rPr>
+            <m:sty m:val="p"/>
+          </m:rPr>
+          <m:t>∈</m:t>
+        </m:r>
+        <m:r>
+          <m:rPr>
+            <m:sty m:val="p"/>
+          </m:rPr>
+          <m:t>(</m:t>
+        </m:r>
+        <m:r>
+          <m:rPr>
+            <m:sty m:val="p"/>
+          </m:rPr>
+          <m:t>−</m:t>
+        </m:r>
+        <m:r>
+          <m:rPr>
+            <m:sty m:val="p"/>
+          </m:rPr>
+          <m:t>∞</m:t>
+        </m:r>
+        <m:r>
+          <m:rPr>
+            <m:sty m:val="p"/>
+          </m:rPr>
+          <m:t>;</m:t>
+        </m:r>
+        <m:r>
+          <m:t>0</m:t>
+        </m:r>
+        <m:r>
+          <m:rPr>
+            <m:sty m:val="p"/>
+          </m:rPr>
+          <m:t>)</m:t>
+        </m:r>
+      </m:oMath>
+      <w:r>
+        <w:rPr>
+          <w:rFonts w:ascii="Times New Roman" w:hAnsi="Times New Roman"/>
+          <w:sz w:val="24"/>
+          <w:rFonts w:ascii="Times New Roman" w:hAnsi="Times New Roman" w:cs="Times New Roman"/>
+        </w:rPr>
+        <w:t xml:space="preserve">,</w:t>
+      </w:r>
+      <w:r>
+        <w:rPr>
+          <w:rFonts w:ascii="Times New Roman" w:hAnsi="Times New Roman"/>
+          <w:sz w:val="24"/>
+          <w:rFonts w:ascii="Times New Roman" w:hAnsi="Times New Roman" w:cs="Times New Roman"/>
+        </w:rPr>
+        <w:t xml:space="preserve"> </w:t>
+      </w:r>
+      <m:oMath>
+        <m:r>
+          <m:t>x</m:t>
+        </m:r>
+        <m:r>
+          <m:rPr>
+            <m:sty m:val="p"/>
+          </m:rPr>
+          <m:t>(</m:t>
+        </m:r>
+        <m:r>
+          <m:t>x</m:t>
+        </m:r>
+        <m:r>
+          <m:rPr>
+            <m:sty m:val="p"/>
+          </m:rPr>
+          <m:t>−</m:t>
+        </m:r>
+        <m:r>
+          <m:t>2</m:t>
+        </m:r>
+        <m:r>
+          <m:rPr>
+            <m:sty m:val="p"/>
+          </m:rPr>
+          <m:t>)</m:t>
+        </m:r>
+        <m:r>
+          <m:rPr>
+            <m:sty m:val="p"/>
+          </m:rPr>
+          <m:t>&gt;</m:t>
+        </m:r>
+        <m:r>
+          <m:t>0</m:t>
+        </m:r>
+        <m:r>
+          <m:rPr>
+            <m:sty m:val="p"/>
+          </m:rPr>
+          <m:t>⟹</m:t>
+        </m:r>
+        <m:sSup>
+          <m:e>
+            <m:r>
+              <m:t>y</m:t>
+            </m:r>
+          </m:e>
+          <m:sup>
+            <m:r>
+              <m:rPr>
+                <m:sty m:val="p"/>
+              </m:rPr>
+              <m:t>′</m:t>
+            </m:r>
+          </m:sup>
+        </m:sSup>
+        <m:r>
+          <m:rPr>
+            <m:sty m:val="p"/>
+          </m:rPr>
+          <m:t>&gt;</m:t>
+        </m:r>
+        <m:r>
+          <m:t>0</m:t>
+        </m:r>
+      </m:oMath>
+      <w:r>
+        <w:rPr>
+          <w:rFonts w:ascii="Times New Roman" w:hAnsi="Times New Roman"/>
+          <w:sz w:val="24"/>
+          <w:rFonts w:ascii="Times New Roman" w:hAnsi="Times New Roman" w:cs="Times New Roman"/>
+        </w:rPr>
+        <w:t xml:space="preserve">, hàm số đồng biến trên khoảng</w:t>
+      </w:r>
+      <w:r>
+        <w:rPr>
+          <w:rFonts w:ascii="Times New Roman" w:hAnsi="Times New Roman"/>
+          <w:sz w:val="24"/>
+          <w:rFonts w:ascii="Times New Roman" w:hAnsi="Times New Roman" w:cs="Times New Roman"/>
+        </w:rPr>
+        <w:t xml:space="preserve"> </w:t>
+      </w:r>
+      <m:oMath>
+        <m:r>
+          <m:rPr>
+            <m:sty m:val="p"/>
+          </m:rPr>
+          <m:t>(</m:t>
+        </m:r>
+        <m:r>
+          <m:rPr>
+            <m:sty m:val="p"/>
+          </m:rPr>
+          <m:t>−</m:t>
+        </m:r>
+        <m:r>
+          <m:rPr>
+            <m:sty m:val="p"/>
+          </m:rPr>
+          <m:t>∞</m:t>
+        </m:r>
+        <m:r>
+          <m:rPr>
+            <m:sty m:val="p"/>
+          </m:rPr>
+          <m:t>;</m:t>
+        </m:r>
+        <m:r>
+          <m:t>0</m:t>
+        </m:r>
+        <m:r>
+          <m:rPr>
+            <m:sty m:val="p"/>
+          </m:rPr>
+          <m:t>)</m:t>
+        </m:r>
+      </m:oMath>
+      <w:r>
+        <w:rPr>
+          <w:rFonts w:ascii="Times New Roman" w:hAnsi="Times New Roman"/>
+          <w:sz w:val="24"/>
+          <w:rFonts w:ascii="Times New Roman" w:hAnsi="Times New Roman" w:cs="Times New Roman"/>
+        </w:rPr>
+        <w:t xml:space="preserve">.</w:t>
+      </w:r>
+    </w:p>
+    <w:p>
+      <w:pPr>
+        <w:pStyle w:val="BodyText"/>
+      </w:pPr>
+      <w:r>
+        <w:rPr>
+          <w:rFonts w:ascii="Times New Roman" w:hAnsi="Times New Roman"/>
+          <w:sz w:val="24"/>
+          <w:rFonts w:ascii="Times New Roman" w:hAnsi="Times New Roman" w:cs="Times New Roman"/>
+        </w:rPr>
+        <w:t xml:space="preserve">- Ý c) Sai: Qua</w:t>
+      </w:r>
+      <w:r>
+        <w:rPr>
+          <w:rFonts w:ascii="Times New Roman" w:hAnsi="Times New Roman"/>
+          <w:sz w:val="24"/>
+          <w:rFonts w:ascii="Times New Roman" w:hAnsi="Times New Roman" w:cs="Times New Roman"/>
+        </w:rPr>
+        <w:t xml:space="preserve"> </w:t>
+      </w:r>
+      <m:oMath>
+        <m:r>
+          <m:t>x</m:t>
+        </m:r>
+        <m:r>
+          <m:rPr>
+            <m:sty m:val="p"/>
+          </m:rPr>
+          <m:t>=</m:t>
+        </m:r>
+        <m:r>
+          <m:t>0</m:t>
+        </m:r>
+      </m:oMath>
+      <w:r>
+        <w:rPr>
+          <w:rFonts w:ascii="Times New Roman" w:hAnsi="Times New Roman"/>
+          <w:sz w:val="24"/>
+          <w:rFonts w:ascii="Times New Roman" w:hAnsi="Times New Roman" w:cs="Times New Roman"/>
+        </w:rPr>
+        <w:t xml:space="preserve">,</w:t>
+      </w:r>
+      <w:r>
+        <w:rPr>
+          <w:rFonts w:ascii="Times New Roman" w:hAnsi="Times New Roman"/>
+          <w:sz w:val="24"/>
+          <w:rFonts w:ascii="Times New Roman" w:hAnsi="Times New Roman" w:cs="Times New Roman"/>
+        </w:rPr>
+        <w:t xml:space="preserve"> </w:t>
+      </w:r>
+      <m:oMath>
+        <m:sSup>
+          <m:e>
+            <m:r>
+              <m:t>y</m:t>
+            </m:r>
+          </m:e>
+          <m:sup>
+            <m:r>
+              <m:rPr>
+                <m:sty m:val="p"/>
+              </m:rPr>
+              <m:t>′</m:t>
+            </m:r>
+          </m:sup>
+        </m:sSup>
+      </m:oMath>
+      <w:r>
+        <w:rPr>
+          <w:rFonts w:ascii="Times New Roman" w:hAnsi="Times New Roman"/>
+          <w:sz w:val="24"/>
+          <w:rFonts w:ascii="Times New Roman" w:hAnsi="Times New Roman" w:cs="Times New Roman"/>
+        </w:rPr>
+        <w:t xml:space="preserve"> </w:t>
+      </w:r>
+      <w:r>
+        <w:rPr>
+          <w:rFonts w:ascii="Times New Roman" w:hAnsi="Times New Roman"/>
+          <w:sz w:val="24"/>
+          <w:rFonts w:ascii="Times New Roman" w:hAnsi="Times New Roman" w:cs="Times New Roman"/>
+        </w:rPr>
+        <w:t xml:space="preserve">đổi dấu từ dương sang âm nên</w:t>
+      </w:r>
+      <w:r>
+        <w:rPr>
+          <w:rFonts w:ascii="Times New Roman" w:hAnsi="Times New Roman"/>
+          <w:sz w:val="24"/>
+          <w:rFonts w:ascii="Times New Roman" w:hAnsi="Times New Roman" w:cs="Times New Roman"/>
+        </w:rPr>
+        <w:t xml:space="preserve"> </w:t>
+      </w:r>
+      <m:oMath>
+        <m:r>
+          <m:t>x</m:t>
+        </m:r>
+        <m:r>
+          <m:rPr>
+            <m:sty m:val="p"/>
+          </m:rPr>
+          <m:t>=</m:t>
+        </m:r>
+        <m:r>
+          <m:t>0</m:t>
+        </m:r>
+      </m:oMath>
+      <w:r>
+        <w:rPr>
+          <w:rFonts w:ascii="Times New Roman" w:hAnsi="Times New Roman"/>
+          <w:sz w:val="24"/>
+          <w:rFonts w:ascii="Times New Roman" w:hAnsi="Times New Roman" w:cs="Times New Roman"/>
+        </w:rPr>
+        <w:t xml:space="preserve"> </w:t>
+      </w:r>
+      <w:r>
+        <w:rPr>
+          <w:rFonts w:ascii="Times New Roman" w:hAnsi="Times New Roman"/>
+          <w:sz w:val="24"/>
+          <w:rFonts w:ascii="Times New Roman" w:hAnsi="Times New Roman" w:cs="Times New Roman"/>
+        </w:rPr>
+        <w:t xml:space="preserve">là điểm cực đại.</w:t>
+      </w:r>
+    </w:p>
+    <w:p>
+      <w:pPr>
+        <w:pStyle w:val="BodyText"/>
+      </w:pPr>
+      <w:r>
+        <w:rPr>
+          <w:rFonts w:ascii="Times New Roman" w:hAnsi="Times New Roman"/>
+          <w:sz w:val="24"/>
+          <w:rFonts w:ascii="Times New Roman" w:hAnsi="Times New Roman" w:cs="Times New Roman"/>
+        </w:rPr>
+        <w:t xml:space="preserve">- Ý d) Đúng:</w:t>
+      </w:r>
+      <w:r>
+        <w:rPr>
+          <w:rFonts w:ascii="Times New Roman" w:hAnsi="Times New Roman"/>
+          <w:sz w:val="24"/>
+          <w:rFonts w:ascii="Times New Roman" w:hAnsi="Times New Roman" w:cs="Times New Roman"/>
+        </w:rPr>
+        <w:t xml:space="preserve"> </w:t>
+      </w:r>
+      <m:oMath>
+        <m:limLow>
+          <m:e>
+            <m:r>
+              <m:rPr>
+                <m:sty m:val="p"/>
+              </m:rPr>
+              <m:t>lim</m:t>
+            </m:r>
+          </m:e>
+          <m:lim>
+            <m:r>
+              <m:t>x</m:t>
+            </m:r>
+            <m:r>
+              <m:rPr>
+                <m:sty m:val="p"/>
+              </m:rPr>
+              <m:t>→</m:t>
+            </m:r>
+            <m:r>
+              <m:rPr>
+                <m:sty m:val="p"/>
+              </m:rPr>
+              <m:t>±</m:t>
+            </m:r>
+            <m:r>
+              <m:rPr>
+                <m:sty m:val="p"/>
+              </m:rPr>
+              <m:t>∞</m:t>
+            </m:r>
+          </m:lim>
+        </m:limLow>
+        <m:r>
+          <m:rPr>
+            <m:sty m:val="p"/>
+          </m:rPr>
+          <m:t>[</m:t>
+        </m:r>
+        <m:r>
+          <m:t>y</m:t>
+        </m:r>
+        <m:r>
+          <m:rPr>
+            <m:sty m:val="p"/>
+          </m:rPr>
+          <m:t>−</m:t>
+        </m:r>
+        <m:r>
+          <m:rPr>
+            <m:sty m:val="p"/>
+          </m:rPr>
+          <m:t>(</m:t>
+        </m:r>
+        <m:r>
+          <m:t>x</m:t>
+        </m:r>
+        <m:r>
+          <m:rPr>
+            <m:sty m:val="p"/>
+          </m:rPr>
+          <m:t>−</m:t>
+        </m:r>
+        <m:r>
+          <m:t>3</m:t>
+        </m:r>
+        <m:r>
+          <m:rPr>
+            <m:sty m:val="p"/>
+          </m:rPr>
+          <m:t>)</m:t>
+        </m:r>
+        <m:r>
+          <m:rPr>
+            <m:sty m:val="p"/>
+          </m:rPr>
+          <m:t>]</m:t>
+        </m:r>
+        <m:r>
+          <m:rPr>
+            <m:sty m:val="p"/>
+          </m:rPr>
+          <m:t>=</m:t>
+        </m:r>
+        <m:r>
+          <m:t>0</m:t>
+        </m:r>
+        <m:r>
+          <m:rPr>
+            <m:sty m:val="p"/>
+          </m:rPr>
+          <m:t>⟹</m:t>
+        </m:r>
+      </m:oMath>
+      <w:r>
+        <w:rPr>
+          <w:rFonts w:ascii="Times New Roman" w:hAnsi="Times New Roman"/>
+          <w:sz w:val="24"/>
+          <w:rFonts w:ascii="Times New Roman" w:hAnsi="Times New Roman" w:cs="Times New Roman"/>
+        </w:rPr>
+        <w:t xml:space="preserve"> </w:t>
+      </w:r>
+      <w:r>
+        <w:rPr>
+          <w:rFonts w:ascii="Times New Roman" w:hAnsi="Times New Roman"/>
+          <w:sz w:val="24"/>
+          <w:rFonts w:ascii="Times New Roman" w:hAnsi="Times New Roman" w:cs="Times New Roman"/>
+        </w:rPr>
+        <w:t xml:space="preserve">tiệm cận xiên là</w:t>
       </w:r>
       <w:r>
         <w:rPr>
@@ -9572,7 +11086,7 @@
           <w:sz w:val="24"/>
           <w:rFonts w:ascii="Times New Roman" w:hAnsi="Times New Roman" w:cs="Times New Roman"/>
         </w:rPr>
-        <w:t xml:space="preserve">==&gt; Đáp án: a) Đúng | b) Sai | c) Sai | d) Đúng.</w:t>
+        <w:t xml:space="preserve">==&gt; Đáp án: a) Đúng | b) Sai | c) Đúng | d) Đúng.</w:t>
       </w:r>
     </w:p>
     <w:p>
@@ -9724,7 +11238,7 @@
         <w:t xml:space="preserve"> </w:t>
       </w:r>
       <w:r>
-        <w:t xml:space="preserve">Đạo hàm là</w:t>
+        <w:t xml:space="preserve">Đạo hàm của hàm số là</w:t>
       </w:r>
       <w:r>
         <w:t xml:space="preserve"> </w:t>
@@ -9964,7 +11478,7 @@
         </w:rPr>
         <w:drawing>
           <wp:inline>
-            <wp:extent cx="3420000" cy="1274487"/>
+            <wp:extent cx="3420000" cy="948516"/>
             <wp:docPr id="6" name="Picture 6"/>
             <wp:cNvGraphicFramePr>
               <a:graphicFrameLocks noChangeAspect="1"/>
@@ -9985,7 +11499,7 @@
                   <pic:spPr>
                     <a:xfrm>
                       <a:off x="0" y="0"/>
-                      <a:ext cx="3420000" cy="1274487"/>
+                      <a:ext cx="3420000" cy="948516"/>
                     </a:xfrm>
                     <a:prstGeom prst="rect"/>
                   </pic:spPr>
@@ -10160,17 +11674,101 @@
           <w:sz w:val="24"/>
           <w:rFonts w:ascii="Times New Roman" w:hAnsi="Times New Roman" w:cs="Times New Roman"/>
         </w:rPr>
-        <w:t xml:space="preserve">- Ý b) Đúng:</w:t>
-      </w:r>
-      <w:r>
-        <w:rPr>
-          <w:rFonts w:ascii="Times New Roman" w:hAnsi="Times New Roman"/>
-          <w:sz w:val="24"/>
-          <w:rFonts w:ascii="Times New Roman" w:hAnsi="Times New Roman" w:cs="Times New Roman"/>
-        </w:rPr>
-        <w:t xml:space="preserve"> </w:t>
-      </w:r>
-      <m:oMath>
+        <w:t xml:space="preserve">- Ý b) Đúng: Trên khoảng</w:t>
+      </w:r>
+      <w:r>
+        <w:rPr>
+          <w:rFonts w:ascii="Times New Roman" w:hAnsi="Times New Roman"/>
+          <w:sz w:val="24"/>
+          <w:rFonts w:ascii="Times New Roman" w:hAnsi="Times New Roman" w:cs="Times New Roman"/>
+        </w:rPr>
+        <w:t xml:space="preserve"> </w:t>
+      </w:r>
+      <m:oMath>
+        <m:r>
+          <m:rPr>
+            <m:sty m:val="p"/>
+          </m:rPr>
+          <m:t>(</m:t>
+        </m:r>
+        <m:r>
+          <m:rPr>
+            <m:sty m:val="p"/>
+          </m:rPr>
+          <m:t>−</m:t>
+        </m:r>
+        <m:r>
+          <m:t>1</m:t>
+        </m:r>
+        <m:r>
+          <m:rPr>
+            <m:sty m:val="p"/>
+          </m:rPr>
+          <m:t>;</m:t>
+        </m:r>
+        <m:r>
+          <m:t>1</m:t>
+        </m:r>
+        <m:r>
+          <m:rPr>
+            <m:sty m:val="p"/>
+          </m:rPr>
+          <m:t>)</m:t>
+        </m:r>
+      </m:oMath>
+      <w:r>
+        <w:rPr>
+          <w:rFonts w:ascii="Times New Roman" w:hAnsi="Times New Roman"/>
+          <w:sz w:val="24"/>
+          <w:rFonts w:ascii="Times New Roman" w:hAnsi="Times New Roman" w:cs="Times New Roman"/>
+        </w:rPr>
+        <w:t xml:space="preserve">,</w:t>
+      </w:r>
+      <w:r>
+        <w:rPr>
+          <w:rFonts w:ascii="Times New Roman" w:hAnsi="Times New Roman"/>
+          <w:sz w:val="24"/>
+          <w:rFonts w:ascii="Times New Roman" w:hAnsi="Times New Roman" w:cs="Times New Roman"/>
+        </w:rPr>
+        <w:t xml:space="preserve"> </w:t>
+      </w:r>
+      <m:oMath>
+        <m:r>
+          <m:t>1</m:t>
+        </m:r>
+        <m:r>
+          <m:rPr>
+            <m:sty m:val="p"/>
+          </m:rPr>
+          <m:t>−</m:t>
+        </m:r>
+        <m:sSup>
+          <m:e>
+            <m:r>
+              <m:t>x</m:t>
+            </m:r>
+          </m:e>
+          <m:sup>
+            <m:r>
+              <m:t>2</m:t>
+            </m:r>
+          </m:sup>
+        </m:sSup>
+        <m:r>
+          <m:rPr>
+            <m:sty m:val="p"/>
+          </m:rPr>
+          <m:t>&gt;</m:t>
+        </m:r>
+        <m:r>
+          <m:t>0</m:t>
+        </m:r>
+        <m:r>
+          <m:rPr>
+            <m:sty m:val="p"/>
+          </m:rPr>
+          <m:t>⟹</m:t>
+        </m:r>
         <m:sSup>
           <m:e>
             <m:r>
@@ -10210,59 +11808,14 @@
         <m:r>
           <m:t>0</m:t>
         </m:r>
-        <m:r>
-          <m:rPr>
-            <m:sty m:val="p"/>
-          </m:rPr>
-          <m:t>⇔</m:t>
-        </m:r>
-        <m:r>
-          <m:t>x</m:t>
-        </m:r>
-        <m:r>
-          <m:rPr>
-            <m:sty m:val="p"/>
-          </m:rPr>
-          <m:t>∈</m:t>
-        </m:r>
-        <m:r>
-          <m:rPr>
-            <m:sty m:val="p"/>
-          </m:rPr>
-          <m:t>(</m:t>
-        </m:r>
-        <m:r>
-          <m:rPr>
-            <m:sty m:val="p"/>
-          </m:rPr>
-          <m:t>−</m:t>
-        </m:r>
-        <m:r>
-          <m:t>1</m:t>
-        </m:r>
-        <m:r>
-          <m:rPr>
-            <m:sty m:val="p"/>
-          </m:rPr>
-          <m:t>;</m:t>
-        </m:r>
-        <m:r>
-          <m:t>1</m:t>
-        </m:r>
-        <m:r>
-          <m:rPr>
-            <m:sty m:val="p"/>
-          </m:rPr>
-          <m:t>)</m:t>
-        </m:r>
-      </m:oMath>
-      <w:r>
-        <w:rPr>
-          <w:rFonts w:ascii="Times New Roman" w:hAnsi="Times New Roman"/>
-          <w:sz w:val="24"/>
-          <w:rFonts w:ascii="Times New Roman" w:hAnsi="Times New Roman" w:cs="Times New Roman"/>
-        </w:rPr>
-        <w:t xml:space="preserve">.</w:t>
+      </m:oMath>
+      <w:r>
+        <w:rPr>
+          <w:rFonts w:ascii="Times New Roman" w:hAnsi="Times New Roman"/>
+          <w:sz w:val="24"/>
+          <w:rFonts w:ascii="Times New Roman" w:hAnsi="Times New Roman" w:cs="Times New Roman"/>
+        </w:rPr>
+        <w:t xml:space="preserve">, hàm số đồng biến.</w:t>
       </w:r>
     </w:p>
     <w:p>
@@ -10275,7 +11828,43 @@
           <w:sz w:val="24"/>
           <w:rFonts w:ascii="Times New Roman" w:hAnsi="Times New Roman" w:cs="Times New Roman"/>
         </w:rPr>
-        <w:t xml:space="preserve">- Ý c) Sai: Giá trị cực tiểu là</w:t>
+        <w:t xml:space="preserve">- Ý c) Sai: Tại</w:t>
+      </w:r>
+      <w:r>
+        <w:rPr>
+          <w:rFonts w:ascii="Times New Roman" w:hAnsi="Times New Roman"/>
+          <w:sz w:val="24"/>
+          <w:rFonts w:ascii="Times New Roman" w:hAnsi="Times New Roman" w:cs="Times New Roman"/>
+        </w:rPr>
+        <w:t xml:space="preserve"> </w:t>
+      </w:r>
+      <m:oMath>
+        <m:r>
+          <m:t>x</m:t>
+        </m:r>
+        <m:r>
+          <m:rPr>
+            <m:sty m:val="p"/>
+          </m:rPr>
+          <m:t>=</m:t>
+        </m:r>
+        <m:r>
+          <m:rPr>
+            <m:sty m:val="p"/>
+          </m:rPr>
+          <m:t>−</m:t>
+        </m:r>
+        <m:r>
+          <m:t>1</m:t>
+        </m:r>
+      </m:oMath>
+      <w:r>
+        <w:rPr>
+          <w:rFonts w:ascii="Times New Roman" w:hAnsi="Times New Roman"/>
+          <w:sz w:val="24"/>
+          <w:rFonts w:ascii="Times New Roman" w:hAnsi="Times New Roman" w:cs="Times New Roman"/>
+        </w:rPr>
+        <w:t xml:space="preserve">, giá trị cực tiểu là</w:t>
       </w:r>
       <w:r>
         <w:rPr>
@@ -10321,6 +11910,15 @@
             <m:sty m:val="p"/>
           </m:rPr>
           <m:t>−</m:t>
+        </m:r>
+        <m:r>
+          <m:t>1</m:t>
+        </m:r>
+        <m:r>
+          <m:rPr>
+            <m:sty m:val="p"/>
+          </m:rPr>
+          <m:t>≠</m:t>
         </m:r>
         <m:r>
           <m:t>1</m:t>
@@ -10345,7 +11943,99 @@
           <w:sz w:val="24"/>
           <w:rFonts w:ascii="Times New Roman" w:hAnsi="Times New Roman" w:cs="Times New Roman"/>
         </w:rPr>
-        <w:t xml:space="preserve">- Ý d) Đúng: Khớp hoàn toàn bảng biến thiên.</w:t>
+        <w:t xml:space="preserve">- Ý d) Đúng: Bảng biến thiên thể hiện đúng chiều biến thiên và các giá trị cực trị</w:t>
+      </w:r>
+      <w:r>
+        <w:rPr>
+          <w:rFonts w:ascii="Times New Roman" w:hAnsi="Times New Roman"/>
+          <w:sz w:val="24"/>
+          <w:rFonts w:ascii="Times New Roman" w:hAnsi="Times New Roman" w:cs="Times New Roman"/>
+        </w:rPr>
+        <w:t xml:space="preserve"> </w:t>
+      </w:r>
+      <m:oMath>
+        <m:sSub>
+          <m:e>
+            <m:r>
+              <m:t>y</m:t>
+            </m:r>
+          </m:e>
+          <m:sub>
+            <m:r>
+              <m:rPr>
+                <m:nor/>
+                <m:sty m:val="p"/>
+              </m:rPr>
+              <m:t>CT</m:t>
+            </m:r>
+          </m:sub>
+        </m:sSub>
+        <m:r>
+          <m:rPr>
+            <m:sty m:val="p"/>
+          </m:rPr>
+          <m:t>=</m:t>
+        </m:r>
+        <m:r>
+          <m:rPr>
+            <m:sty m:val="p"/>
+          </m:rPr>
+          <m:t>−</m:t>
+        </m:r>
+        <m:r>
+          <m:t>1</m:t>
+        </m:r>
+      </m:oMath>
+      <w:r>
+        <w:rPr>
+          <w:rFonts w:ascii="Times New Roman" w:hAnsi="Times New Roman"/>
+          <w:sz w:val="24"/>
+          <w:rFonts w:ascii="Times New Roman" w:hAnsi="Times New Roman" w:cs="Times New Roman"/>
+        </w:rPr>
+        <w:t xml:space="preserve">,</w:t>
+      </w:r>
+      <w:r>
+        <w:rPr>
+          <w:rFonts w:ascii="Times New Roman" w:hAnsi="Times New Roman"/>
+          <w:sz w:val="24"/>
+          <w:rFonts w:ascii="Times New Roman" w:hAnsi="Times New Roman" w:cs="Times New Roman"/>
+        </w:rPr>
+        <w:t xml:space="preserve"> </w:t>
+      </w:r>
+      <m:oMath>
+        <m:sSub>
+          <m:e>
+            <m:r>
+              <m:t>y</m:t>
+            </m:r>
+          </m:e>
+          <m:sub>
+            <m:r>
+              <m:rPr>
+                <m:nor/>
+                <m:sty m:val="p"/>
+              </m:rPr>
+              <m:t>CĐ</m:t>
+            </m:r>
+          </m:sub>
+        </m:sSub>
+        <m:r>
+          <m:rPr>
+            <m:sty m:val="p"/>
+          </m:rPr>
+          <m:t>=</m:t>
+        </m:r>
+        <m:r>
+          <m:t>3</m:t>
+        </m:r>
+      </m:oMath>
+      <w:r>
+        <w:rPr>
+          <w:rFonts w:ascii="Times New Roman" w:hAnsi="Times New Roman"/>
+          <w:sz w:val="24"/>
+          <w:rFonts w:ascii="Times New Roman" w:hAnsi="Times New Roman" w:cs="Times New Roman"/>
+        </w:rPr>
+        <w:t xml:space="preserve">.</w:t>
       </w:r>
     </w:p>
     <w:p>
@@ -10496,7 +12186,7 @@
         </w:rPr>
         <w:drawing>
           <wp:inline>
-            <wp:extent cx="3420000" cy="1051024"/>
+            <wp:extent cx="3420000" cy="864933"/>
             <wp:docPr id="7" name="Picture 7"/>
             <wp:cNvGraphicFramePr>
               <a:graphicFrameLocks noChangeAspect="1"/>
@@ -10517,7 +12207,7 @@
                   <pic:spPr>
                     <a:xfrm>
                       <a:off x="0" y="0"/>
-                      <a:ext cx="3420000" cy="1051024"/>
+                      <a:ext cx="3420000" cy="864933"/>
                     </a:xfrm>
                     <a:prstGeom prst="rect"/>
                   </pic:spPr>
@@ -10569,7 +12259,43 @@
           <w:sz w:val="24"/>
           <w:rFonts w:ascii="Times New Roman" w:hAnsi="Times New Roman" w:cs="Times New Roman"/>
         </w:rPr>
-        <w:t xml:space="preserve">Đạo hàm</w:t>
+        <w:t xml:space="preserve">Qua</w:t>
+      </w:r>
+      <w:r>
+        <w:rPr>
+          <w:rFonts w:ascii="Times New Roman" w:hAnsi="Times New Roman"/>
+          <w:sz w:val="24"/>
+          <w:rFonts w:ascii="Times New Roman" w:hAnsi="Times New Roman" w:cs="Times New Roman"/>
+        </w:rPr>
+        <w:t xml:space="preserve"> </w:t>
+      </w:r>
+      <m:oMath>
+        <m:r>
+          <m:t>x</m:t>
+        </m:r>
+        <m:r>
+          <m:rPr>
+            <m:sty m:val="p"/>
+          </m:rPr>
+          <m:t>=</m:t>
+        </m:r>
+        <m:r>
+          <m:rPr>
+            <m:sty m:val="p"/>
+          </m:rPr>
+          <m:t>−</m:t>
+        </m:r>
+        <m:r>
+          <m:t>2</m:t>
+        </m:r>
+      </m:oMath>
+      <w:r>
+        <w:rPr>
+          <w:rFonts w:ascii="Times New Roman" w:hAnsi="Times New Roman"/>
+          <w:sz w:val="24"/>
+          <w:rFonts w:ascii="Times New Roman" w:hAnsi="Times New Roman" w:cs="Times New Roman"/>
+        </w:rPr>
+        <w:t xml:space="preserve">,</w:t>
       </w:r>
       <w:r>
         <w:rPr>
@@ -10625,7 +12351,7 @@
           <w:sz w:val="24"/>
           <w:rFonts w:ascii="Times New Roman" w:hAnsi="Times New Roman" w:cs="Times New Roman"/>
         </w:rPr>
-        <w:t xml:space="preserve">đổi dấu tại 2 điểm</w:t>
+        <w:t xml:space="preserve">đổi dấu từ dương sang âm nên</w:t>
       </w:r>
       <w:r>
         <w:rPr>
@@ -10669,7 +12395,7 @@
           <w:sz w:val="24"/>
           <w:rFonts w:ascii="Times New Roman" w:hAnsi="Times New Roman" w:cs="Times New Roman"/>
         </w:rPr>
-        <w:t xml:space="preserve">và</w:t>
+        <w:t xml:space="preserve">là điểm cực đại. Qua</w:t>
       </w:r>
       <w:r>
         <w:rPr>
@@ -10699,7 +12425,160 @@
           <w:sz w:val="24"/>
           <w:rFonts w:ascii="Times New Roman" w:hAnsi="Times New Roman" w:cs="Times New Roman"/>
         </w:rPr>
-        <w:t xml:space="preserve">. Vậy hàm số có 2 điểm cực trị.</w:t>
+        <w:t xml:space="preserve">,</w:t>
+      </w:r>
+      <w:r>
+        <w:rPr>
+          <w:rFonts w:ascii="Times New Roman" w:hAnsi="Times New Roman"/>
+          <w:sz w:val="24"/>
+          <w:rFonts w:ascii="Times New Roman" w:hAnsi="Times New Roman" w:cs="Times New Roman"/>
+        </w:rPr>
+        <w:t xml:space="preserve"> </w:t>
+      </w:r>
+      <m:oMath>
+        <m:sSup>
+          <m:e>
+            <m:r>
+              <m:t>f</m:t>
+            </m:r>
+          </m:e>
+          <m:sup>
+            <m:r>
+              <m:rPr>
+                <m:sty m:val="p"/>
+              </m:rPr>
+              <m:t>′</m:t>
+            </m:r>
+          </m:sup>
+        </m:sSup>
+        <m:r>
+          <m:rPr>
+            <m:sty m:val="p"/>
+          </m:rPr>
+          <m:t>(</m:t>
+        </m:r>
+        <m:r>
+          <m:t>x</m:t>
+        </m:r>
+        <m:r>
+          <m:rPr>
+            <m:sty m:val="p"/>
+          </m:rPr>
+          <m:t>)</m:t>
+        </m:r>
+      </m:oMath>
+      <w:r>
+        <w:rPr>
+          <w:rFonts w:ascii="Times New Roman" w:hAnsi="Times New Roman"/>
+          <w:sz w:val="24"/>
+          <w:rFonts w:ascii="Times New Roman" w:hAnsi="Times New Roman" w:cs="Times New Roman"/>
+        </w:rPr>
+        <w:t xml:space="preserve"> </w:t>
+      </w:r>
+      <w:r>
+        <w:rPr>
+          <w:rFonts w:ascii="Times New Roman" w:hAnsi="Times New Roman"/>
+          <w:sz w:val="24"/>
+          <w:rFonts w:ascii="Times New Roman" w:hAnsi="Times New Roman" w:cs="Times New Roman"/>
+        </w:rPr>
+        <w:t xml:space="preserve">đổi dấu từ âm sang dương nên</w:t>
+      </w:r>
+      <w:r>
+        <w:rPr>
+          <w:rFonts w:ascii="Times New Roman" w:hAnsi="Times New Roman"/>
+          <w:sz w:val="24"/>
+          <w:rFonts w:ascii="Times New Roman" w:hAnsi="Times New Roman" w:cs="Times New Roman"/>
+        </w:rPr>
+        <w:t xml:space="preserve"> </w:t>
+      </w:r>
+      <m:oMath>
+        <m:r>
+          <m:t>x</m:t>
+        </m:r>
+        <m:r>
+          <m:rPr>
+            <m:sty m:val="p"/>
+          </m:rPr>
+          <m:t>=</m:t>
+        </m:r>
+        <m:r>
+          <m:t>2</m:t>
+        </m:r>
+      </m:oMath>
+      <w:r>
+        <w:rPr>
+          <w:rFonts w:ascii="Times New Roman" w:hAnsi="Times New Roman"/>
+          <w:sz w:val="24"/>
+          <w:rFonts w:ascii="Times New Roman" w:hAnsi="Times New Roman" w:cs="Times New Roman"/>
+        </w:rPr>
+        <w:t xml:space="preserve"> </w:t>
+      </w:r>
+      <w:r>
+        <w:rPr>
+          <w:rFonts w:ascii="Times New Roman" w:hAnsi="Times New Roman"/>
+          <w:sz w:val="24"/>
+          <w:rFonts w:ascii="Times New Roman" w:hAnsi="Times New Roman" w:cs="Times New Roman"/>
+        </w:rPr>
+        <w:t xml:space="preserve">là điểm cực tiểu. Tại</w:t>
+      </w:r>
+      <w:r>
+        <w:rPr>
+          <w:rFonts w:ascii="Times New Roman" w:hAnsi="Times New Roman"/>
+          <w:sz w:val="24"/>
+          <w:rFonts w:ascii="Times New Roman" w:hAnsi="Times New Roman" w:cs="Times New Roman"/>
+        </w:rPr>
+        <w:t xml:space="preserve"> </w:t>
+      </w:r>
+      <m:oMath>
+        <m:r>
+          <m:t>x</m:t>
+        </m:r>
+        <m:r>
+          <m:rPr>
+            <m:sty m:val="p"/>
+          </m:rPr>
+          <m:t>=</m:t>
+        </m:r>
+        <m:r>
+          <m:t>0</m:t>
+        </m:r>
+      </m:oMath>
+      <w:r>
+        <w:rPr>
+          <w:rFonts w:ascii="Times New Roman" w:hAnsi="Times New Roman"/>
+          <w:sz w:val="24"/>
+          <w:rFonts w:ascii="Times New Roman" w:hAnsi="Times New Roman" w:cs="Times New Roman"/>
+        </w:rPr>
+        <w:t xml:space="preserve">, hàm số không xác định nên không là điểm cực trị. Vậy hàm số có đúng</w:t>
+      </w:r>
+      <w:r>
+        <w:rPr>
+          <w:rFonts w:ascii="Times New Roman" w:hAnsi="Times New Roman"/>
+          <w:sz w:val="24"/>
+          <w:rFonts w:ascii="Times New Roman" w:hAnsi="Times New Roman" w:cs="Times New Roman"/>
+        </w:rPr>
+        <w:t xml:space="preserve"> </w:t>
+      </w:r>
+      <m:oMath>
+        <m:r>
+          <m:t>2</m:t>
+        </m:r>
+      </m:oMath>
+      <w:r>
+        <w:rPr>
+          <w:rFonts w:ascii="Times New Roman" w:hAnsi="Times New Roman"/>
+          <w:sz w:val="24"/>
+          <w:rFonts w:ascii="Times New Roman" w:hAnsi="Times New Roman" w:cs="Times New Roman"/>
+        </w:rPr>
+        <w:t xml:space="preserve"> </w:t>
+      </w:r>
+      <w:r>
+        <w:rPr>
+          <w:rFonts w:ascii="Times New Roman" w:hAnsi="Times New Roman"/>
+          <w:sz w:val="24"/>
+          <w:rFonts w:ascii="Times New Roman" w:hAnsi="Times New Roman" w:cs="Times New Roman"/>
+        </w:rPr>
+        <w:t xml:space="preserve">điểm cực trị.</w:t>
       </w:r>
     </w:p>
     <w:p>
@@ -10879,6 +12758,22 @@
         </w:rPr>
         <w:t xml:space="preserve"> </w:t>
       </w:r>
+      <w:r>
+        <w:rPr>
+          <w:rFonts w:ascii="Times New Roman" w:hAnsi="Times New Roman"/>
+          <w:sz w:val="24"/>
+          <w:rFonts w:ascii="Times New Roman" w:hAnsi="Times New Roman" w:cs="Times New Roman"/>
+        </w:rPr>
+        <w:t xml:space="preserve">Ta có</w:t>
+      </w:r>
+      <w:r>
+        <w:rPr>
+          <w:rFonts w:ascii="Times New Roman" w:hAnsi="Times New Roman"/>
+          <w:sz w:val="24"/>
+          <w:rFonts w:ascii="Times New Roman" w:hAnsi="Times New Roman" w:cs="Times New Roman"/>
+        </w:rPr>
+        <w:t xml:space="preserve"> </w:t>
+      </w:r>
       <m:oMath>
         <m:sSup>
           <m:e>
@@ -10919,6 +12814,48 @@
         <m:r>
           <m:t>3</m:t>
         </m:r>
+        <m:sSup>
+          <m:e>
+            <m:r>
+              <m:t>x</m:t>
+            </m:r>
+          </m:e>
+          <m:sup>
+            <m:r>
+              <m:t>2</m:t>
+            </m:r>
+          </m:sup>
+        </m:sSup>
+        <m:r>
+          <m:rPr>
+            <m:sty m:val="p"/>
+          </m:rPr>
+          <m:t>−</m:t>
+        </m:r>
+        <m:r>
+          <m:t>12</m:t>
+        </m:r>
+        <m:r>
+          <m:t>x</m:t>
+        </m:r>
+        <m:r>
+          <m:rPr>
+            <m:sty m:val="p"/>
+          </m:rPr>
+          <m:t>+</m:t>
+        </m:r>
+        <m:r>
+          <m:t>9</m:t>
+        </m:r>
+        <m:r>
+          <m:rPr>
+            <m:sty m:val="p"/>
+          </m:rPr>
+          <m:t>=</m:t>
+        </m:r>
+        <m:r>
+          <m:t>3</m:t>
+        </m:r>
         <m:r>
           <m:rPr>
             <m:sty m:val="p"/>
@@ -11039,7 +12976,7 @@
           <w:sz w:val="24"/>
           <w:rFonts w:ascii="Times New Roman" w:hAnsi="Times New Roman" w:cs="Times New Roman"/>
         </w:rPr>
-        <w:t xml:space="preserve">.</w:t>
+        <w:t xml:space="preserve">. Giá trị cực đại</w:t>
       </w:r>
       <w:r>
         <w:rPr>
@@ -11058,10 +12995,11 @@
           </m:e>
           <m:sub>
             <m:r>
-              <m:t>C</m:t>
-            </m:r>
-            <m:r>
-              <m:t>Đ</m:t>
+              <m:rPr>
+                <m:nor/>
+                <m:sty m:val="p"/>
+              </m:rPr>
+              <m:t>CĐ</m:t>
             </m:r>
           </m:sub>
         </m:sSub>
@@ -11105,7 +13043,7 @@
           <w:sz w:val="24"/>
           <w:rFonts w:ascii="Times New Roman" w:hAnsi="Times New Roman" w:cs="Times New Roman"/>
         </w:rPr>
-        <w:t xml:space="preserve">,</w:t>
+        <w:t xml:space="preserve">, giá trị cực tiểu</w:t>
       </w:r>
       <w:r>
         <w:rPr>
@@ -11124,10 +13062,11 @@
           </m:e>
           <m:sub>
             <m:r>
-              <m:t>C</m:t>
-            </m:r>
-            <m:r>
-              <m:t>T</m:t>
+              <m:rPr>
+                <m:nor/>
+                <m:sty m:val="p"/>
+              </m:rPr>
+              <m:t>CT</m:t>
             </m:r>
           </m:sub>
         </m:sSub>
@@ -11171,17 +13110,61 @@
           <w:sz w:val="24"/>
           <w:rFonts w:ascii="Times New Roman" w:hAnsi="Times New Roman" w:cs="Times New Roman"/>
         </w:rPr>
-        <w:t xml:space="preserve">. Hiệu là</w:t>
-      </w:r>
-      <w:r>
-        <w:rPr>
-          <w:rFonts w:ascii="Times New Roman" w:hAnsi="Times New Roman"/>
-          <w:sz w:val="24"/>
-          <w:rFonts w:ascii="Times New Roman" w:hAnsi="Times New Roman" w:cs="Times New Roman"/>
-        </w:rPr>
-        <w:t xml:space="preserve"> </w:t>
-      </w:r>
-      <m:oMath>
+        <w:t xml:space="preserve">. Hiệu giữa giá trị cực đại và giá trị cực tiểu là:</w:t>
+      </w:r>
+      <w:r>
+        <w:rPr>
+          <w:rFonts w:ascii="Times New Roman" w:hAnsi="Times New Roman"/>
+          <w:sz w:val="24"/>
+          <w:rFonts w:ascii="Times New Roman" w:hAnsi="Times New Roman" w:cs="Times New Roman"/>
+        </w:rPr>
+        <w:t xml:space="preserve"> </w:t>
+      </w:r>
+      <m:oMath>
+        <m:sSub>
+          <m:e>
+            <m:r>
+              <m:t>y</m:t>
+            </m:r>
+          </m:e>
+          <m:sub>
+            <m:r>
+              <m:rPr>
+                <m:nor/>
+                <m:sty m:val="p"/>
+              </m:rPr>
+              <m:t>CĐ</m:t>
+            </m:r>
+          </m:sub>
+        </m:sSub>
+        <m:r>
+          <m:rPr>
+            <m:sty m:val="p"/>
+          </m:rPr>
+          <m:t>−</m:t>
+        </m:r>
+        <m:sSub>
+          <m:e>
+            <m:r>
+              <m:t>y</m:t>
+            </m:r>
+          </m:e>
+          <m:sub>
+            <m:r>
+              <m:rPr>
+                <m:nor/>
+                <m:sty m:val="p"/>
+              </m:rPr>
+              <m:t>CT</m:t>
+            </m:r>
+          </m:sub>
+        </m:sSub>
+        <m:r>
+          <m:rPr>
+            <m:sty m:val="p"/>
+          </m:rPr>
+          <m:t>=</m:t>
+        </m:r>
         <m:r>
           <m:t>5</m:t>
         </m:r>
@@ -11437,7 +13420,7 @@
           <w:sz w:val="24"/>
           <w:rFonts w:ascii="Times New Roman" w:hAnsi="Times New Roman" w:cs="Times New Roman"/>
         </w:rPr>
-        <w:t xml:space="preserve">Tiệm cận đứng</w:t>
+        <w:t xml:space="preserve">Đồ thị có tiệm cận đứng</w:t>
       </w:r>
       <w:r>
         <w:rPr>
@@ -11460,12 +13443,107 @@
         <m:r>
           <m:t>1</m:t>
         </m:r>
-        <m:r>
-          <m:rPr>
-            <m:sty m:val="p"/>
-          </m:rPr>
-          <m:t>⟹</m:t>
-        </m:r>
+      </m:oMath>
+      <w:r>
+        <w:rPr>
+          <w:rFonts w:ascii="Times New Roman" w:hAnsi="Times New Roman"/>
+          <w:sz w:val="24"/>
+          <w:rFonts w:ascii="Times New Roman" w:hAnsi="Times New Roman" w:cs="Times New Roman"/>
+        </w:rPr>
+        <w:t xml:space="preserve"> </w:t>
+      </w:r>
+      <w:r>
+        <w:rPr>
+          <w:rFonts w:ascii="Times New Roman" w:hAnsi="Times New Roman"/>
+          <w:sz w:val="24"/>
+          <w:rFonts w:ascii="Times New Roman" w:hAnsi="Times New Roman" w:cs="Times New Roman"/>
+        </w:rPr>
+        <w:t xml:space="preserve">và tiệm cận ngang</w:t>
+      </w:r>
+      <w:r>
+        <w:rPr>
+          <w:rFonts w:ascii="Times New Roman" w:hAnsi="Times New Roman"/>
+          <w:sz w:val="24"/>
+          <w:rFonts w:ascii="Times New Roman" w:hAnsi="Times New Roman" w:cs="Times New Roman"/>
+        </w:rPr>
+        <w:t xml:space="preserve"> </w:t>
+      </w:r>
+      <m:oMath>
+        <m:r>
+          <m:t>y</m:t>
+        </m:r>
+        <m:r>
+          <m:rPr>
+            <m:sty m:val="p"/>
+          </m:rPr>
+          <m:t>=</m:t>
+        </m:r>
+        <m:r>
+          <m:t>2</m:t>
+        </m:r>
+      </m:oMath>
+      <w:r>
+        <w:rPr>
+          <w:rFonts w:ascii="Times New Roman" w:hAnsi="Times New Roman"/>
+          <w:sz w:val="24"/>
+          <w:rFonts w:ascii="Times New Roman" w:hAnsi="Times New Roman" w:cs="Times New Roman"/>
+        </w:rPr>
+        <w:t xml:space="preserve">. Giao điểm hai đường tiệm cận là</w:t>
+      </w:r>
+      <w:r>
+        <w:rPr>
+          <w:rFonts w:ascii="Times New Roman" w:hAnsi="Times New Roman"/>
+          <w:sz w:val="24"/>
+          <w:rFonts w:ascii="Times New Roman" w:hAnsi="Times New Roman" w:cs="Times New Roman"/>
+        </w:rPr>
+        <w:t xml:space="preserve"> </w:t>
+      </w:r>
+      <m:oMath>
+        <m:r>
+          <m:t>I</m:t>
+        </m:r>
+        <m:r>
+          <m:rPr>
+            <m:sty m:val="p"/>
+          </m:rPr>
+          <m:t>(</m:t>
+        </m:r>
+        <m:r>
+          <m:t>1</m:t>
+        </m:r>
+        <m:r>
+          <m:rPr>
+            <m:sty m:val="p"/>
+          </m:rPr>
+          <m:t>;</m:t>
+        </m:r>
+        <m:r>
+          <m:t>2</m:t>
+        </m:r>
+        <m:r>
+          <m:rPr>
+            <m:sty m:val="p"/>
+          </m:rPr>
+          <m:t>)</m:t>
+        </m:r>
+      </m:oMath>
+      <w:r>
+        <w:rPr>
+          <w:rFonts w:ascii="Times New Roman" w:hAnsi="Times New Roman"/>
+          <w:sz w:val="24"/>
+          <w:rFonts w:ascii="Times New Roman" w:hAnsi="Times New Roman" w:cs="Times New Roman"/>
+        </w:rPr>
+        <w:t xml:space="preserve">, suy ra</w:t>
+      </w:r>
+      <w:r>
+        <w:rPr>
+          <w:rFonts w:ascii="Times New Roman" w:hAnsi="Times New Roman"/>
+          <w:sz w:val="24"/>
+          <w:rFonts w:ascii="Times New Roman" w:hAnsi="Times New Roman" w:cs="Times New Roman"/>
+        </w:rPr>
+        <w:t xml:space="preserve"> </w:t>
+      </w:r>
+      <m:oMath>
         <m:r>
           <m:t>a</m:t>
         </m:r>
@@ -11478,26 +13556,14 @@
         <m:r>
           <m:t>1</m:t>
         </m:r>
-      </m:oMath>
-      <w:r>
-        <w:rPr>
-          <w:rFonts w:ascii="Times New Roman" w:hAnsi="Times New Roman"/>
-          <w:sz w:val="24"/>
-          <w:rFonts w:ascii="Times New Roman" w:hAnsi="Times New Roman" w:cs="Times New Roman"/>
-        </w:rPr>
-        <w:t xml:space="preserve">. Tiệm cận ngang</w:t>
-      </w:r>
-      <w:r>
-        <w:rPr>
-          <w:rFonts w:ascii="Times New Roman" w:hAnsi="Times New Roman"/>
-          <w:sz w:val="24"/>
-          <w:rFonts w:ascii="Times New Roman" w:hAnsi="Times New Roman" w:cs="Times New Roman"/>
-        </w:rPr>
-        <w:t xml:space="preserve"> </w:t>
-      </w:r>
-      <m:oMath>
-        <m:r>
-          <m:t>y</m:t>
+        <m:r>
+          <m:rPr>
+            <m:sty m:val="p"/>
+          </m:rPr>
+          <m:t>,</m:t>
+        </m:r>
+        <m:r>
+          <m:t>b</m:t>
         </m:r>
         <m:r>
           <m:rPr>
@@ -11508,32 +13574,14 @@
         <m:r>
           <m:t>2</m:t>
         </m:r>
-        <m:r>
-          <m:rPr>
-            <m:sty m:val="p"/>
-          </m:rPr>
-          <m:t>⟹</m:t>
-        </m:r>
-        <m:r>
-          <m:t>b</m:t>
-        </m:r>
-        <m:r>
-          <m:rPr>
-            <m:sty m:val="p"/>
-          </m:rPr>
-          <m:t>=</m:t>
-        </m:r>
-        <m:r>
-          <m:t>2</m:t>
-        </m:r>
-      </m:oMath>
-      <w:r>
-        <w:rPr>
-          <w:rFonts w:ascii="Times New Roman" w:hAnsi="Times New Roman"/>
-          <w:sz w:val="24"/>
-          <w:rFonts w:ascii="Times New Roman" w:hAnsi="Times New Roman" w:cs="Times New Roman"/>
-        </w:rPr>
-        <w:t xml:space="preserve">. Tổng</w:t>
+      </m:oMath>
+      <w:r>
+        <w:rPr>
+          <w:rFonts w:ascii="Times New Roman" w:hAnsi="Times New Roman"/>
+          <w:sz w:val="24"/>
+          <w:rFonts w:ascii="Times New Roman" w:hAnsi="Times New Roman" w:cs="Times New Roman"/>
+        </w:rPr>
+        <w:t xml:space="preserve">. Vậy</w:t>
       </w:r>
       <w:r>
         <w:rPr>
@@ -11734,6 +13782,22 @@
         </w:rPr>
         <w:t xml:space="preserve"> </w:t>
       </w:r>
+      <w:r>
+        <w:rPr>
+          <w:rFonts w:ascii="Times New Roman" w:hAnsi="Times New Roman"/>
+          <w:sz w:val="24"/>
+          <w:rFonts w:ascii="Times New Roman" w:hAnsi="Times New Roman" w:cs="Times New Roman"/>
+        </w:rPr>
+        <w:t xml:space="preserve">Thực hiện phép chia:</w:t>
+      </w:r>
+      <w:r>
+        <w:rPr>
+          <w:rFonts w:ascii="Times New Roman" w:hAnsi="Times New Roman"/>
+          <w:sz w:val="24"/>
+          <w:rFonts w:ascii="Times New Roman" w:hAnsi="Times New Roman" w:cs="Times New Roman"/>
+        </w:rPr>
+        <w:t xml:space="preserve"> </w:t>
+      </w:r>
       <m:oMath>
         <m:r>
           <m:t>y</m:t>
@@ -11743,38 +13807,24 @@
             <m:sty m:val="p"/>
           </m:rPr>
           <m:t>=</m:t>
-        </m:r>
-        <m:r>
-          <m:t>x</m:t>
-        </m:r>
-        <m:r>
-          <m:rPr>
-            <m:sty m:val="p"/>
-          </m:rPr>
-          <m:t>+</m:t>
-        </m:r>
-        <m:r>
-          <m:t>2</m:t>
-        </m:r>
-        <m:r>
-          <m:rPr>
-            <m:sty m:val="p"/>
-          </m:rPr>
-          <m:t>+</m:t>
         </m:r>
         <m:f>
           <m:fPr>
             <m:type m:val="bar"/>
           </m:fPr>
           <m:num>
-            <m:r>
-              <m:t>3</m:t>
-            </m:r>
-          </m:num>
-          <m:den>
-            <m:r>
-              <m:t>x</m:t>
-            </m:r>
+            <m:sSup>
+              <m:e>
+                <m:r>
+                  <m:t>x</m:t>
+                </m:r>
+              </m:e>
+              <m:sup>
+                <m:r>
+                  <m:t>2</m:t>
+                </m:r>
+              </m:sup>
+            </m:sSup>
             <m:r>
               <m:rPr>
                 <m:sty m:val="p"/>
@@ -11782,6 +13832,20 @@
               <m:t>−</m:t>
             </m:r>
             <m:r>
+              <m:t>1</m:t>
+            </m:r>
+          </m:num>
+          <m:den>
+            <m:r>
+              <m:t>x</m:t>
+            </m:r>
+            <m:r>
+              <m:rPr>
+                <m:sty m:val="p"/>
+              </m:rPr>
+              <m:t>−</m:t>
+            </m:r>
+            <m:r>
               <m:t>2</m:t>
             </m:r>
           </m:den>
@@ -11790,24 +13854,58 @@
           <m:rPr>
             <m:sty m:val="p"/>
           </m:rPr>
-          <m:t>⟹</m:t>
-        </m:r>
-      </m:oMath>
-      <w:r>
-        <w:rPr>
-          <w:rFonts w:ascii="Times New Roman" w:hAnsi="Times New Roman"/>
-          <w:sz w:val="24"/>
-          <w:rFonts w:ascii="Times New Roman" w:hAnsi="Times New Roman" w:cs="Times New Roman"/>
-        </w:rPr>
-        <w:t xml:space="preserve"> </w:t>
-      </w:r>
-      <w:r>
-        <w:rPr>
-          <w:rFonts w:ascii="Times New Roman" w:hAnsi="Times New Roman"/>
-          <w:sz w:val="24"/>
-          <w:rFonts w:ascii="Times New Roman" w:hAnsi="Times New Roman" w:cs="Times New Roman"/>
-        </w:rPr>
-        <w:t xml:space="preserve">tiệm cận xiên là</w:t>
+          <m:t>=</m:t>
+        </m:r>
+        <m:r>
+          <m:t>x</m:t>
+        </m:r>
+        <m:r>
+          <m:rPr>
+            <m:sty m:val="p"/>
+          </m:rPr>
+          <m:t>+</m:t>
+        </m:r>
+        <m:r>
+          <m:t>2</m:t>
+        </m:r>
+        <m:r>
+          <m:rPr>
+            <m:sty m:val="p"/>
+          </m:rPr>
+          <m:t>+</m:t>
+        </m:r>
+        <m:f>
+          <m:fPr>
+            <m:type m:val="bar"/>
+          </m:fPr>
+          <m:num>
+            <m:r>
+              <m:t>3</m:t>
+            </m:r>
+          </m:num>
+          <m:den>
+            <m:r>
+              <m:t>x</m:t>
+            </m:r>
+            <m:r>
+              <m:rPr>
+                <m:sty m:val="p"/>
+              </m:rPr>
+              <m:t>−</m:t>
+            </m:r>
+            <m:r>
+              <m:t>2</m:t>
+            </m:r>
+          </m:den>
+        </m:f>
+      </m:oMath>
+      <w:r>
+        <w:rPr>
+          <w:rFonts w:ascii="Times New Roman" w:hAnsi="Times New Roman"/>
+          <w:sz w:val="24"/>
+          <w:rFonts w:ascii="Times New Roman" w:hAnsi="Times New Roman" w:cs="Times New Roman"/>
+        </w:rPr>
+        <w:t xml:space="preserve">. Đường tiệm cận xiên của đồ thị là</w:t>
       </w:r>
       <w:r>
         <w:rPr>
@@ -11846,7 +13944,7 @@
           <w:sz w:val="24"/>
           <w:rFonts w:ascii="Times New Roman" w:hAnsi="Times New Roman" w:cs="Times New Roman"/>
         </w:rPr>
-        <w:t xml:space="preserve">. Giao với trục tung tại</w:t>
+        <w:t xml:space="preserve">. Cho</w:t>
       </w:r>
       <w:r>
         <w:rPr>
@@ -11869,12 +13967,32 @@
         <m:r>
           <m:t>0</m:t>
         </m:r>
-        <m:r>
-          <m:rPr>
-            <m:sty m:val="p"/>
-          </m:rPr>
-          <m:t>⟹</m:t>
-        </m:r>
+      </m:oMath>
+      <w:r>
+        <w:rPr>
+          <w:rFonts w:ascii="Times New Roman" w:hAnsi="Times New Roman"/>
+          <w:sz w:val="24"/>
+          <w:rFonts w:ascii="Times New Roman" w:hAnsi="Times New Roman" w:cs="Times New Roman"/>
+        </w:rPr>
+        <w:t xml:space="preserve"> </w:t>
+      </w:r>
+      <w:r>
+        <w:rPr>
+          <w:rFonts w:ascii="Times New Roman" w:hAnsi="Times New Roman"/>
+          <w:sz w:val="24"/>
+          <w:rFonts w:ascii="Times New Roman" w:hAnsi="Times New Roman" w:cs="Times New Roman"/>
+        </w:rPr>
+        <w:t xml:space="preserve">ta được</w:t>
+      </w:r>
+      <w:r>
+        <w:rPr>
+          <w:rFonts w:ascii="Times New Roman" w:hAnsi="Times New Roman"/>
+          <w:sz w:val="24"/>
+          <w:rFonts w:ascii="Times New Roman" w:hAnsi="Times New Roman" w:cs="Times New Roman"/>
+        </w:rPr>
+        <w:t xml:space="preserve"> </w:t>
+      </w:r>
+      <m:oMath>
         <m:r>
           <m:t>y</m:t>
         </m:r>
@@ -11884,6 +14002,27 @@
           </m:rPr>
           <m:t>=</m:t>
         </m:r>
+        <m:r>
+          <m:t>2</m:t>
+        </m:r>
+      </m:oMath>
+      <w:r>
+        <w:rPr>
+          <w:rFonts w:ascii="Times New Roman" w:hAnsi="Times New Roman"/>
+          <w:sz w:val="24"/>
+          <w:rFonts w:ascii="Times New Roman" w:hAnsi="Times New Roman" w:cs="Times New Roman"/>
+        </w:rPr>
+        <w:t xml:space="preserve">. Vậy tung độ giao điểm của đường tiệm cận xiên với trục tung là</w:t>
+      </w:r>
+      <w:r>
+        <w:rPr>
+          <w:rFonts w:ascii="Times New Roman" w:hAnsi="Times New Roman"/>
+          <w:sz w:val="24"/>
+          <w:rFonts w:ascii="Times New Roman" w:hAnsi="Times New Roman" w:cs="Times New Roman"/>
+        </w:rPr>
+        <w:t xml:space="preserve"> </w:t>
+      </w:r>
+      <m:oMath>
         <m:r>
           <m:t>2</m:t>
         </m:r>
@@ -12234,17 +14373,38 @@
           <w:sz w:val="24"/>
           <w:rFonts w:ascii="Times New Roman" w:hAnsi="Times New Roman" w:cs="Times New Roman"/>
         </w:rPr>
-        <w:t xml:space="preserve">Các điểm cực trị là nghiệm bội lẻ:</w:t>
-      </w:r>
-      <w:r>
-        <w:rPr>
-          <w:rFonts w:ascii="Times New Roman" w:hAnsi="Times New Roman"/>
-          <w:sz w:val="24"/>
-          <w:rFonts w:ascii="Times New Roman" w:hAnsi="Times New Roman" w:cs="Times New Roman"/>
-        </w:rPr>
-        <w:t xml:space="preserve"> </w:t>
-      </w:r>
-      <m:oMath>
+        <w:t xml:space="preserve">Phương trình</w:t>
+      </w:r>
+      <w:r>
+        <w:rPr>
+          <w:rFonts w:ascii="Times New Roman" w:hAnsi="Times New Roman"/>
+          <w:sz w:val="24"/>
+          <w:rFonts w:ascii="Times New Roman" w:hAnsi="Times New Roman" w:cs="Times New Roman"/>
+        </w:rPr>
+        <w:t xml:space="preserve"> </w:t>
+      </w:r>
+      <m:oMath>
+        <m:sSup>
+          <m:e>
+            <m:r>
+              <m:t>f</m:t>
+            </m:r>
+          </m:e>
+          <m:sup>
+            <m:r>
+              <m:rPr>
+                <m:sty m:val="p"/>
+              </m:rPr>
+              <m:t>′</m:t>
+            </m:r>
+          </m:sup>
+        </m:sSup>
+        <m:r>
+          <m:rPr>
+            <m:sty m:val="p"/>
+          </m:rPr>
+          <m:t>(</m:t>
+        </m:r>
         <m:r>
           <m:t>x</m:t>
         </m:r>
@@ -12252,9 +14412,53 @@
           <m:rPr>
             <m:sty m:val="p"/>
           </m:rPr>
+          <m:t>)</m:t>
+        </m:r>
+        <m:r>
+          <m:rPr>
+            <m:sty m:val="p"/>
+          </m:rPr>
           <m:t>=</m:t>
         </m:r>
         <m:r>
+          <m:t>0</m:t>
+        </m:r>
+      </m:oMath>
+      <w:r>
+        <w:rPr>
+          <w:rFonts w:ascii="Times New Roman" w:hAnsi="Times New Roman"/>
+          <w:sz w:val="24"/>
+          <w:rFonts w:ascii="Times New Roman" w:hAnsi="Times New Roman" w:cs="Times New Roman"/>
+        </w:rPr>
+        <w:t xml:space="preserve"> </w:t>
+      </w:r>
+      <w:r>
+        <w:rPr>
+          <w:rFonts w:ascii="Times New Roman" w:hAnsi="Times New Roman"/>
+          <w:sz w:val="24"/>
+          <w:rFonts w:ascii="Times New Roman" w:hAnsi="Times New Roman" w:cs="Times New Roman"/>
+        </w:rPr>
+        <w:t xml:space="preserve">có hai nghiệm đơn</w:t>
+      </w:r>
+      <w:r>
+        <w:rPr>
+          <w:rFonts w:ascii="Times New Roman" w:hAnsi="Times New Roman"/>
+          <w:sz w:val="24"/>
+          <w:rFonts w:ascii="Times New Roman" w:hAnsi="Times New Roman" w:cs="Times New Roman"/>
+        </w:rPr>
+        <w:t xml:space="preserve"> </w:t>
+      </w:r>
+      <m:oMath>
+        <m:r>
+          <m:t>x</m:t>
+        </m:r>
+        <m:r>
+          <m:rPr>
+            <m:sty m:val="p"/>
+          </m:rPr>
+          <m:t>=</m:t>
+        </m:r>
+        <m:r>
           <m:rPr>
             <m:sty m:val="p"/>
           </m:rPr>
@@ -12270,6 +14474,166 @@
           <w:sz w:val="24"/>
           <w:rFonts w:ascii="Times New Roman" w:hAnsi="Times New Roman" w:cs="Times New Roman"/>
         </w:rPr>
+        <w:t xml:space="preserve">,</w:t>
+      </w:r>
+      <w:r>
+        <w:rPr>
+          <w:rFonts w:ascii="Times New Roman" w:hAnsi="Times New Roman"/>
+          <w:sz w:val="24"/>
+          <w:rFonts w:ascii="Times New Roman" w:hAnsi="Times New Roman" w:cs="Times New Roman"/>
+        </w:rPr>
+        <w:t xml:space="preserve"> </w:t>
+      </w:r>
+      <m:oMath>
+        <m:r>
+          <m:t>x</m:t>
+        </m:r>
+        <m:r>
+          <m:rPr>
+            <m:sty m:val="p"/>
+          </m:rPr>
+          <m:t>=</m:t>
+        </m:r>
+        <m:r>
+          <m:t>2</m:t>
+        </m:r>
+      </m:oMath>
+      <w:r>
+        <w:rPr>
+          <w:rFonts w:ascii="Times New Roman" w:hAnsi="Times New Roman"/>
+          <w:sz w:val="24"/>
+          <w:rFonts w:ascii="Times New Roman" w:hAnsi="Times New Roman" w:cs="Times New Roman"/>
+        </w:rPr>
+        <w:t xml:space="preserve"> </w:t>
+      </w:r>
+      <w:r>
+        <w:rPr>
+          <w:rFonts w:ascii="Times New Roman" w:hAnsi="Times New Roman"/>
+          <w:sz w:val="24"/>
+          <w:rFonts w:ascii="Times New Roman" w:hAnsi="Times New Roman" w:cs="Times New Roman"/>
+        </w:rPr>
+        <w:t xml:space="preserve">và một nghiệm bội hai</w:t>
+      </w:r>
+      <w:r>
+        <w:rPr>
+          <w:rFonts w:ascii="Times New Roman" w:hAnsi="Times New Roman"/>
+          <w:sz w:val="24"/>
+          <w:rFonts w:ascii="Times New Roman" w:hAnsi="Times New Roman" w:cs="Times New Roman"/>
+        </w:rPr>
+        <w:t xml:space="preserve"> </w:t>
+      </w:r>
+      <m:oMath>
+        <m:r>
+          <m:t>x</m:t>
+        </m:r>
+        <m:r>
+          <m:rPr>
+            <m:sty m:val="p"/>
+          </m:rPr>
+          <m:t>=</m:t>
+        </m:r>
+        <m:r>
+          <m:t>1</m:t>
+        </m:r>
+      </m:oMath>
+      <w:r>
+        <w:rPr>
+          <w:rFonts w:ascii="Times New Roman" w:hAnsi="Times New Roman"/>
+          <w:sz w:val="24"/>
+          <w:rFonts w:ascii="Times New Roman" w:hAnsi="Times New Roman" w:cs="Times New Roman"/>
+        </w:rPr>
+        <w:t xml:space="preserve">. Đạo hàm</w:t>
+      </w:r>
+      <w:r>
+        <w:rPr>
+          <w:rFonts w:ascii="Times New Roman" w:hAnsi="Times New Roman"/>
+          <w:sz w:val="24"/>
+          <w:rFonts w:ascii="Times New Roman" w:hAnsi="Times New Roman" w:cs="Times New Roman"/>
+        </w:rPr>
+        <w:t xml:space="preserve"> </w:t>
+      </w:r>
+      <m:oMath>
+        <m:sSup>
+          <m:e>
+            <m:r>
+              <m:t>f</m:t>
+            </m:r>
+          </m:e>
+          <m:sup>
+            <m:r>
+              <m:rPr>
+                <m:sty m:val="p"/>
+              </m:rPr>
+              <m:t>′</m:t>
+            </m:r>
+          </m:sup>
+        </m:sSup>
+        <m:r>
+          <m:rPr>
+            <m:sty m:val="p"/>
+          </m:rPr>
+          <m:t>(</m:t>
+        </m:r>
+        <m:r>
+          <m:t>x</m:t>
+        </m:r>
+        <m:r>
+          <m:rPr>
+            <m:sty m:val="p"/>
+          </m:rPr>
+          <m:t>)</m:t>
+        </m:r>
+      </m:oMath>
+      <w:r>
+        <w:rPr>
+          <w:rFonts w:ascii="Times New Roman" w:hAnsi="Times New Roman"/>
+          <w:sz w:val="24"/>
+          <w:rFonts w:ascii="Times New Roman" w:hAnsi="Times New Roman" w:cs="Times New Roman"/>
+        </w:rPr>
+        <w:t xml:space="preserve"> </w:t>
+      </w:r>
+      <w:r>
+        <w:rPr>
+          <w:rFonts w:ascii="Times New Roman" w:hAnsi="Times New Roman"/>
+          <w:sz w:val="24"/>
+          <w:rFonts w:ascii="Times New Roman" w:hAnsi="Times New Roman" w:cs="Times New Roman"/>
+        </w:rPr>
+        <w:t xml:space="preserve">chỉ đổi dấu qua các nghiệm đơn</w:t>
+      </w:r>
+      <w:r>
+        <w:rPr>
+          <w:rFonts w:ascii="Times New Roman" w:hAnsi="Times New Roman"/>
+          <w:sz w:val="24"/>
+          <w:rFonts w:ascii="Times New Roman" w:hAnsi="Times New Roman" w:cs="Times New Roman"/>
+        </w:rPr>
+        <w:t xml:space="preserve"> </w:t>
+      </w:r>
+      <m:oMath>
+        <m:r>
+          <m:t>x</m:t>
+        </m:r>
+        <m:r>
+          <m:rPr>
+            <m:sty m:val="p"/>
+          </m:rPr>
+          <m:t>=</m:t>
+        </m:r>
+        <m:r>
+          <m:rPr>
+            <m:sty m:val="p"/>
+          </m:rPr>
+          <m:t>−</m:t>
+        </m:r>
+        <m:r>
+          <m:t>3</m:t>
+        </m:r>
+      </m:oMath>
+      <w:r>
+        <w:rPr>
+          <w:rFonts w:ascii="Times New Roman" w:hAnsi="Times New Roman"/>
+          <w:sz w:val="24"/>
+          <w:rFonts w:ascii="Times New Roman" w:hAnsi="Times New Roman" w:cs="Times New Roman"/>
+        </w:rPr>
         <w:t xml:space="preserve"> </w:t>
       </w:r>
       <w:r>
@@ -12308,7 +14672,99 @@
           <w:sz w:val="24"/>
           <w:rFonts w:ascii="Times New Roman" w:hAnsi="Times New Roman" w:cs="Times New Roman"/>
         </w:rPr>
-        <w:t xml:space="preserve">. Tổng là</w:t>
+        <w:t xml:space="preserve">. Do đó hàm số đạt cực trị tại</w:t>
+      </w:r>
+      <w:r>
+        <w:rPr>
+          <w:rFonts w:ascii="Times New Roman" w:hAnsi="Times New Roman"/>
+          <w:sz w:val="24"/>
+          <w:rFonts w:ascii="Times New Roman" w:hAnsi="Times New Roman" w:cs="Times New Roman"/>
+        </w:rPr>
+        <w:t xml:space="preserve"> </w:t>
+      </w:r>
+      <m:oMath>
+        <m:sSub>
+          <m:e>
+            <m:r>
+              <m:t>x</m:t>
+            </m:r>
+          </m:e>
+          <m:sub>
+            <m:r>
+              <m:t>1</m:t>
+            </m:r>
+          </m:sub>
+        </m:sSub>
+        <m:r>
+          <m:rPr>
+            <m:sty m:val="p"/>
+          </m:rPr>
+          <m:t>=</m:t>
+        </m:r>
+        <m:r>
+          <m:rPr>
+            <m:sty m:val="p"/>
+          </m:rPr>
+          <m:t>−</m:t>
+        </m:r>
+        <m:r>
+          <m:t>3</m:t>
+        </m:r>
+      </m:oMath>
+      <w:r>
+        <w:rPr>
+          <w:rFonts w:ascii="Times New Roman" w:hAnsi="Times New Roman"/>
+          <w:sz w:val="24"/>
+          <w:rFonts w:ascii="Times New Roman" w:hAnsi="Times New Roman" w:cs="Times New Roman"/>
+        </w:rPr>
+        <w:t xml:space="preserve"> </w:t>
+      </w:r>
+      <w:r>
+        <w:rPr>
+          <w:rFonts w:ascii="Times New Roman" w:hAnsi="Times New Roman"/>
+          <w:sz w:val="24"/>
+          <w:rFonts w:ascii="Times New Roman" w:hAnsi="Times New Roman" w:cs="Times New Roman"/>
+        </w:rPr>
+        <w:t xml:space="preserve">và</w:t>
+      </w:r>
+      <w:r>
+        <w:rPr>
+          <w:rFonts w:ascii="Times New Roman" w:hAnsi="Times New Roman"/>
+          <w:sz w:val="24"/>
+          <w:rFonts w:ascii="Times New Roman" w:hAnsi="Times New Roman" w:cs="Times New Roman"/>
+        </w:rPr>
+        <w:t xml:space="preserve"> </w:t>
+      </w:r>
+      <m:oMath>
+        <m:sSub>
+          <m:e>
+            <m:r>
+              <m:t>x</m:t>
+            </m:r>
+          </m:e>
+          <m:sub>
+            <m:r>
+              <m:t>2</m:t>
+            </m:r>
+          </m:sub>
+        </m:sSub>
+        <m:r>
+          <m:rPr>
+            <m:sty m:val="p"/>
+          </m:rPr>
+          <m:t>=</m:t>
+        </m:r>
+        <m:r>
+          <m:t>2</m:t>
+        </m:r>
+      </m:oMath>
+      <w:r>
+        <w:rPr>
+          <w:rFonts w:ascii="Times New Roman" w:hAnsi="Times New Roman"/>
+          <w:sz w:val="24"/>
+          <w:rFonts w:ascii="Times New Roman" w:hAnsi="Times New Roman" w:cs="Times New Roman"/>
+        </w:rPr>
+        <w:t xml:space="preserve">. Tổng các giá trị cực trị là:</w:t>
       </w:r>
       <w:r>
         <w:rPr>
@@ -12605,6 +15061,22 @@
         </w:rPr>
         <w:t xml:space="preserve"> </w:t>
       </w:r>
+      <w:r>
+        <w:rPr>
+          <w:rFonts w:ascii="Times New Roman" w:hAnsi="Times New Roman"/>
+          <w:sz w:val="24"/>
+          <w:rFonts w:ascii="Times New Roman" w:hAnsi="Times New Roman" w:cs="Times New Roman"/>
+        </w:rPr>
+        <w:t xml:space="preserve">Ta có</w:t>
+      </w:r>
+      <w:r>
+        <w:rPr>
+          <w:rFonts w:ascii="Times New Roman" w:hAnsi="Times New Roman"/>
+          <w:sz w:val="24"/>
+          <w:rFonts w:ascii="Times New Roman" w:hAnsi="Times New Roman" w:cs="Times New Roman"/>
+        </w:rPr>
+        <w:t xml:space="preserve"> </w:t>
+      </w:r>
       <m:oMath>
         <m:sSup>
           <m:e>
@@ -12645,6 +15117,12 @@
         <m:r>
           <m:t>3</m:t>
         </m:r>
+        <m:r>
+          <m:rPr>
+            <m:sty m:val="p"/>
+          </m:rPr>
+          <m:t>(</m:t>
+        </m:r>
         <m:sSup>
           <m:e>
             <m:r>
@@ -12664,10 +15142,13 @@
           <m:t>−</m:t>
         </m:r>
         <m:r>
-          <m:t>3</m:t>
-        </m:r>
-        <m:r>
           <m:t>a</m:t>
+        </m:r>
+        <m:r>
+          <m:rPr>
+            <m:sty m:val="p"/>
+          </m:rPr>
+          <m:t>)</m:t>
         </m:r>
         <m:r>
           <m:rPr>
@@ -12717,17 +15198,76 @@
           <w:sz w:val="24"/>
           <w:rFonts w:ascii="Times New Roman" w:hAnsi="Times New Roman" w:cs="Times New Roman"/>
         </w:rPr>
-        <w:t xml:space="preserve">. Vì hàm số đạt cực tiểu tại</w:t>
-      </w:r>
-      <w:r>
-        <w:rPr>
-          <w:rFonts w:ascii="Times New Roman" w:hAnsi="Times New Roman"/>
-          <w:sz w:val="24"/>
-          <w:rFonts w:ascii="Times New Roman" w:hAnsi="Times New Roman" w:cs="Times New Roman"/>
-        </w:rPr>
-        <w:t xml:space="preserve"> </w:t>
-      </w:r>
-      <m:oMath>
+        <w:t xml:space="preserve"> </w:t>
+      </w:r>
+      <w:r>
+        <w:rPr>
+          <w:rFonts w:ascii="Times New Roman" w:hAnsi="Times New Roman"/>
+          <w:sz w:val="24"/>
+          <w:rFonts w:ascii="Times New Roman" w:hAnsi="Times New Roman" w:cs="Times New Roman"/>
+        </w:rPr>
+        <w:t xml:space="preserve">(do</w:t>
+      </w:r>
+      <w:r>
+        <w:rPr>
+          <w:rFonts w:ascii="Times New Roman" w:hAnsi="Times New Roman"/>
+          <w:sz w:val="24"/>
+          <w:rFonts w:ascii="Times New Roman" w:hAnsi="Times New Roman" w:cs="Times New Roman"/>
+        </w:rPr>
+        <w:t xml:space="preserve"> </w:t>
+      </w:r>
+      <m:oMath>
+        <m:r>
+          <m:t>a</m:t>
+        </m:r>
+        <m:r>
+          <m:rPr>
+            <m:sty m:val="p"/>
+          </m:rPr>
+          <m:t>&gt;</m:t>
+        </m:r>
+        <m:r>
+          <m:t>0</m:t>
+        </m:r>
+      </m:oMath>
+      <w:r>
+        <w:rPr>
+          <w:rFonts w:ascii="Times New Roman" w:hAnsi="Times New Roman"/>
+          <w:sz w:val="24"/>
+          <w:rFonts w:ascii="Times New Roman" w:hAnsi="Times New Roman" w:cs="Times New Roman"/>
+        </w:rPr>
+        <w:t xml:space="preserve">). Vì</w:t>
+      </w:r>
+      <w:r>
+        <w:rPr>
+          <w:rFonts w:ascii="Times New Roman" w:hAnsi="Times New Roman"/>
+          <w:sz w:val="24"/>
+          <w:rFonts w:ascii="Times New Roman" w:hAnsi="Times New Roman" w:cs="Times New Roman"/>
+        </w:rPr>
+        <w:t xml:space="preserve"> </w:t>
+      </w:r>
+      <m:oMath>
+        <m:sSup>
+          <m:e>
+            <m:r>
+              <m:t>f</m:t>
+            </m:r>
+          </m:e>
+          <m:sup>
+            <m:r>
+              <m:rPr>
+                <m:sty m:val="p"/>
+              </m:rPr>
+              <m:t>″</m:t>
+            </m:r>
+          </m:sup>
+        </m:sSup>
+        <m:r>
+          <m:rPr>
+            <m:sty m:val="p"/>
+          </m:rPr>
+          <m:t>(</m:t>
+        </m:r>
         <m:r>
           <m:t>x</m:t>
         </m:r>
@@ -12735,7 +15275,46 @@
           <m:rPr>
             <m:sty m:val="p"/>
           </m:rPr>
+          <m:t>)</m:t>
+        </m:r>
+        <m:r>
+          <m:rPr>
+            <m:sty m:val="p"/>
+          </m:rPr>
           <m:t>=</m:t>
+        </m:r>
+        <m:r>
+          <m:t>6</m:t>
+        </m:r>
+        <m:r>
+          <m:t>x</m:t>
+        </m:r>
+        <m:r>
+          <m:rPr>
+            <m:sty m:val="p"/>
+          </m:rPr>
+          <m:t>⟹</m:t>
+        </m:r>
+        <m:sSup>
+          <m:e>
+            <m:r>
+              <m:t>f</m:t>
+            </m:r>
+          </m:e>
+          <m:sup>
+            <m:r>
+              <m:rPr>
+                <m:sty m:val="p"/>
+              </m:rPr>
+              <m:t>″</m:t>
+            </m:r>
+          </m:sup>
+        </m:sSup>
+        <m:r>
+          <m:rPr>
+            <m:sty m:val="p"/>
+          </m:rPr>
+          <m:t>(</m:t>
         </m:r>
         <m:rad>
           <m:radPr>
@@ -12752,16 +15331,156 @@
           <m:rPr>
             <m:sty m:val="p"/>
           </m:rPr>
+          <m:t>)</m:t>
+        </m:r>
+        <m:r>
+          <m:rPr>
+            <m:sty m:val="p"/>
+          </m:rPr>
           <m:t>=</m:t>
         </m:r>
         <m:r>
+          <m:t>6</m:t>
+        </m:r>
+        <m:rad>
+          <m:radPr>
+            <m:degHide m:val="on"/>
+          </m:radPr>
+          <m:deg/>
+          <m:e>
+            <m:r>
+              <m:t>a</m:t>
+            </m:r>
+          </m:e>
+        </m:rad>
+        <m:r>
+          <m:rPr>
+            <m:sty m:val="p"/>
+          </m:rPr>
+          <m:t>&gt;</m:t>
+        </m:r>
+        <m:r>
+          <m:t>0</m:t>
+        </m:r>
+      </m:oMath>
+      <w:r>
+        <w:rPr>
+          <w:rFonts w:ascii="Times New Roman" w:hAnsi="Times New Roman"/>
+          <w:sz w:val="24"/>
+          <w:rFonts w:ascii="Times New Roman" w:hAnsi="Times New Roman" w:cs="Times New Roman"/>
+        </w:rPr>
+        <w:t xml:space="preserve"> </w:t>
+      </w:r>
+      <w:r>
+        <w:rPr>
+          <w:rFonts w:ascii="Times New Roman" w:hAnsi="Times New Roman"/>
+          <w:sz w:val="24"/>
+          <w:rFonts w:ascii="Times New Roman" w:hAnsi="Times New Roman" w:cs="Times New Roman"/>
+        </w:rPr>
+        <w:t xml:space="preserve">nên hàm số đạt cực tiểu tại</w:t>
+      </w:r>
+      <w:r>
+        <w:rPr>
+          <w:rFonts w:ascii="Times New Roman" w:hAnsi="Times New Roman"/>
+          <w:sz w:val="24"/>
+          <w:rFonts w:ascii="Times New Roman" w:hAnsi="Times New Roman" w:cs="Times New Roman"/>
+        </w:rPr>
+        <w:t xml:space="preserve"> </w:t>
+      </w:r>
+      <m:oMath>
+        <m:r>
+          <m:t>x</m:t>
+        </m:r>
+        <m:r>
+          <m:rPr>
+            <m:sty m:val="p"/>
+          </m:rPr>
+          <m:t>=</m:t>
+        </m:r>
+        <m:rad>
+          <m:radPr>
+            <m:degHide m:val="on"/>
+          </m:radPr>
+          <m:deg/>
+          <m:e>
+            <m:r>
+              <m:t>a</m:t>
+            </m:r>
+          </m:e>
+        </m:rad>
+      </m:oMath>
+      <w:r>
+        <w:rPr>
+          <w:rFonts w:ascii="Times New Roman" w:hAnsi="Times New Roman"/>
+          <w:sz w:val="24"/>
+          <w:rFonts w:ascii="Times New Roman" w:hAnsi="Times New Roman" w:cs="Times New Roman"/>
+        </w:rPr>
+        <w:t xml:space="preserve">. Theo giả thiết hàm số đạt cực tiểu tại</w:t>
+      </w:r>
+      <w:r>
+        <w:rPr>
+          <w:rFonts w:ascii="Times New Roman" w:hAnsi="Times New Roman"/>
+          <w:sz w:val="24"/>
+          <w:rFonts w:ascii="Times New Roman" w:hAnsi="Times New Roman" w:cs="Times New Roman"/>
+        </w:rPr>
+        <w:t xml:space="preserve"> </w:t>
+      </w:r>
+      <m:oMath>
+        <m:r>
+          <m:t>x</m:t>
+        </m:r>
+        <m:r>
+          <m:rPr>
+            <m:sty m:val="p"/>
+          </m:rPr>
+          <m:t>=</m:t>
+        </m:r>
+        <m:r>
           <m:t>3</m:t>
         </m:r>
-        <m:r>
-          <m:rPr>
-            <m:sty m:val="p"/>
-          </m:rPr>
-          <m:t>⟹</m:t>
+      </m:oMath>
+      <w:r>
+        <w:rPr>
+          <w:rFonts w:ascii="Times New Roman" w:hAnsi="Times New Roman"/>
+          <w:sz w:val="24"/>
+          <w:rFonts w:ascii="Times New Roman" w:hAnsi="Times New Roman" w:cs="Times New Roman"/>
+        </w:rPr>
+        <w:t xml:space="preserve">, suy ra</w:t>
+      </w:r>
+      <w:r>
+        <w:rPr>
+          <w:rFonts w:ascii="Times New Roman" w:hAnsi="Times New Roman"/>
+          <w:sz w:val="24"/>
+          <w:rFonts w:ascii="Times New Roman" w:hAnsi="Times New Roman" w:cs="Times New Roman"/>
+        </w:rPr>
+        <w:t xml:space="preserve"> </w:t>
+      </w:r>
+      <m:oMath>
+        <m:rad>
+          <m:radPr>
+            <m:degHide m:val="on"/>
+          </m:radPr>
+          <m:deg/>
+          <m:e>
+            <m:r>
+              <m:t>a</m:t>
+            </m:r>
+          </m:e>
+        </m:rad>
+        <m:r>
+          <m:rPr>
+            <m:sty m:val="p"/>
+          </m:rPr>
+          <m:t>=</m:t>
+        </m:r>
+        <m:r>
+          <m:t>3</m:t>
+        </m:r>
+        <m:r>
+          <m:rPr>
+            <m:sty m:val="p"/>
+          </m:rPr>
+          <m:t>⇔</m:t>
         </m:r>
         <m:r>
           <m:t>a</m:t>
@@ -12993,6 +15712,7 @@
       <w:rFonts w:ascii="Times New Roman" w:hAnsi="Times New Roman"/>
       <w:color w:val="000000"/>
       <w:sz w:val="24"/>
+      <w:rFonts w:ascii="Times New Roman" w:hAnsi="Times New Roman" w:cs="Times New Roman"/>
     </w:rPr>
   </w:style>
   <w:style w:styleId="BodyText" w:type="paragraph">
